--- a/fuentes/CFA2_62330168_DU.docx
+++ b/fuentes/CFA2_62330168_DU.docx
@@ -1,6 +1,6 @@
 
 <file path=word/document.xml><?xml version="1.0" encoding="utf-8"?>
-<w:document xmlns:wpc="http://schemas.microsoft.com/office/word/2010/wordprocessingCanvas" xmlns:cx="http://schemas.microsoft.com/office/drawing/2014/chartex" xmlns:cx1="http://schemas.microsoft.com/office/drawing/2015/9/8/chartex" xmlns:cx2="http://schemas.microsoft.com/office/drawing/2015/10/21/chartex" xmlns:cx3="http://schemas.microsoft.com/office/drawing/2016/5/9/chartex" xmlns:cx4="http://schemas.microsoft.com/office/drawing/2016/5/10/chartex" xmlns:cx5="http://schemas.microsoft.com/office/drawing/2016/5/11/chartex" xmlns:cx6="http://schemas.microsoft.com/office/drawing/2016/5/12/chartex" xmlns:cx7="http://schemas.microsoft.com/office/drawing/2016/5/13/chartex" xmlns:cx8="http://schemas.microsoft.com/office/drawing/2016/5/14/chartex" xmlns:mc="http://schemas.openxmlformats.org/markup-compatibility/2006" xmlns:aink="http://schemas.microsoft.com/office/drawing/2016/ink" xmlns:am3d="http://schemas.microsoft.com/office/drawing/2017/model3d" xmlns:o="urn:schemas-microsoft-com:office:office" xmlns:r="http://schemas.openxmlformats.org/officeDocument/2006/relationships" xmlns:m="http://schemas.openxmlformats.org/officeDocument/2006/math" xmlns:v="urn:schemas-microsoft-com:vml" xmlns:wp14="http://schemas.microsoft.com/office/word/2010/wordprocessingDrawing" xmlns:wp="http://schemas.openxmlformats.org/drawingml/2006/wordprocessingDrawing" xmlns:w10="urn:schemas-microsoft-com:office:word" xmlns:w="http://schemas.openxmlformats.org/wordprocessingml/2006/main" xmlns:w14="http://schemas.microsoft.com/office/word/2010/wordml" xmlns:w15="http://schemas.microsoft.com/office/word/2012/wordml" xmlns:w16cex="http://schemas.microsoft.com/office/word/2018/wordml/cex" xmlns:w16cid="http://schemas.microsoft.com/office/word/2016/wordml/cid" xmlns:w16="http://schemas.microsoft.com/office/word/2018/wordml" xmlns:w16sdtdh="http://schemas.microsoft.com/office/word/2020/wordml/sdtdatahash" xmlns:w16se="http://schemas.microsoft.com/office/word/2015/wordml/symex" xmlns:wpg="http://schemas.microsoft.com/office/word/2010/wordprocessingGroup" xmlns:wpi="http://schemas.microsoft.com/office/word/2010/wordprocessingInk" xmlns:wne="http://schemas.microsoft.com/office/word/2006/wordml" xmlns:wps="http://schemas.microsoft.com/office/word/2010/wordprocessingShape" mc:Ignorable="w14 w15 w16se w16cid w16 w16cex w16sdtdh wp14">
+<w:document xmlns:wpc="http://schemas.microsoft.com/office/word/2010/wordprocessingCanvas" xmlns:cx="http://schemas.microsoft.com/office/drawing/2014/chartex" xmlns:cx1="http://schemas.microsoft.com/office/drawing/2015/9/8/chartex" xmlns:cx2="http://schemas.microsoft.com/office/drawing/2015/10/21/chartex" xmlns:cx3="http://schemas.microsoft.com/office/drawing/2016/5/9/chartex" xmlns:cx4="http://schemas.microsoft.com/office/drawing/2016/5/10/chartex" xmlns:cx5="http://schemas.microsoft.com/office/drawing/2016/5/11/chartex" xmlns:cx6="http://schemas.microsoft.com/office/drawing/2016/5/12/chartex" xmlns:cx7="http://schemas.microsoft.com/office/drawing/2016/5/13/chartex" xmlns:cx8="http://schemas.microsoft.com/office/drawing/2016/5/14/chartex" xmlns:mc="http://schemas.openxmlformats.org/markup-compatibility/2006" xmlns:aink="http://schemas.microsoft.com/office/drawing/2016/ink" xmlns:am3d="http://schemas.microsoft.com/office/drawing/2017/model3d" xmlns:o="urn:schemas-microsoft-com:office:office" xmlns:r="http://schemas.openxmlformats.org/officeDocument/2006/relationships" xmlns:m="http://schemas.openxmlformats.org/officeDocument/2006/math" xmlns:v="urn:schemas-microsoft-com:vml" xmlns:wp14="http://schemas.microsoft.com/office/word/2010/wordprocessingDrawing" xmlns:wp="http://schemas.openxmlformats.org/drawingml/2006/wordprocessingDrawing" xmlns:w10="urn:schemas-microsoft-com:office:word" xmlns:w="http://schemas.openxmlformats.org/wordprocessingml/2006/main" xmlns:w14="http://schemas.microsoft.com/office/word/2010/wordml" xmlns:w15="http://schemas.microsoft.com/office/word/2012/wordml" xmlns:w16cex="http://schemas.microsoft.com/office/word/2018/wordml/cex" xmlns:w16cid="http://schemas.microsoft.com/office/word/2016/wordml/cid" xmlns:w16="http://schemas.microsoft.com/office/word/2018/wordml" xmlns:w16sdtdh="http://schemas.microsoft.com/office/word/2020/wordml/sdtdatahash" xmlns:w16se="http://schemas.microsoft.com/office/word/2015/wordml/symex" xmlns:wpg="http://schemas.microsoft.com/office/word/2010/wordprocessingGroup" xmlns:wpi="http://schemas.microsoft.com/office/word/2010/wordprocessingInk" xmlns:wne="http://schemas.microsoft.com/office/word/2006/wordml" xmlns:wps="http://schemas.microsoft.com/office/word/2010/wordprocessingShape" xmlns:a="http://schemas.openxmlformats.org/drawingml/2006/main" xmlns:adec="http://schemas.microsoft.com/office/drawing/2017/decorative" xmlns:pic="http://schemas.openxmlformats.org/drawingml/2006/picture" xmlns:a14="http://schemas.microsoft.com/office/drawing/2010/main" xmlns:asvg="http://schemas.microsoft.com/office/drawing/2016/SVG/main" mc:Ignorable="w14 w15 w16se w16cid w16 w16cex w16sdtdh wp14">
   <w:body>
     <w:p>
       <w:pPr>
@@ -207,7 +207,7 @@
           </mc:Choice>
           <mc:Fallback xmlns:oel="http://schemas.microsoft.com/office/2019/extlst">
             <w:pict>
-              <v:rect w14:anchorId="4C256C62" id="Rectángulo 3" o:spid="_x0000_s1026" alt="&quot;&quot;" style="position:absolute;margin-left:-55.95pt;margin-top:26.4pt;width:613.85pt;height:164.25pt;z-index:-251655168;visibility:visible;mso-wrap-style:square;mso-height-percent:0;mso-wrap-distance-left:9pt;mso-wrap-distance-top:0;mso-wrap-distance-right:9pt;mso-wrap-distance-bottom:0;mso-position-horizontal:absolute;mso-position-horizontal-relative:text;mso-position-vertical:absolute;mso-position-vertical-relative:text;mso-height-percent:0;mso-height-relative:margin;v-text-anchor:middle" o:gfxdata="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" fillcolor="#00314d" stroked="f" strokeweight="1pt"/>
+              <v:rect id="Rectángulo 3" style="position:absolute;margin-left:-55.95pt;margin-top:26.4pt;width:613.85pt;height:164.25pt;z-index:-251655168;visibility:visible;mso-wrap-style:square;mso-height-percent:0;mso-wrap-distance-left:9pt;mso-wrap-distance-top:0;mso-wrap-distance-right:9pt;mso-wrap-distance-bottom:0;mso-position-horizontal:absolute;mso-position-horizontal-relative:text;mso-position-vertical:absolute;mso-position-vertical-relative:text;mso-height-percent:0;mso-height-relative:margin;v-text-anchor:middle" alt="&quot;&quot;" o:spid="_x0000_s1026" fillcolor="#00314d" stroked="f" strokeweight="1pt" w14:anchorId="4C256C62" o:gfxdata="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"/>
             </w:pict>
           </mc:Fallback>
         </mc:AlternateContent>
@@ -313,11 +313,11 @@
           </mc:Choice>
           <mc:Fallback>
             <w:pict>
-              <v:shapetype w14:anchorId="2E2DABF6" id="_x0000_t202" coordsize="21600,21600" o:spt="202" path="m,l,21600r21600,l21600,xe">
+              <v:shapetype id="_x0000_t202" coordsize="21600,21600" o:spt="202" path="m,l,21600r21600,l21600,xe" w14:anchorId="2E2DABF6">
                 <v:stroke joinstyle="miter"/>
                 <v:path gradientshapeok="t" o:connecttype="rect"/>
               </v:shapetype>
-              <v:shape id="Cuadro de texto 2" o:spid="_x0000_s1026" type="#_x0000_t202" alt="&quot;&quot;" style="position:absolute;left:0;text-align:left;margin-left:-25.2pt;margin-top:21.9pt;width:549pt;height:102.95pt;z-index:251663360;visibility:visible;mso-wrap-style:square;mso-width-percent:0;mso-height-percent:0;mso-wrap-distance-left:9pt;mso-wrap-distance-top:3.6pt;mso-wrap-distance-right:9pt;mso-wrap-distance-bottom:3.6pt;mso-position-horizontal:absolute;mso-position-horizontal-relative:margin;mso-position-vertical:absolute;mso-position-vertical-relative:text;mso-width-percent:0;mso-height-percent:0;mso-width-relative:margin;mso-height-relative:margin;v-text-anchor:top" o:gfxdata="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" filled="f" stroked="f">
+              <v:shape id="Cuadro de texto 2" style="position:absolute;left:0;text-align:left;margin-left:-25.2pt;margin-top:21.9pt;width:549pt;height:102.95pt;z-index:251663360;visibility:visible;mso-wrap-style:square;mso-width-percent:0;mso-height-percent:0;mso-wrap-distance-left:9pt;mso-wrap-distance-top:3.6pt;mso-wrap-distance-right:9pt;mso-wrap-distance-bottom:3.6pt;mso-position-horizontal:absolute;mso-position-horizontal-relative:margin;mso-position-vertical:absolute;mso-position-vertical-relative:text;mso-width-percent:0;mso-height-percent:0;mso-width-relative:margin;mso-height-relative:margin;v-text-anchor:top" alt="&quot;&quot;" o:spid="_x0000_s1026" filled="f" stroked="f" type="#_x0000_t202" o:gfxdata="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">
                 <v:textbox>
                   <w:txbxContent>
                     <w:p>
@@ -408,12 +408,12 @@
         </w:rPr>
       </w:pPr>
     </w:p>
-    <w:p>
+    <w:p w14:noSpellErr="1">
       <w:pPr>
         <w:rPr>
           <w:rFonts w:ascii="Calibri" w:hAnsi="Calibri"/>
-          <w:b/>
-          <w:bCs/>
+          <w:b w:val="1"/>
+          <w:bCs w:val="1"/>
           <w:color w:val="000000" w:themeColor="text1"/>
           <w:kern w:val="0"/>
           <w14:ligatures w14:val="none"/>
@@ -422,8 +422,8 @@
       <w:r>
         <w:rPr>
           <w:rFonts w:ascii="Calibri" w:hAnsi="Calibri"/>
-          <w:b/>
-          <w:bCs/>
+          <w:b w:val="1"/>
+          <w:bCs w:val="1"/>
           <w:color w:val="000000" w:themeColor="text1"/>
           <w:kern w:val="0"/>
           <w14:ligatures w14:val="none"/>
@@ -434,7 +434,7 @@
     <w:p>
       <w:pPr>
         <w:pBdr>
-          <w:bottom w:val="single" w:sz="12" w:space="1" w:color="auto"/>
+          <w:bottom w:val="single" w:color="auto" w:sz="12" w:space="1"/>
         </w:pBdr>
         <w:ind w:firstLine="1"/>
         <w:rPr>
@@ -454,7 +454,7 @@
     <w:p>
       <w:pPr>
         <w:pBdr>
-          <w:bottom w:val="single" w:sz="12" w:space="1" w:color="auto"/>
+          <w:bottom w:val="single" w:color="auto" w:sz="12" w:space="1"/>
         </w:pBdr>
         <w:ind w:firstLine="1"/>
         <w:rPr>
@@ -531,9 +531,15 @@
     </w:p>
     <w:sdt>
       <w:sdtPr>
-        <w:rPr>
-          <w:rFonts w:asciiTheme="minorHAnsi" w:eastAsiaTheme="minorEastAsia" w:hAnsiTheme="minorHAnsi" w:cstheme="minorBidi"/>
+        <w:id w:val="-1852639233"/>
+        <w:docPartObj>
+          <w:docPartGallery w:val="Table of Contents"/>
+          <w:docPartUnique/>
+        </w:docPartObj>
+        <w:rPr>
+          <w:rFonts w:ascii="Calibri" w:hAnsi="Calibri" w:eastAsia="游明朝" w:cs="Arial" w:asciiTheme="minorAscii" w:hAnsiTheme="minorAscii" w:eastAsiaTheme="minorEastAsia" w:cstheme="minorBidi"/>
           <w:b w:val="0"/>
+          <w:bCs w:val="0"/>
           <w:color w:val="auto"/>
           <w:kern w:val="2"/>
           <w:sz w:val="28"/>
@@ -541,13 +547,18 @@
           <w:lang w:eastAsia="en-US"/>
           <w14:ligatures w14:val="standardContextual"/>
         </w:rPr>
-        <w:id w:val="-1852639233"/>
-        <w:docPartObj>
-          <w:docPartGallery w:val="Table of Contents"/>
-          <w:docPartUnique/>
-        </w:docPartObj>
       </w:sdtPr>
-      <w:sdtEndPr/>
+      <w:sdtEndPr>
+        <w:rPr>
+          <w:rFonts w:ascii="Calibri" w:hAnsi="Calibri" w:eastAsia="游明朝" w:cs="Arial" w:asciiTheme="minorAscii" w:hAnsiTheme="minorAscii" w:eastAsiaTheme="minorEastAsia" w:cstheme="minorBidi"/>
+          <w:b w:val="0"/>
+          <w:bCs w:val="0"/>
+          <w:color w:val="auto"/>
+          <w:sz w:val="28"/>
+          <w:szCs w:val="28"/>
+          <w:lang w:eastAsia="en-US"/>
+        </w:rPr>
+      </w:sdtEndPr>
       <w:sdtContent>
         <w:p>
           <w:pPr>
@@ -584,7 +595,7 @@
           <w:r>
             <w:fldChar w:fldCharType="separate"/>
           </w:r>
-          <w:hyperlink w:anchor="_Toc236319111" w:history="1">
+          <w:hyperlink w:history="1" w:anchor="_Toc236319111">
             <w:r>
               <w:rPr>
                 <w:rStyle w:val="Hipervnculo"/>
@@ -657,7 +668,7 @@
               <w14:ligatures w14:val="none"/>
             </w:rPr>
           </w:pPr>
-          <w:hyperlink w:anchor="_Toc236319112" w:history="1">
+          <w:hyperlink w:history="1" w:anchor="_Toc236319112">
             <w:r>
               <w:rPr>
                 <w:rStyle w:val="Hipervnculo"/>
@@ -730,7 +741,7 @@
               <w14:ligatures w14:val="none"/>
             </w:rPr>
           </w:pPr>
-          <w:hyperlink w:anchor="_Toc236319113" w:history="1">
+          <w:hyperlink w:history="1" w:anchor="_Toc236319113">
             <w:r>
               <w:rPr>
                 <w:rStyle w:val="Hipervnculo"/>
@@ -803,7 +814,7 @@
               <w14:ligatures w14:val="none"/>
             </w:rPr>
           </w:pPr>
-          <w:hyperlink w:anchor="_Toc236319114" w:history="1">
+          <w:hyperlink w:history="1" w:anchor="_Toc236319114">
             <w:r>
               <w:rPr>
                 <w:rStyle w:val="Hipervnculo"/>
@@ -876,7 +887,7 @@
               <w14:ligatures w14:val="none"/>
             </w:rPr>
           </w:pPr>
-          <w:hyperlink w:anchor="_Toc236319115" w:history="1">
+          <w:hyperlink w:history="1" w:anchor="_Toc236319115">
             <w:r>
               <w:rPr>
                 <w:rStyle w:val="Hipervnculo"/>
@@ -949,7 +960,7 @@
               <w14:ligatures w14:val="none"/>
             </w:rPr>
           </w:pPr>
-          <w:hyperlink w:anchor="_Toc236319116" w:history="1">
+          <w:hyperlink w:history="1" w:anchor="_Toc236319116">
             <w:r>
               <w:rPr>
                 <w:rStyle w:val="Hipervnculo"/>
@@ -1022,7 +1033,7 @@
               <w14:ligatures w14:val="none"/>
             </w:rPr>
           </w:pPr>
-          <w:hyperlink w:anchor="_Toc236319117" w:history="1">
+          <w:hyperlink w:history="1" w:anchor="_Toc236319117">
             <w:r>
               <w:rPr>
                 <w:rStyle w:val="Hipervnculo"/>
@@ -1095,7 +1106,7 @@
               <w14:ligatures w14:val="none"/>
             </w:rPr>
           </w:pPr>
-          <w:hyperlink w:anchor="_Toc236319118" w:history="1">
+          <w:hyperlink w:history="1" w:anchor="_Toc236319118">
             <w:r>
               <w:rPr>
                 <w:rStyle w:val="Hipervnculo"/>
@@ -1168,7 +1179,7 @@
               <w14:ligatures w14:val="none"/>
             </w:rPr>
           </w:pPr>
-          <w:hyperlink w:anchor="_Toc236319119" w:history="1">
+          <w:hyperlink w:history="1" w:anchor="_Toc236319119">
             <w:r>
               <w:rPr>
                 <w:rStyle w:val="Hipervnculo"/>
@@ -1241,7 +1252,7 @@
               <w14:ligatures w14:val="none"/>
             </w:rPr>
           </w:pPr>
-          <w:hyperlink w:anchor="_Toc236319120" w:history="1">
+          <w:hyperlink w:history="1" w:anchor="_Toc236319120">
             <w:r>
               <w:rPr>
                 <w:rStyle w:val="Hipervnculo"/>
@@ -1314,7 +1325,7 @@
               <w14:ligatures w14:val="none"/>
             </w:rPr>
           </w:pPr>
-          <w:hyperlink w:anchor="_Toc236319121" w:history="1">
+          <w:hyperlink w:history="1" w:anchor="_Toc236319121">
             <w:r>
               <w:rPr>
                 <w:rStyle w:val="Hipervnculo"/>
@@ -1387,7 +1398,7 @@
               <w14:ligatures w14:val="none"/>
             </w:rPr>
           </w:pPr>
-          <w:hyperlink w:anchor="_Toc236319122" w:history="1">
+          <w:hyperlink w:history="1" w:anchor="_Toc236319122">
             <w:r>
               <w:rPr>
                 <w:rStyle w:val="Hipervnculo"/>
@@ -1460,7 +1471,7 @@
               <w14:ligatures w14:val="none"/>
             </w:rPr>
           </w:pPr>
-          <w:hyperlink w:anchor="_Toc236319123" w:history="1">
+          <w:hyperlink w:history="1" w:anchor="_Toc236319123">
             <w:r>
               <w:rPr>
                 <w:rStyle w:val="Hipervnculo"/>
@@ -1533,7 +1544,7 @@
               <w14:ligatures w14:val="none"/>
             </w:rPr>
           </w:pPr>
-          <w:hyperlink w:anchor="_Toc236319124" w:history="1">
+          <w:hyperlink w:history="1" w:anchor="_Toc236319124">
             <w:r>
               <w:rPr>
                 <w:rStyle w:val="Hipervnculo"/>
@@ -1606,7 +1617,7 @@
               <w14:ligatures w14:val="none"/>
             </w:rPr>
           </w:pPr>
-          <w:hyperlink w:anchor="_Toc236319125" w:history="1">
+          <w:hyperlink w:history="1" w:anchor="_Toc236319125">
             <w:r>
               <w:rPr>
                 <w:rStyle w:val="Hipervnculo"/>
@@ -1679,7 +1690,7 @@
               <w14:ligatures w14:val="none"/>
             </w:rPr>
           </w:pPr>
-          <w:hyperlink w:anchor="_Toc236319126" w:history="1">
+          <w:hyperlink w:history="1" w:anchor="_Toc236319126">
             <w:r>
               <w:rPr>
                 <w:rStyle w:val="Hipervnculo"/>
@@ -1752,7 +1763,7 @@
               <w14:ligatures w14:val="none"/>
             </w:rPr>
           </w:pPr>
-          <w:hyperlink w:anchor="_Toc236319127" w:history="1">
+          <w:hyperlink w:history="1" w:anchor="_Toc236319127">
             <w:r>
               <w:rPr>
                 <w:rStyle w:val="Hipervnculo"/>
@@ -1825,7 +1836,7 @@
               <w14:ligatures w14:val="none"/>
             </w:rPr>
           </w:pPr>
-          <w:hyperlink w:anchor="_Toc236319128" w:history="1">
+          <w:hyperlink w:history="1" w:anchor="_Toc236319128">
             <w:r>
               <w:rPr>
                 <w:rStyle w:val="Hipervnculo"/>
@@ -1898,7 +1909,7 @@
               <w14:ligatures w14:val="none"/>
             </w:rPr>
           </w:pPr>
-          <w:hyperlink w:anchor="_Toc236319129" w:history="1">
+          <w:hyperlink w:history="1" w:anchor="_Toc236319129">
             <w:r>
               <w:rPr>
                 <w:rStyle w:val="Hipervnculo"/>
@@ -1971,7 +1982,7 @@
               <w14:ligatures w14:val="none"/>
             </w:rPr>
           </w:pPr>
-          <w:hyperlink w:anchor="_Toc236319130" w:history="1">
+          <w:hyperlink w:history="1" w:anchor="_Toc236319130">
             <w:r>
               <w:rPr>
                 <w:rStyle w:val="Hipervnculo"/>
@@ -2044,7 +2055,7 @@
               <w14:ligatures w14:val="none"/>
             </w:rPr>
           </w:pPr>
-          <w:hyperlink w:anchor="_Toc236319131" w:history="1">
+          <w:hyperlink w:history="1" w:anchor="_Toc236319131">
             <w:r>
               <w:rPr>
                 <w:rStyle w:val="Hipervnculo"/>
@@ -2117,7 +2128,7 @@
               <w14:ligatures w14:val="none"/>
             </w:rPr>
           </w:pPr>
-          <w:hyperlink w:anchor="_Toc236319132" w:history="1">
+          <w:hyperlink w:history="1" w:anchor="_Toc236319132">
             <w:r>
               <w:rPr>
                 <w:rStyle w:val="Hipervnculo"/>
@@ -2190,7 +2201,7 @@
               <w14:ligatures w14:val="none"/>
             </w:rPr>
           </w:pPr>
-          <w:hyperlink w:anchor="_Toc236319133" w:history="1">
+          <w:hyperlink w:history="1" w:anchor="_Toc236319133">
             <w:r>
               <w:rPr>
                 <w:rStyle w:val="Hipervnculo"/>
@@ -2265,7 +2276,7 @@
       <w:pPr>
         <w:pStyle w:val="Titulosgenerales"/>
       </w:pPr>
-      <w:bookmarkStart w:id="0" w:name="_Toc236319111"/>
+      <w:bookmarkStart w:name="_Toc236319111" w:id="0"/>
       <w:r>
         <w:lastRenderedPageBreak/>
         <w:t>Introducción</w:t>
@@ -2381,7 +2392,7 @@
         <w:ind w:firstLine="0"/>
         <w:jc w:val="center"/>
       </w:pPr>
-      <w:hyperlink r:id="rId13" w:history="1">
+      <w:hyperlink w:history="1" r:id="rId13">
         <w:r>
           <w:rPr>
             <w:rStyle w:val="Hipervnculo"/>
@@ -2475,7 +2486,7 @@
       <w:pPr>
         <w:pStyle w:val="Ttulo1"/>
       </w:pPr>
-      <w:bookmarkStart w:id="1" w:name="_Toc236319112"/>
+      <w:bookmarkStart w:name="_Toc236319112" w:id="1"/>
       <w:r>
         <w:lastRenderedPageBreak/>
         <w:t>Implementación de técnicas de negociación</w:t>
@@ -2505,7 +2516,19 @@
         <w:rPr>
           <w:lang w:val="es-419" w:eastAsia="es-CO"/>
         </w:rPr>
-        <w:t>Las habilidades que se necesitan dependen del entorno, el resultado deseado y las partes involucradas. A continuación, se presenta algunas habilidades clave de negociación que se aplican a muchas situaciones:</w:t>
+        <w:t>Las habilidades que se necesitan dependen del entorno, el resultado deseado y las partes involucradas. A continuación, se presenta</w:t>
+      </w:r>
+      <w:r>
+        <w:rPr>
+          <w:lang w:val="es-419" w:eastAsia="es-CO"/>
+        </w:rPr>
+        <w:t>n</w:t>
+      </w:r>
+      <w:r>
+        <w:rPr>
+          <w:lang w:val="es-419" w:eastAsia="es-CO"/>
+        </w:rPr>
+        <w:t xml:space="preserve"> algunas habilidades clave de negociación que se aplican a muchas situaciones:</w:t>
       </w:r>
     </w:p>
     <w:p>
@@ -2681,7 +2704,7 @@
       <w:pPr>
         <w:pStyle w:val="Ttulo2"/>
       </w:pPr>
-      <w:bookmarkStart w:id="2" w:name="_Toc236319113"/>
+      <w:bookmarkStart w:name="_Toc236319113" w:id="2"/>
       <w:r>
         <w:t>Desarrollo de habilidades personales y actitudes para la negociación</w:t>
       </w:r>
@@ -3075,7 +3098,19 @@
         <w:rPr>
           <w:lang w:val="es-419" w:eastAsia="es-CO"/>
         </w:rPr>
-        <w:t xml:space="preserve">El proceso de negociación es subjetivo y depende del carácter de la persona negociadora. Para lograr un éxito en esta estrategia el negociador debe tener las siguientes habilidades personales y técnicas orientadas a la negociación, la cuales presenta el sitio </w:t>
+        <w:t>El proceso de negociación es subjetivo y depende del carácter de la persona negociadora. Para lograr un éxito en esta estrategia</w:t>
+      </w:r>
+      <w:r>
+        <w:rPr>
+          <w:lang w:val="es-419" w:eastAsia="es-CO"/>
+        </w:rPr>
+        <w:t>,</w:t>
+      </w:r>
+      <w:r>
+        <w:rPr>
+          <w:lang w:val="es-419" w:eastAsia="es-CO"/>
+        </w:rPr>
+        <w:t xml:space="preserve"> el negociador debe tener las siguientes habilidades personales y técnicas orientadas a la negociación, la cuales presenta el sitio </w:t>
       </w:r>
       <w:r>
         <w:rPr>
@@ -3501,7 +3536,19 @@
         <w:rPr>
           <w:lang w:val="es-419" w:eastAsia="es-CO"/>
         </w:rPr>
-        <w:t>Para que el negociador tenga éxito, es necesario que fortalezca una serie de habilidades y actitudes que le permitan estar bajo presión, tener autocontrol, escuchar atentamente, tener capacidad de análisis para proponer, refutar, concertar, conciliar y ceder obteniendo los mejores resultados.</w:t>
+        <w:t>Para que el negociador tenga éxito, es necesario que fortalezca una serie de habilidades y actitudes que le permitan estar bajo presión, tener autocontrol, escuchar atentamente, tener capacidad de análisis para proponer, refutar, concertar, conciliar y ceder</w:t>
+      </w:r>
+      <w:r>
+        <w:rPr>
+          <w:lang w:val="es-419" w:eastAsia="es-CO"/>
+        </w:rPr>
+        <w:t>,</w:t>
+      </w:r>
+      <w:r>
+        <w:rPr>
+          <w:lang w:val="es-419" w:eastAsia="es-CO"/>
+        </w:rPr>
+        <w:t xml:space="preserve"> obteniendo los mejores resultados.</w:t>
       </w:r>
     </w:p>
     <w:p>
@@ -3528,7 +3575,7 @@
       <w:pPr>
         <w:pStyle w:val="Ttulo2"/>
       </w:pPr>
-      <w:bookmarkStart w:id="3" w:name="_Toc236319114"/>
+      <w:bookmarkStart w:name="_Toc236319114" w:id="3"/>
       <w:r>
         <w:t>Habilidades para tratar con las personas en la negociación</w:t>
       </w:r>
@@ -3763,7 +3810,7 @@
         <w:rPr>
           <w:lang w:val="es-419" w:eastAsia="es-CO"/>
         </w:rPr>
-        <w:t>A partir de lo anterior, se presenta la esta tabla, que sintetiza las principales habilidades interpersonales presentes en la negociación, su descripción y el efecto esperado que generan en el desarrollo del proceso negociador y en la construcción de acuerdos sostenibles:</w:t>
+        <w:t>A partir de lo anterior, se presenta esta tabla, que sintetiza las principales habilidades interpersonales presentes en la negociación, su descripción y el efecto esperado que generan en el desarrollo del proceso negociador y en la construcción de acuerdos sostenibles:</w:t>
       </w:r>
     </w:p>
     <w:p>
@@ -4141,7 +4188,7 @@
       <w:pPr>
         <w:pStyle w:val="Ttulo2"/>
       </w:pPr>
-      <w:bookmarkStart w:id="4" w:name="_Toc236319115"/>
+      <w:bookmarkStart w:name="_Toc236319115" w:id="4"/>
       <w:r>
         <w:t>Actitudes en la negociación</w:t>
       </w:r>
@@ -5099,7 +5146,7 @@
       <w:pPr>
         <w:pStyle w:val="Ttulo2"/>
       </w:pPr>
-      <w:bookmarkStart w:id="5" w:name="_Toc236319116"/>
+      <w:bookmarkStart w:name="_Toc236319116" w:id="5"/>
       <w:r>
         <w:t>Habilidades de comunicación</w:t>
       </w:r>
@@ -5174,7 +5221,7 @@
         <w:rPr>
           <w:lang w:val="es-419" w:eastAsia="es-CO"/>
         </w:rPr>
-        <w:t>La siguiente tabla ejemplifica un poco cada componente que hace parte dentro de la comunicación y relaciona su funcionalidad:</w:t>
+        <w:t>La siguiente tabla ejemplifica un poco cada componente que hace parte de la comunicación y relaciona su funcionalidad:</w:t>
       </w:r>
     </w:p>
     <w:p>
@@ -5590,7 +5637,7 @@
       <w:pPr>
         <w:pStyle w:val="Ttulo2"/>
       </w:pPr>
-      <w:bookmarkStart w:id="6" w:name="_Toc236319117"/>
+      <w:bookmarkStart w:name="_Toc236319117" w:id="6"/>
       <w:r>
         <w:t>Ética de la negociación</w:t>
       </w:r>
@@ -5991,7 +6038,7 @@
       <w:pPr>
         <w:pStyle w:val="Ttulo2"/>
       </w:pPr>
-      <w:bookmarkStart w:id="7" w:name="_Toc236319118"/>
+      <w:bookmarkStart w:name="_Toc236319118" w:id="7"/>
       <w:r>
         <w:lastRenderedPageBreak/>
         <w:t>Técnicas de negociación aplicadas</w:t>
@@ -6060,7 +6107,19 @@
         <w:rPr>
           <w:lang w:val="es-419" w:eastAsia="es-CO"/>
         </w:rPr>
-        <w:t>El aprendizaje debe centrarse, entonces, en reconocer cuándo y cómo aplicar cada enfoque como lo muestra la siguiente tabla:</w:t>
+        <w:t>El aprendizaje debe centrarse, entonces, en reconocer cuándo y cómo aplicar cada enfoque</w:t>
+      </w:r>
+      <w:r>
+        <w:rPr>
+          <w:lang w:val="es-419" w:eastAsia="es-CO"/>
+        </w:rPr>
+        <w:t>,</w:t>
+      </w:r>
+      <w:r>
+        <w:rPr>
+          <w:lang w:val="es-419" w:eastAsia="es-CO"/>
+        </w:rPr>
+        <w:t xml:space="preserve"> como lo muestra la siguiente tabla:</w:t>
       </w:r>
     </w:p>
     <w:p>
@@ -6558,7 +6617,7 @@
       <w:pPr>
         <w:pStyle w:val="Ttulo1"/>
       </w:pPr>
-      <w:bookmarkStart w:id="8" w:name="_Toc236319119"/>
+      <w:bookmarkStart w:name="_Toc236319119" w:id="8"/>
       <w:r>
         <w:lastRenderedPageBreak/>
         <w:t>Técnicas de venta y negociación hasta el cierre</w:t>
@@ -6589,7 +6648,7 @@
       <w:pPr>
         <w:pStyle w:val="Ttulo2"/>
       </w:pPr>
-      <w:bookmarkStart w:id="9" w:name="_Toc236319120"/>
+      <w:bookmarkStart w:name="_Toc236319120" w:id="9"/>
       <w:r>
         <w:t>Técnicas de negociación en ventas</w:t>
       </w:r>
@@ -6983,7 +7042,7 @@
       <w:pPr>
         <w:pStyle w:val="Ttulo2"/>
       </w:pPr>
-      <w:bookmarkStart w:id="10" w:name="_Toc236319121"/>
+      <w:bookmarkStart w:name="_Toc236319121" w:id="10"/>
       <w:r>
         <w:lastRenderedPageBreak/>
         <w:t>Técnicas en ventas efectivas</w:t>
@@ -7748,7 +7807,7 @@
       <w:pPr>
         <w:pStyle w:val="Ttulo2"/>
       </w:pPr>
-      <w:bookmarkStart w:id="11" w:name="_Toc236319122"/>
+      <w:bookmarkStart w:name="_Toc236319122" w:id="11"/>
       <w:r>
         <w:t>Manejo de objeciones</w:t>
       </w:r>
@@ -8983,6 +9042,12 @@
         </w:rPr>
         <w:t>n este tipo de barrera, el comprador potencial puede escuchar la presentación, pero aún no considera que la información sea suficiente para confiar en la calidad del producto y concretar la compra</w:t>
       </w:r>
+      <w:r>
+        <w:rPr>
+          <w:lang w:val="es-419" w:eastAsia="es-CO"/>
+        </w:rPr>
+        <w:t>.</w:t>
+      </w:r>
     </w:p>
     <w:p>
       <w:pPr>
@@ -9396,7 +9461,7 @@
       <w:pPr>
         <w:pStyle w:val="Ttulo2"/>
       </w:pPr>
-      <w:bookmarkStart w:id="12" w:name="_Toc236319123"/>
+      <w:bookmarkStart w:name="_Toc236319123" w:id="12"/>
       <w:r>
         <w:t>Negociación estratégica</w:t>
       </w:r>
@@ -9465,6 +9530,19 @@
     </w:p>
     <w:p>
       <w:pPr>
+        <w:rPr>
+          <w:lang w:val="es-419" w:eastAsia="es-CO"/>
+        </w:rPr>
+      </w:pPr>
+      <w:r>
+        <w:rPr>
+          <w:lang w:val="es-419" w:eastAsia="es-CO"/>
+        </w:rPr>
+        <w:t>Se diferencia de la negociación tradicional porque:</w:t>
+      </w:r>
+    </w:p>
+    <w:p>
+      <w:pPr>
         <w:pStyle w:val="Prrafodelista"/>
         <w:numPr>
           <w:ilvl w:val="0"/>
@@ -9478,7 +9556,8 @@
         <w:rPr>
           <w:lang w:val="es-419" w:eastAsia="es-CO"/>
         </w:rPr>
-        <w:t>Se diferencia de la negociación tradicional porque:</w:t>
+        <w:lastRenderedPageBreak/>
+        <w:t>Está basada en análisis y preparación previa.</w:t>
       </w:r>
     </w:p>
     <w:p>
@@ -9496,7 +9575,7 @@
         <w:rPr>
           <w:lang w:val="es-419" w:eastAsia="es-CO"/>
         </w:rPr>
-        <w:t>Está basada en análisis y preparación previa.</w:t>
+        <w:t>Busca relaciones de largo plazo.</w:t>
       </w:r>
     </w:p>
     <w:p>
@@ -9514,8 +9593,7 @@
         <w:rPr>
           <w:lang w:val="es-419" w:eastAsia="es-CO"/>
         </w:rPr>
-        <w:lastRenderedPageBreak/>
-        <w:t>Busca relaciones de largo plazo.</w:t>
+        <w:t>Considera intereses reales y no solo posiciones.</w:t>
       </w:r>
     </w:p>
     <w:p>
@@ -9533,24 +9611,6 @@
         <w:rPr>
           <w:lang w:val="es-419" w:eastAsia="es-CO"/>
         </w:rPr>
-        <w:t>Considera intereses reales y no solo posiciones.</w:t>
-      </w:r>
-    </w:p>
-    <w:p>
-      <w:pPr>
-        <w:pStyle w:val="Prrafodelista"/>
-        <w:numPr>
-          <w:ilvl w:val="0"/>
-          <w:numId w:val="23"/>
-        </w:numPr>
-        <w:rPr>
-          <w:lang w:val="es-419" w:eastAsia="es-CO"/>
-        </w:rPr>
-      </w:pPr>
-      <w:r>
-        <w:rPr>
-          <w:lang w:val="es-419" w:eastAsia="es-CO"/>
-        </w:rPr>
         <w:t>Integra objetivos comerciales, organizacionales y relacionales.</w:t>
       </w:r>
     </w:p>
@@ -9643,14 +9703,14 @@
         <w:rPr>
           <w:lang w:val="es-419" w:eastAsia="es-CO"/>
         </w:rPr>
-        <w:t xml:space="preserve">La negociación estratégica posee características que la diferencian de otras formas de negociación. La primera es la planificación previa, que implica realizar un análisis profundo de la información disponible, los intereses de las partes y los posibles escenarios antes de iniciar el proceso. Otra característica es la orientación a resultados, enfocada en alcanzar acuerdos beneficiosos para las partes involucradas. Asimismo, se fundamenta en un enfoque basado en intereses, priorizando la comprensión de las necesidades reales de cada parte para generar valor compartido y favorecer el establecimiento de relaciones de largo plazo sustentadas en la confianza. Finalmente, la flexibilidad estratégica permite ajustar las tácticas y estrategias durante el proceso de </w:t>
+        <w:t xml:space="preserve">La negociación estratégica posee características que la diferencian de otras formas de negociación. La primera es la planificación previa, que implica realizar un análisis profundo de la información disponible, los intereses de las partes y los posibles escenarios antes de iniciar el proceso. Otra característica es la orientación a resultados, enfocada en alcanzar acuerdos beneficiosos para las partes involucradas. Asimismo, se fundamenta en un enfoque basado en intereses, priorizando la comprensión de las necesidades reales de cada parte para generar valor compartido y favorecer el establecimiento de relaciones de largo plazo sustentadas en la confianza. Finalmente, la </w:t>
       </w:r>
       <w:r>
         <w:rPr>
           <w:lang w:val="es-419" w:eastAsia="es-CO"/>
         </w:rPr>
         <w:lastRenderedPageBreak/>
-        <w:t>negociación, facilitando la adaptación a los cambios y a las dinámicas propias de cada situación.</w:t>
+        <w:t>flexibilidad estratégica permite ajustar las tácticas y estrategias durante el proceso de negociación, facilitando la adaptación a los cambios y a las dinámicas propias de cada situación.</w:t>
       </w:r>
     </w:p>
     <w:p>
@@ -9934,6 +9994,7 @@
         <w:rPr>
           <w:lang w:val="es-419" w:eastAsia="es-CO"/>
         </w:rPr>
+        <w:lastRenderedPageBreak/>
         <w:t>Claridad en la presentación de propuestas.</w:t>
       </w:r>
     </w:p>
@@ -9956,7 +10017,6 @@
           <w:bCs/>
           <w:lang w:val="es-419" w:eastAsia="es-CO"/>
         </w:rPr>
-        <w:lastRenderedPageBreak/>
         <w:t>Manejo del poder negociador</w:t>
       </w:r>
     </w:p>
@@ -10823,7 +10883,7 @@
       <w:pPr>
         <w:pStyle w:val="Ttulo2"/>
       </w:pPr>
-      <w:bookmarkStart w:id="13" w:name="_Toc236319124"/>
+      <w:bookmarkStart w:name="_Toc236319124" w:id="13"/>
       <w:r>
         <w:t>Cierre de ventas</w:t>
       </w:r>
@@ -11337,7 +11397,7 @@
       <w:pPr>
         <w:pStyle w:val="Ttulo2"/>
       </w:pPr>
-      <w:bookmarkStart w:id="14" w:name="_Toc236319125"/>
+      <w:bookmarkStart w:name="_Toc236319125" w:id="14"/>
       <w:r>
         <w:t>Definición de objetivos: establecer metas claras</w:t>
       </w:r>
@@ -12183,7 +12243,7 @@
       <w:pPr>
         <w:pStyle w:val="Ttulo2"/>
       </w:pPr>
-      <w:bookmarkStart w:id="15" w:name="_Toc236319126"/>
+      <w:bookmarkStart w:name="_Toc236319126" w:id="15"/>
       <w:r>
         <w:t>Mejor Alternativa a un Acuerdo Negociado - M.A.A.N.</w:t>
       </w:r>
@@ -13166,7 +13226,7 @@
         <w:rPr>
           <w:lang w:val="es-419" w:eastAsia="es-CO"/>
         </w:rPr>
-        <w:t>Basado en la explicación previa sobre todos los aspectos que tienen que ver que con la implementación de la Mejor Alternativa a un Acuerdo Negociado (M.A.A.N.), se relaciona la siguiente tabla:</w:t>
+        <w:t>Basado en la explicación previa sobre todos los aspectos que tienen que ver con la implementación de la Mejor Alternativa a un Acuerdo Negociado (M.A.A.N.), se relaciona la siguiente tabla:</w:t>
       </w:r>
     </w:p>
     <w:p>
@@ -13517,7 +13577,7 @@
       <w:pPr>
         <w:pStyle w:val="Ttulo2"/>
       </w:pPr>
-      <w:bookmarkStart w:id="16" w:name="_Toc236319127"/>
+      <w:bookmarkStart w:name="_Toc236319127" w:id="16"/>
       <w:r>
         <w:t>Contratos y acuerdos comerciales</w:t>
       </w:r>
@@ -13851,7 +13911,7 @@
       <w:pPr>
         <w:pStyle w:val="Ttulo2"/>
       </w:pPr>
-      <w:bookmarkStart w:id="17" w:name="_Toc236319128"/>
+      <w:bookmarkStart w:name="_Toc236319128" w:id="17"/>
       <w:r>
         <w:lastRenderedPageBreak/>
         <w:t>Condiciones comerciales de la negociación</w:t>
@@ -14148,7 +14208,7 @@
       <w:pPr>
         <w:pStyle w:val="Ttulo2"/>
       </w:pPr>
-      <w:bookmarkStart w:id="18" w:name="_Toc236319129"/>
+      <w:bookmarkStart w:name="_Toc236319129" w:id="18"/>
       <w:r>
         <w:t>Costos de envío y distribución en el proceso de venta</w:t>
       </w:r>
@@ -14504,7 +14564,7 @@
           <w:u w:val="single"/>
         </w:rPr>
       </w:pPr>
-      <w:bookmarkStart w:id="19" w:name="_Toc236319130"/>
+      <w:bookmarkStart w:name="_Toc236319130" w:id="19"/>
       <w:r>
         <w:lastRenderedPageBreak/>
         <w:t>Síntesis</w:t>
@@ -14540,7 +14600,21 @@
           <w:noProof/>
           <w:lang w:eastAsia="es-CO"/>
         </w:rPr>
-        <w:t>A lo largo de su desarrollo se evidencia que el desempeño exitoso del negociador en ventas depende de la integración de habilidades personales, actitudes adecuadas, comunicación efectiva, comportamiento ético, manejo de objeciones, definición de objetivos claros, técnicas de cierre y conocimiento del M.A.A.N. En conjunto, estos elementos permiten conducir procesos de negociación con preparación, flexibilidad y un enfoque orientado al beneficio mutuo.</w:t>
+        <w:t>A lo largo de su desarrollo</w:t>
+      </w:r>
+      <w:r>
+        <w:rPr>
+          <w:noProof/>
+          <w:lang w:eastAsia="es-CO"/>
+        </w:rPr>
+        <w:t>,</w:t>
+      </w:r>
+      <w:r>
+        <w:rPr>
+          <w:noProof/>
+          <w:lang w:eastAsia="es-CO"/>
+        </w:rPr>
+        <w:t xml:space="preserve"> se evidencia que el desempeño exitoso del negociador en ventas depende de la integración de habilidades personales, actitudes adecuadas, comunicación efectiva, comportamiento ético, manejo de objeciones, definición de objetivos claros, técnicas de cierre y conocimiento del M.A.A.N. En conjunto, estos elementos permiten conducir procesos de negociación con preparación, flexibilidad y un enfoque orientado al beneficio mutuo.</w:t>
       </w:r>
       <w:r>
         <w:rPr>
@@ -14611,7 +14685,7 @@
       <w:pPr>
         <w:pStyle w:val="Titulosgenerales"/>
       </w:pPr>
-      <w:bookmarkStart w:id="20" w:name="_Toc236319131"/>
+      <w:bookmarkStart w:name="_Toc236319131" w:id="20"/>
       <w:r>
         <w:lastRenderedPageBreak/>
         <w:t>Glosario</w:t>
@@ -14815,7 +14889,7 @@
       <w:pPr>
         <w:pStyle w:val="Titulosgenerales"/>
       </w:pPr>
-      <w:bookmarkStart w:id="21" w:name="_Toc236319132"/>
+      <w:bookmarkStart w:name="_Toc236319132" w:id="21"/>
       <w:r>
         <w:lastRenderedPageBreak/>
         <w:t>Referencias bibliográficas</w:t>
@@ -14841,7 +14915,7 @@
         </w:rPr>
         <w:t xml:space="preserve">MAAN. Mejor Alternativa a un Acuerdo Negociado. </w:t>
       </w:r>
-      <w:hyperlink r:id="rId17" w:history="1">
+      <w:hyperlink w:history="1" r:id="rId17">
         <w:r>
           <w:rPr>
             <w:rStyle w:val="Hipervnculo"/>
@@ -14877,7 +14951,7 @@
       <w:r>
         <w:t xml:space="preserve">. </w:t>
       </w:r>
-      <w:hyperlink r:id="rId18" w:history="1">
+      <w:hyperlink w:history="1" r:id="rId18">
         <w:r>
           <w:rPr>
             <w:rStyle w:val="Hipervnculo"/>
@@ -14921,7 +14995,7 @@
         </w:rPr>
         <w:t xml:space="preserve">Técnicas de ventas: todo lo que debes saber. </w:t>
       </w:r>
-      <w:hyperlink r:id="rId19" w:history="1">
+      <w:hyperlink w:history="1" r:id="rId19">
         <w:r>
           <w:rPr>
             <w:rStyle w:val="Hipervnculo"/>
@@ -14941,14 +15015,6 @@
         </w:rPr>
         <w:t xml:space="preserve">La ética en la negociación. Universidad San Macos. San José, Costa Rica. </w:t>
       </w:r>
-      <w:hyperlink r:id="rId20" w:history="1">
-        <w:r>
-          <w:rPr>
-            <w:rStyle w:val="Hipervnculo"/>
-          </w:rPr>
-          <w:t>https://repositorio.usam.ac.cr/xmlui/bitstream/handle/11506/1631/LEC%20PSIC%200065%202021.pdf?sequence=1&amp;isAllowed=y</w:t>
-        </w:r>
-      </w:hyperlink>
     </w:p>
     <w:p>
       <w:proofErr w:type="spellStart"/>
@@ -14966,7 +15032,7 @@
         </w:rPr>
         <w:t xml:space="preserve">Conoce las siete principales objeciones de ventas y aprende a evitarlas. </w:t>
       </w:r>
-      <w:hyperlink r:id="rId21" w:history="1">
+      <w:hyperlink w:history="1" r:id="rId20">
         <w:r>
           <w:rPr>
             <w:rStyle w:val="Hipervnculo"/>
@@ -14989,7 +15055,7 @@
       <w:r>
         <w:t xml:space="preserve"> </w:t>
       </w:r>
-      <w:hyperlink r:id="rId22" w:history="1">
+      <w:hyperlink w:history="1" r:id="rId21">
         <w:r>
           <w:rPr>
             <w:rStyle w:val="Hipervnculo"/>
@@ -15009,7 +15075,7 @@
         </w:rPr>
         <w:t xml:space="preserve">Seis técnicas de negociación imprescindibles. </w:t>
       </w:r>
-      <w:hyperlink r:id="rId23" w:history="1">
+      <w:hyperlink w:history="1" r:id="rId22">
         <w:r>
           <w:rPr>
             <w:rStyle w:val="Hipervnculo"/>
@@ -15022,7 +15088,7 @@
       <w:pPr>
         <w:pStyle w:val="Titulosgenerales"/>
       </w:pPr>
-      <w:bookmarkStart w:id="22" w:name="_Toc236319133"/>
+      <w:bookmarkStart w:name="_Toc236319133" w:id="22"/>
       <w:r>
         <w:lastRenderedPageBreak/>
         <w:t>Créditos</w:t>
@@ -15054,7 +15120,7 @@
             <w:pPr>
               <w:pStyle w:val="TextoTablas"/>
             </w:pPr>
-            <w:bookmarkStart w:id="23" w:name="_Hlk154833079"/>
+            <w:bookmarkStart w:name="_Hlk154833079" w:id="23"/>
             <w:r>
               <w:t>Nombre</w:t>
             </w:r>
@@ -15518,9 +15584,9 @@
       </w:pPr>
     </w:p>
     <w:sectPr>
-      <w:headerReference w:type="default" r:id="rId24"/>
-      <w:footerReference w:type="default" r:id="rId25"/>
-      <w:pgSz w:w="12240" w:h="15840"/>
+      <w:headerReference w:type="default" r:id="rId23"/>
+      <w:footerReference w:type="default" r:id="rId24"/>
+      <w:pgSz w:w="12240" w:h="15840" w:orient="portrait"/>
       <w:pgMar w:top="1701" w:right="1134" w:bottom="1134" w:left="1134" w:header="709" w:footer="737" w:gutter="0"/>
       <w:pgNumType w:start="1"/>
       <w:cols w:space="708"/>
@@ -15628,7 +15694,7 @@
 </file>
 
 <file path=word/header1.xml><?xml version="1.0" encoding="utf-8"?>
-<w:hdr xmlns:wpc="http://schemas.microsoft.com/office/word/2010/wordprocessingCanvas" xmlns:cx="http://schemas.microsoft.com/office/drawing/2014/chartex" xmlns:cx1="http://schemas.microsoft.com/office/drawing/2015/9/8/chartex" xmlns:cx2="http://schemas.microsoft.com/office/drawing/2015/10/21/chartex" xmlns:cx3="http://schemas.microsoft.com/office/drawing/2016/5/9/chartex" xmlns:cx4="http://schemas.microsoft.com/office/drawing/2016/5/10/chartex" xmlns:cx5="http://schemas.microsoft.com/office/drawing/2016/5/11/chartex" xmlns:cx6="http://schemas.microsoft.com/office/drawing/2016/5/12/chartex" xmlns:cx7="http://schemas.microsoft.com/office/drawing/2016/5/13/chartex" xmlns:cx8="http://schemas.microsoft.com/office/drawing/2016/5/14/chartex" xmlns:mc="http://schemas.openxmlformats.org/markup-compatibility/2006" xmlns:aink="http://schemas.microsoft.com/office/drawing/2016/ink" xmlns:am3d="http://schemas.microsoft.com/office/drawing/2017/model3d" xmlns:o="urn:schemas-microsoft-com:office:office" xmlns:r="http://schemas.openxmlformats.org/officeDocument/2006/relationships" xmlns:m="http://schemas.openxmlformats.org/officeDocument/2006/math" xmlns:v="urn:schemas-microsoft-com:vml" xmlns:wp14="http://schemas.microsoft.com/office/word/2010/wordprocessingDrawing" xmlns:wp="http://schemas.openxmlformats.org/drawingml/2006/wordprocessingDrawing" xmlns:w10="urn:schemas-microsoft-com:office:word" xmlns:w="http://schemas.openxmlformats.org/wordprocessingml/2006/main" xmlns:w14="http://schemas.microsoft.com/office/word/2010/wordml" xmlns:w15="http://schemas.microsoft.com/office/word/2012/wordml" xmlns:w16cex="http://schemas.microsoft.com/office/word/2018/wordml/cex" xmlns:w16cid="http://schemas.microsoft.com/office/word/2016/wordml/cid" xmlns:w16="http://schemas.microsoft.com/office/word/2018/wordml" xmlns:w16sdtdh="http://schemas.microsoft.com/office/word/2020/wordml/sdtdatahash" xmlns:w16se="http://schemas.microsoft.com/office/word/2015/wordml/symex" xmlns:wpg="http://schemas.microsoft.com/office/word/2010/wordprocessingGroup" xmlns:wpi="http://schemas.microsoft.com/office/word/2010/wordprocessingInk" xmlns:wne="http://schemas.microsoft.com/office/word/2006/wordml" xmlns:wps="http://schemas.microsoft.com/office/word/2010/wordprocessingShape" mc:Ignorable="w14 w15 w16se w16cid w16 w16cex w16sdtdh wp14">
+<w:hdr xmlns:wpc="http://schemas.microsoft.com/office/word/2010/wordprocessingCanvas" xmlns:cx="http://schemas.microsoft.com/office/drawing/2014/chartex" xmlns:cx1="http://schemas.microsoft.com/office/drawing/2015/9/8/chartex" xmlns:cx2="http://schemas.microsoft.com/office/drawing/2015/10/21/chartex" xmlns:cx3="http://schemas.microsoft.com/office/drawing/2016/5/9/chartex" xmlns:cx4="http://schemas.microsoft.com/office/drawing/2016/5/10/chartex" xmlns:cx5="http://schemas.microsoft.com/office/drawing/2016/5/11/chartex" xmlns:cx6="http://schemas.microsoft.com/office/drawing/2016/5/12/chartex" xmlns:cx7="http://schemas.microsoft.com/office/drawing/2016/5/13/chartex" xmlns:cx8="http://schemas.microsoft.com/office/drawing/2016/5/14/chartex" xmlns:mc="http://schemas.openxmlformats.org/markup-compatibility/2006" xmlns:aink="http://schemas.microsoft.com/office/drawing/2016/ink" xmlns:am3d="http://schemas.microsoft.com/office/drawing/2017/model3d" xmlns:o="urn:schemas-microsoft-com:office:office" xmlns:r="http://schemas.openxmlformats.org/officeDocument/2006/relationships" xmlns:m="http://schemas.openxmlformats.org/officeDocument/2006/math" xmlns:v="urn:schemas-microsoft-com:vml" xmlns:wp14="http://schemas.microsoft.com/office/word/2010/wordprocessingDrawing" xmlns:wp="http://schemas.openxmlformats.org/drawingml/2006/wordprocessingDrawing" xmlns:w10="urn:schemas-microsoft-com:office:word" xmlns:w="http://schemas.openxmlformats.org/wordprocessingml/2006/main" xmlns:w14="http://schemas.microsoft.com/office/word/2010/wordml" xmlns:w15="http://schemas.microsoft.com/office/word/2012/wordml" xmlns:w16cex="http://schemas.microsoft.com/office/word/2018/wordml/cex" xmlns:w16cid="http://schemas.microsoft.com/office/word/2016/wordml/cid" xmlns:w16="http://schemas.microsoft.com/office/word/2018/wordml" xmlns:w16sdtdh="http://schemas.microsoft.com/office/word/2020/wordml/sdtdatahash" xmlns:w16se="http://schemas.microsoft.com/office/word/2015/wordml/symex" xmlns:wpg="http://schemas.microsoft.com/office/word/2010/wordprocessingGroup" xmlns:wpi="http://schemas.microsoft.com/office/word/2010/wordprocessingInk" xmlns:wne="http://schemas.microsoft.com/office/word/2006/wordml" xmlns:wps="http://schemas.microsoft.com/office/word/2010/wordprocessingShape" xmlns:a="http://schemas.openxmlformats.org/drawingml/2006/main" xmlns:adec="http://schemas.microsoft.com/office/drawing/2017/decorative" xmlns:pic="http://schemas.openxmlformats.org/drawingml/2006/picture" xmlns:a14="http://schemas.microsoft.com/office/drawing/2010/main" xmlns:asvg="http://schemas.microsoft.com/office/drawing/2016/SVG/main" mc:Ignorable="w14 w15 w16se w16cid w16 w16cex w16sdtdh wp14">
   <w:p>
     <w:pPr>
       <w:pStyle w:val="Encabezado"/>
@@ -15732,7 +15798,7 @@
         <w:ind w:left="360" w:hanging="360"/>
       </w:pPr>
       <w:rPr>
-        <w:rFonts w:ascii="Symbol" w:hAnsi="Symbol" w:hint="default"/>
+        <w:rFonts w:hint="default" w:ascii="Symbol" w:hAnsi="Symbol"/>
       </w:rPr>
     </w:lvl>
   </w:abstractNum>
@@ -15749,7 +15815,7 @@
         <w:ind w:left="1429" w:hanging="360"/>
       </w:pPr>
       <w:rPr>
-        <w:rFonts w:ascii="Wingdings" w:hAnsi="Wingdings" w:hint="default"/>
+        <w:rFonts w:hint="default" w:ascii="Wingdings" w:hAnsi="Wingdings"/>
       </w:rPr>
     </w:lvl>
     <w:lvl w:ilvl="1" w:tplc="240A0003" w:tentative="1">
@@ -15761,7 +15827,7 @@
         <w:ind w:left="2149" w:hanging="360"/>
       </w:pPr>
       <w:rPr>
-        <w:rFonts w:ascii="Courier New" w:hAnsi="Courier New" w:cs="Courier New" w:hint="default"/>
+        <w:rFonts w:hint="default" w:ascii="Courier New" w:hAnsi="Courier New" w:cs="Courier New"/>
       </w:rPr>
     </w:lvl>
     <w:lvl w:ilvl="2" w:tplc="240A0005">
@@ -15773,7 +15839,7 @@
         <w:ind w:left="2869" w:hanging="360"/>
       </w:pPr>
       <w:rPr>
-        <w:rFonts w:ascii="Wingdings" w:hAnsi="Wingdings" w:hint="default"/>
+        <w:rFonts w:hint="default" w:ascii="Wingdings" w:hAnsi="Wingdings"/>
       </w:rPr>
     </w:lvl>
     <w:lvl w:ilvl="3" w:tplc="240A0001" w:tentative="1">
@@ -15785,7 +15851,7 @@
         <w:ind w:left="3589" w:hanging="360"/>
       </w:pPr>
       <w:rPr>
-        <w:rFonts w:ascii="Symbol" w:hAnsi="Symbol" w:hint="default"/>
+        <w:rFonts w:hint="default" w:ascii="Symbol" w:hAnsi="Symbol"/>
       </w:rPr>
     </w:lvl>
     <w:lvl w:ilvl="4" w:tplc="240A0003" w:tentative="1">
@@ -15797,7 +15863,7 @@
         <w:ind w:left="4309" w:hanging="360"/>
       </w:pPr>
       <w:rPr>
-        <w:rFonts w:ascii="Courier New" w:hAnsi="Courier New" w:cs="Courier New" w:hint="default"/>
+        <w:rFonts w:hint="default" w:ascii="Courier New" w:hAnsi="Courier New" w:cs="Courier New"/>
       </w:rPr>
     </w:lvl>
     <w:lvl w:ilvl="5" w:tplc="240A0005" w:tentative="1">
@@ -15809,7 +15875,7 @@
         <w:ind w:left="5029" w:hanging="360"/>
       </w:pPr>
       <w:rPr>
-        <w:rFonts w:ascii="Wingdings" w:hAnsi="Wingdings" w:hint="default"/>
+        <w:rFonts w:hint="default" w:ascii="Wingdings" w:hAnsi="Wingdings"/>
       </w:rPr>
     </w:lvl>
     <w:lvl w:ilvl="6" w:tplc="240A0001" w:tentative="1">
@@ -15821,7 +15887,7 @@
         <w:ind w:left="5749" w:hanging="360"/>
       </w:pPr>
       <w:rPr>
-        <w:rFonts w:ascii="Symbol" w:hAnsi="Symbol" w:hint="default"/>
+        <w:rFonts w:hint="default" w:ascii="Symbol" w:hAnsi="Symbol"/>
       </w:rPr>
     </w:lvl>
     <w:lvl w:ilvl="7" w:tplc="240A0003" w:tentative="1">
@@ -15833,7 +15899,7 @@
         <w:ind w:left="6469" w:hanging="360"/>
       </w:pPr>
       <w:rPr>
-        <w:rFonts w:ascii="Courier New" w:hAnsi="Courier New" w:cs="Courier New" w:hint="default"/>
+        <w:rFonts w:hint="default" w:ascii="Courier New" w:hAnsi="Courier New" w:cs="Courier New"/>
       </w:rPr>
     </w:lvl>
     <w:lvl w:ilvl="8" w:tplc="240A0005" w:tentative="1">
@@ -15845,7 +15911,7 @@
         <w:ind w:left="7189" w:hanging="360"/>
       </w:pPr>
       <w:rPr>
-        <w:rFonts w:ascii="Wingdings" w:hAnsi="Wingdings" w:hint="default"/>
+        <w:rFonts w:hint="default" w:ascii="Wingdings" w:hAnsi="Wingdings"/>
       </w:rPr>
     </w:lvl>
   </w:abstractNum>
@@ -15862,7 +15928,7 @@
         <w:ind w:left="1429" w:hanging="360"/>
       </w:pPr>
       <w:rPr>
-        <w:rFonts w:ascii="Symbol" w:hAnsi="Symbol" w:hint="default"/>
+        <w:rFonts w:hint="default" w:ascii="Symbol" w:hAnsi="Symbol"/>
       </w:rPr>
     </w:lvl>
     <w:lvl w:ilvl="1" w:tplc="240A0003" w:tentative="1">
@@ -15874,7 +15940,7 @@
         <w:ind w:left="2149" w:hanging="360"/>
       </w:pPr>
       <w:rPr>
-        <w:rFonts w:ascii="Courier New" w:hAnsi="Courier New" w:cs="Courier New" w:hint="default"/>
+        <w:rFonts w:hint="default" w:ascii="Courier New" w:hAnsi="Courier New" w:cs="Courier New"/>
       </w:rPr>
     </w:lvl>
     <w:lvl w:ilvl="2" w:tplc="240A0005" w:tentative="1">
@@ -15886,7 +15952,7 @@
         <w:ind w:left="2869" w:hanging="360"/>
       </w:pPr>
       <w:rPr>
-        <w:rFonts w:ascii="Wingdings" w:hAnsi="Wingdings" w:hint="default"/>
+        <w:rFonts w:hint="default" w:ascii="Wingdings" w:hAnsi="Wingdings"/>
       </w:rPr>
     </w:lvl>
     <w:lvl w:ilvl="3" w:tplc="240A0001" w:tentative="1">
@@ -15898,7 +15964,7 @@
         <w:ind w:left="3589" w:hanging="360"/>
       </w:pPr>
       <w:rPr>
-        <w:rFonts w:ascii="Symbol" w:hAnsi="Symbol" w:hint="default"/>
+        <w:rFonts w:hint="default" w:ascii="Symbol" w:hAnsi="Symbol"/>
       </w:rPr>
     </w:lvl>
     <w:lvl w:ilvl="4" w:tplc="240A0003" w:tentative="1">
@@ -15910,7 +15976,7 @@
         <w:ind w:left="4309" w:hanging="360"/>
       </w:pPr>
       <w:rPr>
-        <w:rFonts w:ascii="Courier New" w:hAnsi="Courier New" w:cs="Courier New" w:hint="default"/>
+        <w:rFonts w:hint="default" w:ascii="Courier New" w:hAnsi="Courier New" w:cs="Courier New"/>
       </w:rPr>
     </w:lvl>
     <w:lvl w:ilvl="5" w:tplc="240A0005" w:tentative="1">
@@ -15922,7 +15988,7 @@
         <w:ind w:left="5029" w:hanging="360"/>
       </w:pPr>
       <w:rPr>
-        <w:rFonts w:ascii="Wingdings" w:hAnsi="Wingdings" w:hint="default"/>
+        <w:rFonts w:hint="default" w:ascii="Wingdings" w:hAnsi="Wingdings"/>
       </w:rPr>
     </w:lvl>
     <w:lvl w:ilvl="6" w:tplc="240A0001" w:tentative="1">
@@ -15934,7 +16000,7 @@
         <w:ind w:left="5749" w:hanging="360"/>
       </w:pPr>
       <w:rPr>
-        <w:rFonts w:ascii="Symbol" w:hAnsi="Symbol" w:hint="default"/>
+        <w:rFonts w:hint="default" w:ascii="Symbol" w:hAnsi="Symbol"/>
       </w:rPr>
     </w:lvl>
     <w:lvl w:ilvl="7" w:tplc="240A0003" w:tentative="1">
@@ -15946,7 +16012,7 @@
         <w:ind w:left="6469" w:hanging="360"/>
       </w:pPr>
       <w:rPr>
-        <w:rFonts w:ascii="Courier New" w:hAnsi="Courier New" w:cs="Courier New" w:hint="default"/>
+        <w:rFonts w:hint="default" w:ascii="Courier New" w:hAnsi="Courier New" w:cs="Courier New"/>
       </w:rPr>
     </w:lvl>
     <w:lvl w:ilvl="8" w:tplc="240A0005" w:tentative="1">
@@ -15958,7 +16024,7 @@
         <w:ind w:left="7189" w:hanging="360"/>
       </w:pPr>
       <w:rPr>
-        <w:rFonts w:ascii="Wingdings" w:hAnsi="Wingdings" w:hint="default"/>
+        <w:rFonts w:hint="default" w:ascii="Wingdings" w:hAnsi="Wingdings"/>
       </w:rPr>
     </w:lvl>
   </w:abstractNum>
@@ -15975,7 +16041,7 @@
         <w:ind w:left="2130" w:hanging="360"/>
       </w:pPr>
       <w:rPr>
-        <w:rFonts w:ascii="Courier New" w:hAnsi="Courier New" w:cs="Courier New" w:hint="default"/>
+        <w:rFonts w:hint="default" w:ascii="Courier New" w:hAnsi="Courier New" w:cs="Courier New"/>
       </w:rPr>
     </w:lvl>
     <w:lvl w:ilvl="1" w:tplc="240A0003" w:tentative="1">
@@ -15987,7 +16053,7 @@
         <w:ind w:left="2850" w:hanging="360"/>
       </w:pPr>
       <w:rPr>
-        <w:rFonts w:ascii="Courier New" w:hAnsi="Courier New" w:cs="Courier New" w:hint="default"/>
+        <w:rFonts w:hint="default" w:ascii="Courier New" w:hAnsi="Courier New" w:cs="Courier New"/>
       </w:rPr>
     </w:lvl>
     <w:lvl w:ilvl="2" w:tplc="240A0005" w:tentative="1">
@@ -15999,7 +16065,7 @@
         <w:ind w:left="3570" w:hanging="360"/>
       </w:pPr>
       <w:rPr>
-        <w:rFonts w:ascii="Wingdings" w:hAnsi="Wingdings" w:hint="default"/>
+        <w:rFonts w:hint="default" w:ascii="Wingdings" w:hAnsi="Wingdings"/>
       </w:rPr>
     </w:lvl>
     <w:lvl w:ilvl="3" w:tplc="240A0001" w:tentative="1">
@@ -16011,7 +16077,7 @@
         <w:ind w:left="4290" w:hanging="360"/>
       </w:pPr>
       <w:rPr>
-        <w:rFonts w:ascii="Symbol" w:hAnsi="Symbol" w:hint="default"/>
+        <w:rFonts w:hint="default" w:ascii="Symbol" w:hAnsi="Symbol"/>
       </w:rPr>
     </w:lvl>
     <w:lvl w:ilvl="4" w:tplc="240A0003" w:tentative="1">
@@ -16023,7 +16089,7 @@
         <w:ind w:left="5010" w:hanging="360"/>
       </w:pPr>
       <w:rPr>
-        <w:rFonts w:ascii="Courier New" w:hAnsi="Courier New" w:cs="Courier New" w:hint="default"/>
+        <w:rFonts w:hint="default" w:ascii="Courier New" w:hAnsi="Courier New" w:cs="Courier New"/>
       </w:rPr>
     </w:lvl>
     <w:lvl w:ilvl="5" w:tplc="240A0005" w:tentative="1">
@@ -16035,7 +16101,7 @@
         <w:ind w:left="5730" w:hanging="360"/>
       </w:pPr>
       <w:rPr>
-        <w:rFonts w:ascii="Wingdings" w:hAnsi="Wingdings" w:hint="default"/>
+        <w:rFonts w:hint="default" w:ascii="Wingdings" w:hAnsi="Wingdings"/>
       </w:rPr>
     </w:lvl>
     <w:lvl w:ilvl="6" w:tplc="240A0001" w:tentative="1">
@@ -16047,7 +16113,7 @@
         <w:ind w:left="6450" w:hanging="360"/>
       </w:pPr>
       <w:rPr>
-        <w:rFonts w:ascii="Symbol" w:hAnsi="Symbol" w:hint="default"/>
+        <w:rFonts w:hint="default" w:ascii="Symbol" w:hAnsi="Symbol"/>
       </w:rPr>
     </w:lvl>
     <w:lvl w:ilvl="7" w:tplc="240A0003" w:tentative="1">
@@ -16059,7 +16125,7 @@
         <w:ind w:left="7170" w:hanging="360"/>
       </w:pPr>
       <w:rPr>
-        <w:rFonts w:ascii="Courier New" w:hAnsi="Courier New" w:cs="Courier New" w:hint="default"/>
+        <w:rFonts w:hint="default" w:ascii="Courier New" w:hAnsi="Courier New" w:cs="Courier New"/>
       </w:rPr>
     </w:lvl>
     <w:lvl w:ilvl="8" w:tplc="240A0005" w:tentative="1">
@@ -16071,7 +16137,7 @@
         <w:ind w:left="7890" w:hanging="360"/>
       </w:pPr>
       <w:rPr>
-        <w:rFonts w:ascii="Wingdings" w:hAnsi="Wingdings" w:hint="default"/>
+        <w:rFonts w:hint="default" w:ascii="Wingdings" w:hAnsi="Wingdings"/>
       </w:rPr>
     </w:lvl>
   </w:abstractNum>
@@ -16174,7 +16240,7 @@
         <w:ind w:left="1429" w:hanging="360"/>
       </w:pPr>
       <w:rPr>
-        <w:rFonts w:ascii="Wingdings" w:hAnsi="Wingdings" w:hint="default"/>
+        <w:rFonts w:hint="default" w:ascii="Wingdings" w:hAnsi="Wingdings"/>
       </w:rPr>
     </w:lvl>
     <w:lvl w:ilvl="1" w:tplc="240A0003" w:tentative="1">
@@ -16186,7 +16252,7 @@
         <w:ind w:left="2149" w:hanging="360"/>
       </w:pPr>
       <w:rPr>
-        <w:rFonts w:ascii="Courier New" w:hAnsi="Courier New" w:cs="Courier New" w:hint="default"/>
+        <w:rFonts w:hint="default" w:ascii="Courier New" w:hAnsi="Courier New" w:cs="Courier New"/>
       </w:rPr>
     </w:lvl>
     <w:lvl w:ilvl="2" w:tplc="240A0005">
@@ -16198,7 +16264,7 @@
         <w:ind w:left="2869" w:hanging="360"/>
       </w:pPr>
       <w:rPr>
-        <w:rFonts w:ascii="Wingdings" w:hAnsi="Wingdings" w:hint="default"/>
+        <w:rFonts w:hint="default" w:ascii="Wingdings" w:hAnsi="Wingdings"/>
       </w:rPr>
     </w:lvl>
     <w:lvl w:ilvl="3" w:tplc="240A0001" w:tentative="1">
@@ -16210,7 +16276,7 @@
         <w:ind w:left="3589" w:hanging="360"/>
       </w:pPr>
       <w:rPr>
-        <w:rFonts w:ascii="Symbol" w:hAnsi="Symbol" w:hint="default"/>
+        <w:rFonts w:hint="default" w:ascii="Symbol" w:hAnsi="Symbol"/>
       </w:rPr>
     </w:lvl>
     <w:lvl w:ilvl="4" w:tplc="240A0003" w:tentative="1">
@@ -16222,7 +16288,7 @@
         <w:ind w:left="4309" w:hanging="360"/>
       </w:pPr>
       <w:rPr>
-        <w:rFonts w:ascii="Courier New" w:hAnsi="Courier New" w:cs="Courier New" w:hint="default"/>
+        <w:rFonts w:hint="default" w:ascii="Courier New" w:hAnsi="Courier New" w:cs="Courier New"/>
       </w:rPr>
     </w:lvl>
     <w:lvl w:ilvl="5" w:tplc="240A0005" w:tentative="1">
@@ -16234,7 +16300,7 @@
         <w:ind w:left="5029" w:hanging="360"/>
       </w:pPr>
       <w:rPr>
-        <w:rFonts w:ascii="Wingdings" w:hAnsi="Wingdings" w:hint="default"/>
+        <w:rFonts w:hint="default" w:ascii="Wingdings" w:hAnsi="Wingdings"/>
       </w:rPr>
     </w:lvl>
     <w:lvl w:ilvl="6" w:tplc="240A0001" w:tentative="1">
@@ -16246,7 +16312,7 @@
         <w:ind w:left="5749" w:hanging="360"/>
       </w:pPr>
       <w:rPr>
-        <w:rFonts w:ascii="Symbol" w:hAnsi="Symbol" w:hint="default"/>
+        <w:rFonts w:hint="default" w:ascii="Symbol" w:hAnsi="Symbol"/>
       </w:rPr>
     </w:lvl>
     <w:lvl w:ilvl="7" w:tplc="240A0003" w:tentative="1">
@@ -16258,7 +16324,7 @@
         <w:ind w:left="6469" w:hanging="360"/>
       </w:pPr>
       <w:rPr>
-        <w:rFonts w:ascii="Courier New" w:hAnsi="Courier New" w:cs="Courier New" w:hint="default"/>
+        <w:rFonts w:hint="default" w:ascii="Courier New" w:hAnsi="Courier New" w:cs="Courier New"/>
       </w:rPr>
     </w:lvl>
     <w:lvl w:ilvl="8" w:tplc="240A0005" w:tentative="1">
@@ -16270,7 +16336,7 @@
         <w:ind w:left="7189" w:hanging="360"/>
       </w:pPr>
       <w:rPr>
-        <w:rFonts w:ascii="Wingdings" w:hAnsi="Wingdings" w:hint="default"/>
+        <w:rFonts w:hint="default" w:ascii="Wingdings" w:hAnsi="Wingdings"/>
       </w:rPr>
     </w:lvl>
   </w:abstractNum>
@@ -16287,7 +16353,7 @@
         <w:ind w:left="1776" w:hanging="360"/>
       </w:pPr>
       <w:rPr>
-        <w:rFonts w:ascii="Courier New" w:hAnsi="Courier New" w:cs="Courier New" w:hint="default"/>
+        <w:rFonts w:hint="default" w:ascii="Courier New" w:hAnsi="Courier New" w:cs="Courier New"/>
       </w:rPr>
     </w:lvl>
     <w:lvl w:ilvl="1" w:tplc="240A0003" w:tentative="1">
@@ -16299,7 +16365,7 @@
         <w:ind w:left="2496" w:hanging="360"/>
       </w:pPr>
       <w:rPr>
-        <w:rFonts w:ascii="Courier New" w:hAnsi="Courier New" w:cs="Courier New" w:hint="default"/>
+        <w:rFonts w:hint="default" w:ascii="Courier New" w:hAnsi="Courier New" w:cs="Courier New"/>
       </w:rPr>
     </w:lvl>
     <w:lvl w:ilvl="2" w:tplc="240A0005" w:tentative="1">
@@ -16311,7 +16377,7 @@
         <w:ind w:left="3216" w:hanging="360"/>
       </w:pPr>
       <w:rPr>
-        <w:rFonts w:ascii="Wingdings" w:hAnsi="Wingdings" w:hint="default"/>
+        <w:rFonts w:hint="default" w:ascii="Wingdings" w:hAnsi="Wingdings"/>
       </w:rPr>
     </w:lvl>
     <w:lvl w:ilvl="3" w:tplc="240A0001" w:tentative="1">
@@ -16323,7 +16389,7 @@
         <w:ind w:left="3936" w:hanging="360"/>
       </w:pPr>
       <w:rPr>
-        <w:rFonts w:ascii="Symbol" w:hAnsi="Symbol" w:hint="default"/>
+        <w:rFonts w:hint="default" w:ascii="Symbol" w:hAnsi="Symbol"/>
       </w:rPr>
     </w:lvl>
     <w:lvl w:ilvl="4" w:tplc="240A0003" w:tentative="1">
@@ -16335,7 +16401,7 @@
         <w:ind w:left="4656" w:hanging="360"/>
       </w:pPr>
       <w:rPr>
-        <w:rFonts w:ascii="Courier New" w:hAnsi="Courier New" w:cs="Courier New" w:hint="default"/>
+        <w:rFonts w:hint="default" w:ascii="Courier New" w:hAnsi="Courier New" w:cs="Courier New"/>
       </w:rPr>
     </w:lvl>
     <w:lvl w:ilvl="5" w:tplc="240A0005" w:tentative="1">
@@ -16347,7 +16413,7 @@
         <w:ind w:left="5376" w:hanging="360"/>
       </w:pPr>
       <w:rPr>
-        <w:rFonts w:ascii="Wingdings" w:hAnsi="Wingdings" w:hint="default"/>
+        <w:rFonts w:hint="default" w:ascii="Wingdings" w:hAnsi="Wingdings"/>
       </w:rPr>
     </w:lvl>
     <w:lvl w:ilvl="6" w:tplc="240A0001" w:tentative="1">
@@ -16359,7 +16425,7 @@
         <w:ind w:left="6096" w:hanging="360"/>
       </w:pPr>
       <w:rPr>
-        <w:rFonts w:ascii="Symbol" w:hAnsi="Symbol" w:hint="default"/>
+        <w:rFonts w:hint="default" w:ascii="Symbol" w:hAnsi="Symbol"/>
       </w:rPr>
     </w:lvl>
     <w:lvl w:ilvl="7" w:tplc="240A0003" w:tentative="1">
@@ -16371,7 +16437,7 @@
         <w:ind w:left="6816" w:hanging="360"/>
       </w:pPr>
       <w:rPr>
-        <w:rFonts w:ascii="Courier New" w:hAnsi="Courier New" w:cs="Courier New" w:hint="default"/>
+        <w:rFonts w:hint="default" w:ascii="Courier New" w:hAnsi="Courier New" w:cs="Courier New"/>
       </w:rPr>
     </w:lvl>
     <w:lvl w:ilvl="8" w:tplc="240A0005" w:tentative="1">
@@ -16383,7 +16449,7 @@
         <w:ind w:left="7536" w:hanging="360"/>
       </w:pPr>
       <w:rPr>
-        <w:rFonts w:ascii="Wingdings" w:hAnsi="Wingdings" w:hint="default"/>
+        <w:rFonts w:hint="default" w:ascii="Wingdings" w:hAnsi="Wingdings"/>
       </w:rPr>
     </w:lvl>
   </w:abstractNum>
@@ -16400,7 +16466,7 @@
         <w:ind w:left="1429" w:hanging="360"/>
       </w:pPr>
       <w:rPr>
-        <w:rFonts w:ascii="Symbol" w:hAnsi="Symbol" w:hint="default"/>
+        <w:rFonts w:hint="default" w:ascii="Symbol" w:hAnsi="Symbol"/>
       </w:rPr>
     </w:lvl>
     <w:lvl w:ilvl="1" w:tplc="240A0003" w:tentative="1">
@@ -16412,7 +16478,7 @@
         <w:ind w:left="2149" w:hanging="360"/>
       </w:pPr>
       <w:rPr>
-        <w:rFonts w:ascii="Courier New" w:hAnsi="Courier New" w:cs="Courier New" w:hint="default"/>
+        <w:rFonts w:hint="default" w:ascii="Courier New" w:hAnsi="Courier New" w:cs="Courier New"/>
       </w:rPr>
     </w:lvl>
     <w:lvl w:ilvl="2" w:tplc="240A0005" w:tentative="1">
@@ -16424,7 +16490,7 @@
         <w:ind w:left="2869" w:hanging="360"/>
       </w:pPr>
       <w:rPr>
-        <w:rFonts w:ascii="Wingdings" w:hAnsi="Wingdings" w:hint="default"/>
+        <w:rFonts w:hint="default" w:ascii="Wingdings" w:hAnsi="Wingdings"/>
       </w:rPr>
     </w:lvl>
     <w:lvl w:ilvl="3" w:tplc="240A0001" w:tentative="1">
@@ -16436,7 +16502,7 @@
         <w:ind w:left="3589" w:hanging="360"/>
       </w:pPr>
       <w:rPr>
-        <w:rFonts w:ascii="Symbol" w:hAnsi="Symbol" w:hint="default"/>
+        <w:rFonts w:hint="default" w:ascii="Symbol" w:hAnsi="Symbol"/>
       </w:rPr>
     </w:lvl>
     <w:lvl w:ilvl="4" w:tplc="240A0003" w:tentative="1">
@@ -16448,7 +16514,7 @@
         <w:ind w:left="4309" w:hanging="360"/>
       </w:pPr>
       <w:rPr>
-        <w:rFonts w:ascii="Courier New" w:hAnsi="Courier New" w:cs="Courier New" w:hint="default"/>
+        <w:rFonts w:hint="default" w:ascii="Courier New" w:hAnsi="Courier New" w:cs="Courier New"/>
       </w:rPr>
     </w:lvl>
     <w:lvl w:ilvl="5" w:tplc="240A0005" w:tentative="1">
@@ -16460,7 +16526,7 @@
         <w:ind w:left="5029" w:hanging="360"/>
       </w:pPr>
       <w:rPr>
-        <w:rFonts w:ascii="Wingdings" w:hAnsi="Wingdings" w:hint="default"/>
+        <w:rFonts w:hint="default" w:ascii="Wingdings" w:hAnsi="Wingdings"/>
       </w:rPr>
     </w:lvl>
     <w:lvl w:ilvl="6" w:tplc="240A0001" w:tentative="1">
@@ -16472,7 +16538,7 @@
         <w:ind w:left="5749" w:hanging="360"/>
       </w:pPr>
       <w:rPr>
-        <w:rFonts w:ascii="Symbol" w:hAnsi="Symbol" w:hint="default"/>
+        <w:rFonts w:hint="default" w:ascii="Symbol" w:hAnsi="Symbol"/>
       </w:rPr>
     </w:lvl>
     <w:lvl w:ilvl="7" w:tplc="240A0003" w:tentative="1">
@@ -16484,7 +16550,7 @@
         <w:ind w:left="6469" w:hanging="360"/>
       </w:pPr>
       <w:rPr>
-        <w:rFonts w:ascii="Courier New" w:hAnsi="Courier New" w:cs="Courier New" w:hint="default"/>
+        <w:rFonts w:hint="default" w:ascii="Courier New" w:hAnsi="Courier New" w:cs="Courier New"/>
       </w:rPr>
     </w:lvl>
     <w:lvl w:ilvl="8" w:tplc="240A0005" w:tentative="1">
@@ -16496,7 +16562,7 @@
         <w:ind w:left="7189" w:hanging="360"/>
       </w:pPr>
       <w:rPr>
-        <w:rFonts w:ascii="Wingdings" w:hAnsi="Wingdings" w:hint="default"/>
+        <w:rFonts w:hint="default" w:ascii="Wingdings" w:hAnsi="Wingdings"/>
       </w:rPr>
     </w:lvl>
   </w:abstractNum>
@@ -16513,7 +16579,7 @@
         <w:ind w:left="1776" w:hanging="360"/>
       </w:pPr>
       <w:rPr>
-        <w:rFonts w:ascii="Courier New" w:hAnsi="Courier New" w:cs="Courier New" w:hint="default"/>
+        <w:rFonts w:hint="default" w:ascii="Courier New" w:hAnsi="Courier New" w:cs="Courier New"/>
       </w:rPr>
     </w:lvl>
     <w:lvl w:ilvl="1" w:tplc="240A0003" w:tentative="1">
@@ -16525,7 +16591,7 @@
         <w:ind w:left="2496" w:hanging="360"/>
       </w:pPr>
       <w:rPr>
-        <w:rFonts w:ascii="Courier New" w:hAnsi="Courier New" w:cs="Courier New" w:hint="default"/>
+        <w:rFonts w:hint="default" w:ascii="Courier New" w:hAnsi="Courier New" w:cs="Courier New"/>
       </w:rPr>
     </w:lvl>
     <w:lvl w:ilvl="2" w:tplc="240A0005" w:tentative="1">
@@ -16537,7 +16603,7 @@
         <w:ind w:left="3216" w:hanging="360"/>
       </w:pPr>
       <w:rPr>
-        <w:rFonts w:ascii="Wingdings" w:hAnsi="Wingdings" w:hint="default"/>
+        <w:rFonts w:hint="default" w:ascii="Wingdings" w:hAnsi="Wingdings"/>
       </w:rPr>
     </w:lvl>
     <w:lvl w:ilvl="3" w:tplc="240A0001" w:tentative="1">
@@ -16549,7 +16615,7 @@
         <w:ind w:left="3936" w:hanging="360"/>
       </w:pPr>
       <w:rPr>
-        <w:rFonts w:ascii="Symbol" w:hAnsi="Symbol" w:hint="default"/>
+        <w:rFonts w:hint="default" w:ascii="Symbol" w:hAnsi="Symbol"/>
       </w:rPr>
     </w:lvl>
     <w:lvl w:ilvl="4" w:tplc="240A0003" w:tentative="1">
@@ -16561,7 +16627,7 @@
         <w:ind w:left="4656" w:hanging="360"/>
       </w:pPr>
       <w:rPr>
-        <w:rFonts w:ascii="Courier New" w:hAnsi="Courier New" w:cs="Courier New" w:hint="default"/>
+        <w:rFonts w:hint="default" w:ascii="Courier New" w:hAnsi="Courier New" w:cs="Courier New"/>
       </w:rPr>
     </w:lvl>
     <w:lvl w:ilvl="5" w:tplc="240A0005" w:tentative="1">
@@ -16573,7 +16639,7 @@
         <w:ind w:left="5376" w:hanging="360"/>
       </w:pPr>
       <w:rPr>
-        <w:rFonts w:ascii="Wingdings" w:hAnsi="Wingdings" w:hint="default"/>
+        <w:rFonts w:hint="default" w:ascii="Wingdings" w:hAnsi="Wingdings"/>
       </w:rPr>
     </w:lvl>
     <w:lvl w:ilvl="6" w:tplc="240A0001" w:tentative="1">
@@ -16585,7 +16651,7 @@
         <w:ind w:left="6096" w:hanging="360"/>
       </w:pPr>
       <w:rPr>
-        <w:rFonts w:ascii="Symbol" w:hAnsi="Symbol" w:hint="default"/>
+        <w:rFonts w:hint="default" w:ascii="Symbol" w:hAnsi="Symbol"/>
       </w:rPr>
     </w:lvl>
     <w:lvl w:ilvl="7" w:tplc="240A0003" w:tentative="1">
@@ -16597,7 +16663,7 @@
         <w:ind w:left="6816" w:hanging="360"/>
       </w:pPr>
       <w:rPr>
-        <w:rFonts w:ascii="Courier New" w:hAnsi="Courier New" w:cs="Courier New" w:hint="default"/>
+        <w:rFonts w:hint="default" w:ascii="Courier New" w:hAnsi="Courier New" w:cs="Courier New"/>
       </w:rPr>
     </w:lvl>
     <w:lvl w:ilvl="8" w:tplc="240A0005" w:tentative="1">
@@ -16609,7 +16675,7 @@
         <w:ind w:left="7536" w:hanging="360"/>
       </w:pPr>
       <w:rPr>
-        <w:rFonts w:ascii="Wingdings" w:hAnsi="Wingdings" w:hint="default"/>
+        <w:rFonts w:hint="default" w:ascii="Wingdings" w:hAnsi="Wingdings"/>
       </w:rPr>
     </w:lvl>
   </w:abstractNum>
@@ -16712,7 +16778,7 @@
         <w:ind w:left="1429" w:hanging="360"/>
       </w:pPr>
       <w:rPr>
-        <w:rFonts w:ascii="Symbol" w:hAnsi="Symbol" w:hint="default"/>
+        <w:rFonts w:hint="default" w:ascii="Symbol" w:hAnsi="Symbol"/>
       </w:rPr>
     </w:lvl>
     <w:lvl w:ilvl="1" w:tplc="240A0003" w:tentative="1">
@@ -16724,7 +16790,7 @@
         <w:ind w:left="2149" w:hanging="360"/>
       </w:pPr>
       <w:rPr>
-        <w:rFonts w:ascii="Courier New" w:hAnsi="Courier New" w:cs="Courier New" w:hint="default"/>
+        <w:rFonts w:hint="default" w:ascii="Courier New" w:hAnsi="Courier New" w:cs="Courier New"/>
       </w:rPr>
     </w:lvl>
     <w:lvl w:ilvl="2" w:tplc="240A0005" w:tentative="1">
@@ -16736,7 +16802,7 @@
         <w:ind w:left="2869" w:hanging="360"/>
       </w:pPr>
       <w:rPr>
-        <w:rFonts w:ascii="Wingdings" w:hAnsi="Wingdings" w:hint="default"/>
+        <w:rFonts w:hint="default" w:ascii="Wingdings" w:hAnsi="Wingdings"/>
       </w:rPr>
     </w:lvl>
     <w:lvl w:ilvl="3" w:tplc="240A0001" w:tentative="1">
@@ -16748,7 +16814,7 @@
         <w:ind w:left="3589" w:hanging="360"/>
       </w:pPr>
       <w:rPr>
-        <w:rFonts w:ascii="Symbol" w:hAnsi="Symbol" w:hint="default"/>
+        <w:rFonts w:hint="default" w:ascii="Symbol" w:hAnsi="Symbol"/>
       </w:rPr>
     </w:lvl>
     <w:lvl w:ilvl="4" w:tplc="240A0003" w:tentative="1">
@@ -16760,7 +16826,7 @@
         <w:ind w:left="4309" w:hanging="360"/>
       </w:pPr>
       <w:rPr>
-        <w:rFonts w:ascii="Courier New" w:hAnsi="Courier New" w:cs="Courier New" w:hint="default"/>
+        <w:rFonts w:hint="default" w:ascii="Courier New" w:hAnsi="Courier New" w:cs="Courier New"/>
       </w:rPr>
     </w:lvl>
     <w:lvl w:ilvl="5" w:tplc="240A0005" w:tentative="1">
@@ -16772,7 +16838,7 @@
         <w:ind w:left="5029" w:hanging="360"/>
       </w:pPr>
       <w:rPr>
-        <w:rFonts w:ascii="Wingdings" w:hAnsi="Wingdings" w:hint="default"/>
+        <w:rFonts w:hint="default" w:ascii="Wingdings" w:hAnsi="Wingdings"/>
       </w:rPr>
     </w:lvl>
     <w:lvl w:ilvl="6" w:tplc="240A0001" w:tentative="1">
@@ -16784,7 +16850,7 @@
         <w:ind w:left="5749" w:hanging="360"/>
       </w:pPr>
       <w:rPr>
-        <w:rFonts w:ascii="Symbol" w:hAnsi="Symbol" w:hint="default"/>
+        <w:rFonts w:hint="default" w:ascii="Symbol" w:hAnsi="Symbol"/>
       </w:rPr>
     </w:lvl>
     <w:lvl w:ilvl="7" w:tplc="240A0003" w:tentative="1">
@@ -16796,7 +16862,7 @@
         <w:ind w:left="6469" w:hanging="360"/>
       </w:pPr>
       <w:rPr>
-        <w:rFonts w:ascii="Courier New" w:hAnsi="Courier New" w:cs="Courier New" w:hint="default"/>
+        <w:rFonts w:hint="default" w:ascii="Courier New" w:hAnsi="Courier New" w:cs="Courier New"/>
       </w:rPr>
     </w:lvl>
     <w:lvl w:ilvl="8" w:tplc="240A0005" w:tentative="1">
@@ -16808,7 +16874,7 @@
         <w:ind w:left="7189" w:hanging="360"/>
       </w:pPr>
       <w:rPr>
-        <w:rFonts w:ascii="Wingdings" w:hAnsi="Wingdings" w:hint="default"/>
+        <w:rFonts w:hint="default" w:ascii="Wingdings" w:hAnsi="Wingdings"/>
       </w:rPr>
     </w:lvl>
   </w:abstractNum>
@@ -16825,7 +16891,7 @@
         <w:ind w:left="1776" w:hanging="360"/>
       </w:pPr>
       <w:rPr>
-        <w:rFonts w:ascii="Courier New" w:hAnsi="Courier New" w:cs="Courier New" w:hint="default"/>
+        <w:rFonts w:hint="default" w:ascii="Courier New" w:hAnsi="Courier New" w:cs="Courier New"/>
       </w:rPr>
     </w:lvl>
     <w:lvl w:ilvl="1" w:tplc="240A0003" w:tentative="1">
@@ -16837,7 +16903,7 @@
         <w:ind w:left="2496" w:hanging="360"/>
       </w:pPr>
       <w:rPr>
-        <w:rFonts w:ascii="Courier New" w:hAnsi="Courier New" w:cs="Courier New" w:hint="default"/>
+        <w:rFonts w:hint="default" w:ascii="Courier New" w:hAnsi="Courier New" w:cs="Courier New"/>
       </w:rPr>
     </w:lvl>
     <w:lvl w:ilvl="2" w:tplc="240A0005" w:tentative="1">
@@ -16849,7 +16915,7 @@
         <w:ind w:left="3216" w:hanging="360"/>
       </w:pPr>
       <w:rPr>
-        <w:rFonts w:ascii="Wingdings" w:hAnsi="Wingdings" w:hint="default"/>
+        <w:rFonts w:hint="default" w:ascii="Wingdings" w:hAnsi="Wingdings"/>
       </w:rPr>
     </w:lvl>
     <w:lvl w:ilvl="3" w:tplc="240A0001" w:tentative="1">
@@ -16861,7 +16927,7 @@
         <w:ind w:left="3936" w:hanging="360"/>
       </w:pPr>
       <w:rPr>
-        <w:rFonts w:ascii="Symbol" w:hAnsi="Symbol" w:hint="default"/>
+        <w:rFonts w:hint="default" w:ascii="Symbol" w:hAnsi="Symbol"/>
       </w:rPr>
     </w:lvl>
     <w:lvl w:ilvl="4" w:tplc="240A0003" w:tentative="1">
@@ -16873,7 +16939,7 @@
         <w:ind w:left="4656" w:hanging="360"/>
       </w:pPr>
       <w:rPr>
-        <w:rFonts w:ascii="Courier New" w:hAnsi="Courier New" w:cs="Courier New" w:hint="default"/>
+        <w:rFonts w:hint="default" w:ascii="Courier New" w:hAnsi="Courier New" w:cs="Courier New"/>
       </w:rPr>
     </w:lvl>
     <w:lvl w:ilvl="5" w:tplc="240A0005" w:tentative="1">
@@ -16885,7 +16951,7 @@
         <w:ind w:left="5376" w:hanging="360"/>
       </w:pPr>
       <w:rPr>
-        <w:rFonts w:ascii="Wingdings" w:hAnsi="Wingdings" w:hint="default"/>
+        <w:rFonts w:hint="default" w:ascii="Wingdings" w:hAnsi="Wingdings"/>
       </w:rPr>
     </w:lvl>
     <w:lvl w:ilvl="6" w:tplc="240A0001" w:tentative="1">
@@ -16897,7 +16963,7 @@
         <w:ind w:left="6096" w:hanging="360"/>
       </w:pPr>
       <w:rPr>
-        <w:rFonts w:ascii="Symbol" w:hAnsi="Symbol" w:hint="default"/>
+        <w:rFonts w:hint="default" w:ascii="Symbol" w:hAnsi="Symbol"/>
       </w:rPr>
     </w:lvl>
     <w:lvl w:ilvl="7" w:tplc="240A0003" w:tentative="1">
@@ -16909,7 +16975,7 @@
         <w:ind w:left="6816" w:hanging="360"/>
       </w:pPr>
       <w:rPr>
-        <w:rFonts w:ascii="Courier New" w:hAnsi="Courier New" w:cs="Courier New" w:hint="default"/>
+        <w:rFonts w:hint="default" w:ascii="Courier New" w:hAnsi="Courier New" w:cs="Courier New"/>
       </w:rPr>
     </w:lvl>
     <w:lvl w:ilvl="8" w:tplc="240A0005" w:tentative="1">
@@ -16921,7 +16987,7 @@
         <w:ind w:left="7536" w:hanging="360"/>
       </w:pPr>
       <w:rPr>
-        <w:rFonts w:ascii="Wingdings" w:hAnsi="Wingdings" w:hint="default"/>
+        <w:rFonts w:hint="default" w:ascii="Wingdings" w:hAnsi="Wingdings"/>
       </w:rPr>
     </w:lvl>
   </w:abstractNum>
@@ -17029,7 +17095,7 @@
         <w:ind w:left="1429" w:hanging="360"/>
       </w:pPr>
       <w:rPr>
-        <w:rFonts w:ascii="Symbol" w:hAnsi="Symbol" w:hint="default"/>
+        <w:rFonts w:hint="default" w:ascii="Symbol" w:hAnsi="Symbol"/>
       </w:rPr>
     </w:lvl>
     <w:lvl w:ilvl="1" w:tplc="240A0003" w:tentative="1">
@@ -17041,7 +17107,7 @@
         <w:ind w:left="2149" w:hanging="360"/>
       </w:pPr>
       <w:rPr>
-        <w:rFonts w:ascii="Courier New" w:hAnsi="Courier New" w:cs="Courier New" w:hint="default"/>
+        <w:rFonts w:hint="default" w:ascii="Courier New" w:hAnsi="Courier New" w:cs="Courier New"/>
       </w:rPr>
     </w:lvl>
     <w:lvl w:ilvl="2" w:tplc="240A0005" w:tentative="1">
@@ -17053,7 +17119,7 @@
         <w:ind w:left="2869" w:hanging="360"/>
       </w:pPr>
       <w:rPr>
-        <w:rFonts w:ascii="Wingdings" w:hAnsi="Wingdings" w:hint="default"/>
+        <w:rFonts w:hint="default" w:ascii="Wingdings" w:hAnsi="Wingdings"/>
       </w:rPr>
     </w:lvl>
     <w:lvl w:ilvl="3" w:tplc="240A0001" w:tentative="1">
@@ -17065,7 +17131,7 @@
         <w:ind w:left="3589" w:hanging="360"/>
       </w:pPr>
       <w:rPr>
-        <w:rFonts w:ascii="Symbol" w:hAnsi="Symbol" w:hint="default"/>
+        <w:rFonts w:hint="default" w:ascii="Symbol" w:hAnsi="Symbol"/>
       </w:rPr>
     </w:lvl>
     <w:lvl w:ilvl="4" w:tplc="240A0003" w:tentative="1">
@@ -17077,7 +17143,7 @@
         <w:ind w:left="4309" w:hanging="360"/>
       </w:pPr>
       <w:rPr>
-        <w:rFonts w:ascii="Courier New" w:hAnsi="Courier New" w:cs="Courier New" w:hint="default"/>
+        <w:rFonts w:hint="default" w:ascii="Courier New" w:hAnsi="Courier New" w:cs="Courier New"/>
       </w:rPr>
     </w:lvl>
     <w:lvl w:ilvl="5" w:tplc="240A0005" w:tentative="1">
@@ -17089,7 +17155,7 @@
         <w:ind w:left="5029" w:hanging="360"/>
       </w:pPr>
       <w:rPr>
-        <w:rFonts w:ascii="Wingdings" w:hAnsi="Wingdings" w:hint="default"/>
+        <w:rFonts w:hint="default" w:ascii="Wingdings" w:hAnsi="Wingdings"/>
       </w:rPr>
     </w:lvl>
     <w:lvl w:ilvl="6" w:tplc="240A0001" w:tentative="1">
@@ -17101,7 +17167,7 @@
         <w:ind w:left="5749" w:hanging="360"/>
       </w:pPr>
       <w:rPr>
-        <w:rFonts w:ascii="Symbol" w:hAnsi="Symbol" w:hint="default"/>
+        <w:rFonts w:hint="default" w:ascii="Symbol" w:hAnsi="Symbol"/>
       </w:rPr>
     </w:lvl>
     <w:lvl w:ilvl="7" w:tplc="240A0003" w:tentative="1">
@@ -17113,7 +17179,7 @@
         <w:ind w:left="6469" w:hanging="360"/>
       </w:pPr>
       <w:rPr>
-        <w:rFonts w:ascii="Courier New" w:hAnsi="Courier New" w:cs="Courier New" w:hint="default"/>
+        <w:rFonts w:hint="default" w:ascii="Courier New" w:hAnsi="Courier New" w:cs="Courier New"/>
       </w:rPr>
     </w:lvl>
     <w:lvl w:ilvl="8" w:tplc="240A0005" w:tentative="1">
@@ -17125,7 +17191,7 @@
         <w:ind w:left="7189" w:hanging="360"/>
       </w:pPr>
       <w:rPr>
-        <w:rFonts w:ascii="Wingdings" w:hAnsi="Wingdings" w:hint="default"/>
+        <w:rFonts w:hint="default" w:ascii="Wingdings" w:hAnsi="Wingdings"/>
       </w:rPr>
     </w:lvl>
   </w:abstractNum>
@@ -17142,7 +17208,7 @@
         <w:ind w:left="1776" w:hanging="360"/>
       </w:pPr>
       <w:rPr>
-        <w:rFonts w:ascii="Courier New" w:hAnsi="Courier New" w:cs="Courier New" w:hint="default"/>
+        <w:rFonts w:hint="default" w:ascii="Courier New" w:hAnsi="Courier New" w:cs="Courier New"/>
       </w:rPr>
     </w:lvl>
     <w:lvl w:ilvl="1" w:tplc="240A0003">
@@ -17154,7 +17220,7 @@
         <w:ind w:left="2496" w:hanging="360"/>
       </w:pPr>
       <w:rPr>
-        <w:rFonts w:ascii="Courier New" w:hAnsi="Courier New" w:cs="Courier New" w:hint="default"/>
+        <w:rFonts w:hint="default" w:ascii="Courier New" w:hAnsi="Courier New" w:cs="Courier New"/>
       </w:rPr>
     </w:lvl>
     <w:lvl w:ilvl="2" w:tplc="240A0005" w:tentative="1">
@@ -17166,7 +17232,7 @@
         <w:ind w:left="3216" w:hanging="360"/>
       </w:pPr>
       <w:rPr>
-        <w:rFonts w:ascii="Wingdings" w:hAnsi="Wingdings" w:hint="default"/>
+        <w:rFonts w:hint="default" w:ascii="Wingdings" w:hAnsi="Wingdings"/>
       </w:rPr>
     </w:lvl>
     <w:lvl w:ilvl="3" w:tplc="240A0001" w:tentative="1">
@@ -17178,7 +17244,7 @@
         <w:ind w:left="3936" w:hanging="360"/>
       </w:pPr>
       <w:rPr>
-        <w:rFonts w:ascii="Symbol" w:hAnsi="Symbol" w:hint="default"/>
+        <w:rFonts w:hint="default" w:ascii="Symbol" w:hAnsi="Symbol"/>
       </w:rPr>
     </w:lvl>
     <w:lvl w:ilvl="4" w:tplc="240A0003" w:tentative="1">
@@ -17190,7 +17256,7 @@
         <w:ind w:left="4656" w:hanging="360"/>
       </w:pPr>
       <w:rPr>
-        <w:rFonts w:ascii="Courier New" w:hAnsi="Courier New" w:cs="Courier New" w:hint="default"/>
+        <w:rFonts w:hint="default" w:ascii="Courier New" w:hAnsi="Courier New" w:cs="Courier New"/>
       </w:rPr>
     </w:lvl>
     <w:lvl w:ilvl="5" w:tplc="240A0005" w:tentative="1">
@@ -17202,7 +17268,7 @@
         <w:ind w:left="5376" w:hanging="360"/>
       </w:pPr>
       <w:rPr>
-        <w:rFonts w:ascii="Wingdings" w:hAnsi="Wingdings" w:hint="default"/>
+        <w:rFonts w:hint="default" w:ascii="Wingdings" w:hAnsi="Wingdings"/>
       </w:rPr>
     </w:lvl>
     <w:lvl w:ilvl="6" w:tplc="240A0001" w:tentative="1">
@@ -17214,7 +17280,7 @@
         <w:ind w:left="6096" w:hanging="360"/>
       </w:pPr>
       <w:rPr>
-        <w:rFonts w:ascii="Symbol" w:hAnsi="Symbol" w:hint="default"/>
+        <w:rFonts w:hint="default" w:ascii="Symbol" w:hAnsi="Symbol"/>
       </w:rPr>
     </w:lvl>
     <w:lvl w:ilvl="7" w:tplc="240A0003" w:tentative="1">
@@ -17226,7 +17292,7 @@
         <w:ind w:left="6816" w:hanging="360"/>
       </w:pPr>
       <w:rPr>
-        <w:rFonts w:ascii="Courier New" w:hAnsi="Courier New" w:cs="Courier New" w:hint="default"/>
+        <w:rFonts w:hint="default" w:ascii="Courier New" w:hAnsi="Courier New" w:cs="Courier New"/>
       </w:rPr>
     </w:lvl>
     <w:lvl w:ilvl="8" w:tplc="240A0005" w:tentative="1">
@@ -17238,7 +17304,7 @@
         <w:ind w:left="7536" w:hanging="360"/>
       </w:pPr>
       <w:rPr>
-        <w:rFonts w:ascii="Wingdings" w:hAnsi="Wingdings" w:hint="default"/>
+        <w:rFonts w:hint="default" w:ascii="Wingdings" w:hAnsi="Wingdings"/>
       </w:rPr>
     </w:lvl>
   </w:abstractNum>
@@ -17255,7 +17321,7 @@
         <w:ind w:left="1776" w:hanging="360"/>
       </w:pPr>
       <w:rPr>
-        <w:rFonts w:ascii="Courier New" w:hAnsi="Courier New" w:cs="Courier New" w:hint="default"/>
+        <w:rFonts w:hint="default" w:ascii="Courier New" w:hAnsi="Courier New" w:cs="Courier New"/>
       </w:rPr>
     </w:lvl>
     <w:lvl w:ilvl="1" w:tplc="240A0003" w:tentative="1">
@@ -17267,7 +17333,7 @@
         <w:ind w:left="2496" w:hanging="360"/>
       </w:pPr>
       <w:rPr>
-        <w:rFonts w:ascii="Courier New" w:hAnsi="Courier New" w:cs="Courier New" w:hint="default"/>
+        <w:rFonts w:hint="default" w:ascii="Courier New" w:hAnsi="Courier New" w:cs="Courier New"/>
       </w:rPr>
     </w:lvl>
     <w:lvl w:ilvl="2" w:tplc="240A0005" w:tentative="1">
@@ -17279,7 +17345,7 @@
         <w:ind w:left="3216" w:hanging="360"/>
       </w:pPr>
       <w:rPr>
-        <w:rFonts w:ascii="Wingdings" w:hAnsi="Wingdings" w:hint="default"/>
+        <w:rFonts w:hint="default" w:ascii="Wingdings" w:hAnsi="Wingdings"/>
       </w:rPr>
     </w:lvl>
     <w:lvl w:ilvl="3" w:tplc="240A0001" w:tentative="1">
@@ -17291,7 +17357,7 @@
         <w:ind w:left="3936" w:hanging="360"/>
       </w:pPr>
       <w:rPr>
-        <w:rFonts w:ascii="Symbol" w:hAnsi="Symbol" w:hint="default"/>
+        <w:rFonts w:hint="default" w:ascii="Symbol" w:hAnsi="Symbol"/>
       </w:rPr>
     </w:lvl>
     <w:lvl w:ilvl="4" w:tplc="240A0003" w:tentative="1">
@@ -17303,7 +17369,7 @@
         <w:ind w:left="4656" w:hanging="360"/>
       </w:pPr>
       <w:rPr>
-        <w:rFonts w:ascii="Courier New" w:hAnsi="Courier New" w:cs="Courier New" w:hint="default"/>
+        <w:rFonts w:hint="default" w:ascii="Courier New" w:hAnsi="Courier New" w:cs="Courier New"/>
       </w:rPr>
     </w:lvl>
     <w:lvl w:ilvl="5" w:tplc="240A0005" w:tentative="1">
@@ -17315,7 +17381,7 @@
         <w:ind w:left="5376" w:hanging="360"/>
       </w:pPr>
       <w:rPr>
-        <w:rFonts w:ascii="Wingdings" w:hAnsi="Wingdings" w:hint="default"/>
+        <w:rFonts w:hint="default" w:ascii="Wingdings" w:hAnsi="Wingdings"/>
       </w:rPr>
     </w:lvl>
     <w:lvl w:ilvl="6" w:tplc="240A0001" w:tentative="1">
@@ -17327,7 +17393,7 @@
         <w:ind w:left="6096" w:hanging="360"/>
       </w:pPr>
       <w:rPr>
-        <w:rFonts w:ascii="Symbol" w:hAnsi="Symbol" w:hint="default"/>
+        <w:rFonts w:hint="default" w:ascii="Symbol" w:hAnsi="Symbol"/>
       </w:rPr>
     </w:lvl>
     <w:lvl w:ilvl="7" w:tplc="240A0003" w:tentative="1">
@@ -17339,7 +17405,7 @@
         <w:ind w:left="6816" w:hanging="360"/>
       </w:pPr>
       <w:rPr>
-        <w:rFonts w:ascii="Courier New" w:hAnsi="Courier New" w:cs="Courier New" w:hint="default"/>
+        <w:rFonts w:hint="default" w:ascii="Courier New" w:hAnsi="Courier New" w:cs="Courier New"/>
       </w:rPr>
     </w:lvl>
     <w:lvl w:ilvl="8" w:tplc="240A0005" w:tentative="1">
@@ -17351,7 +17417,7 @@
         <w:ind w:left="7536" w:hanging="360"/>
       </w:pPr>
       <w:rPr>
-        <w:rFonts w:ascii="Wingdings" w:hAnsi="Wingdings" w:hint="default"/>
+        <w:rFonts w:hint="default" w:ascii="Wingdings" w:hAnsi="Wingdings"/>
       </w:rPr>
     </w:lvl>
   </w:abstractNum>
@@ -17368,7 +17434,7 @@
         <w:ind w:left="1776" w:hanging="360"/>
       </w:pPr>
       <w:rPr>
-        <w:rFonts w:ascii="Courier New" w:hAnsi="Courier New" w:cs="Courier New" w:hint="default"/>
+        <w:rFonts w:hint="default" w:ascii="Courier New" w:hAnsi="Courier New" w:cs="Courier New"/>
       </w:rPr>
     </w:lvl>
     <w:lvl w:ilvl="1" w:tplc="240A0003" w:tentative="1">
@@ -17380,7 +17446,7 @@
         <w:ind w:left="2496" w:hanging="360"/>
       </w:pPr>
       <w:rPr>
-        <w:rFonts w:ascii="Courier New" w:hAnsi="Courier New" w:cs="Courier New" w:hint="default"/>
+        <w:rFonts w:hint="default" w:ascii="Courier New" w:hAnsi="Courier New" w:cs="Courier New"/>
       </w:rPr>
     </w:lvl>
     <w:lvl w:ilvl="2" w:tplc="240A0005" w:tentative="1">
@@ -17392,7 +17458,7 @@
         <w:ind w:left="3216" w:hanging="360"/>
       </w:pPr>
       <w:rPr>
-        <w:rFonts w:ascii="Wingdings" w:hAnsi="Wingdings" w:hint="default"/>
+        <w:rFonts w:hint="default" w:ascii="Wingdings" w:hAnsi="Wingdings"/>
       </w:rPr>
     </w:lvl>
     <w:lvl w:ilvl="3" w:tplc="240A0001" w:tentative="1">
@@ -17404,7 +17470,7 @@
         <w:ind w:left="3936" w:hanging="360"/>
       </w:pPr>
       <w:rPr>
-        <w:rFonts w:ascii="Symbol" w:hAnsi="Symbol" w:hint="default"/>
+        <w:rFonts w:hint="default" w:ascii="Symbol" w:hAnsi="Symbol"/>
       </w:rPr>
     </w:lvl>
     <w:lvl w:ilvl="4" w:tplc="240A0003" w:tentative="1">
@@ -17416,7 +17482,7 @@
         <w:ind w:left="4656" w:hanging="360"/>
       </w:pPr>
       <w:rPr>
-        <w:rFonts w:ascii="Courier New" w:hAnsi="Courier New" w:cs="Courier New" w:hint="default"/>
+        <w:rFonts w:hint="default" w:ascii="Courier New" w:hAnsi="Courier New" w:cs="Courier New"/>
       </w:rPr>
     </w:lvl>
     <w:lvl w:ilvl="5" w:tplc="240A0005" w:tentative="1">
@@ -17428,7 +17494,7 @@
         <w:ind w:left="5376" w:hanging="360"/>
       </w:pPr>
       <w:rPr>
-        <w:rFonts w:ascii="Wingdings" w:hAnsi="Wingdings" w:hint="default"/>
+        <w:rFonts w:hint="default" w:ascii="Wingdings" w:hAnsi="Wingdings"/>
       </w:rPr>
     </w:lvl>
     <w:lvl w:ilvl="6" w:tplc="240A0001" w:tentative="1">
@@ -17440,7 +17506,7 @@
         <w:ind w:left="6096" w:hanging="360"/>
       </w:pPr>
       <w:rPr>
-        <w:rFonts w:ascii="Symbol" w:hAnsi="Symbol" w:hint="default"/>
+        <w:rFonts w:hint="default" w:ascii="Symbol" w:hAnsi="Symbol"/>
       </w:rPr>
     </w:lvl>
     <w:lvl w:ilvl="7" w:tplc="240A0003" w:tentative="1">
@@ -17452,7 +17518,7 @@
         <w:ind w:left="6816" w:hanging="360"/>
       </w:pPr>
       <w:rPr>
-        <w:rFonts w:ascii="Courier New" w:hAnsi="Courier New" w:cs="Courier New" w:hint="default"/>
+        <w:rFonts w:hint="default" w:ascii="Courier New" w:hAnsi="Courier New" w:cs="Courier New"/>
       </w:rPr>
     </w:lvl>
     <w:lvl w:ilvl="8" w:tplc="240A0005" w:tentative="1">
@@ -17464,7 +17530,7 @@
         <w:ind w:left="7536" w:hanging="360"/>
       </w:pPr>
       <w:rPr>
-        <w:rFonts w:ascii="Wingdings" w:hAnsi="Wingdings" w:hint="default"/>
+        <w:rFonts w:hint="default" w:ascii="Wingdings" w:hAnsi="Wingdings"/>
       </w:rPr>
     </w:lvl>
   </w:abstractNum>
@@ -17481,7 +17547,7 @@
         <w:ind w:left="1429" w:hanging="360"/>
       </w:pPr>
       <w:rPr>
-        <w:rFonts w:ascii="Symbol" w:hAnsi="Symbol" w:hint="default"/>
+        <w:rFonts w:hint="default" w:ascii="Symbol" w:hAnsi="Symbol"/>
       </w:rPr>
     </w:lvl>
     <w:lvl w:ilvl="1" w:tplc="240A0003" w:tentative="1">
@@ -17493,7 +17559,7 @@
         <w:ind w:left="2149" w:hanging="360"/>
       </w:pPr>
       <w:rPr>
-        <w:rFonts w:ascii="Courier New" w:hAnsi="Courier New" w:cs="Courier New" w:hint="default"/>
+        <w:rFonts w:hint="default" w:ascii="Courier New" w:hAnsi="Courier New" w:cs="Courier New"/>
       </w:rPr>
     </w:lvl>
     <w:lvl w:ilvl="2" w:tplc="240A0005" w:tentative="1">
@@ -17505,7 +17571,7 @@
         <w:ind w:left="2869" w:hanging="360"/>
       </w:pPr>
       <w:rPr>
-        <w:rFonts w:ascii="Wingdings" w:hAnsi="Wingdings" w:hint="default"/>
+        <w:rFonts w:hint="default" w:ascii="Wingdings" w:hAnsi="Wingdings"/>
       </w:rPr>
     </w:lvl>
     <w:lvl w:ilvl="3" w:tplc="240A0001" w:tentative="1">
@@ -17517,7 +17583,7 @@
         <w:ind w:left="3589" w:hanging="360"/>
       </w:pPr>
       <w:rPr>
-        <w:rFonts w:ascii="Symbol" w:hAnsi="Symbol" w:hint="default"/>
+        <w:rFonts w:hint="default" w:ascii="Symbol" w:hAnsi="Symbol"/>
       </w:rPr>
     </w:lvl>
     <w:lvl w:ilvl="4" w:tplc="240A0003" w:tentative="1">
@@ -17529,7 +17595,7 @@
         <w:ind w:left="4309" w:hanging="360"/>
       </w:pPr>
       <w:rPr>
-        <w:rFonts w:ascii="Courier New" w:hAnsi="Courier New" w:cs="Courier New" w:hint="default"/>
+        <w:rFonts w:hint="default" w:ascii="Courier New" w:hAnsi="Courier New" w:cs="Courier New"/>
       </w:rPr>
     </w:lvl>
     <w:lvl w:ilvl="5" w:tplc="240A0005" w:tentative="1">
@@ -17541,7 +17607,7 @@
         <w:ind w:left="5029" w:hanging="360"/>
       </w:pPr>
       <w:rPr>
-        <w:rFonts w:ascii="Wingdings" w:hAnsi="Wingdings" w:hint="default"/>
+        <w:rFonts w:hint="default" w:ascii="Wingdings" w:hAnsi="Wingdings"/>
       </w:rPr>
     </w:lvl>
     <w:lvl w:ilvl="6" w:tplc="240A0001" w:tentative="1">
@@ -17553,7 +17619,7 @@
         <w:ind w:left="5749" w:hanging="360"/>
       </w:pPr>
       <w:rPr>
-        <w:rFonts w:ascii="Symbol" w:hAnsi="Symbol" w:hint="default"/>
+        <w:rFonts w:hint="default" w:ascii="Symbol" w:hAnsi="Symbol"/>
       </w:rPr>
     </w:lvl>
     <w:lvl w:ilvl="7" w:tplc="240A0003" w:tentative="1">
@@ -17565,7 +17631,7 @@
         <w:ind w:left="6469" w:hanging="360"/>
       </w:pPr>
       <w:rPr>
-        <w:rFonts w:ascii="Courier New" w:hAnsi="Courier New" w:cs="Courier New" w:hint="default"/>
+        <w:rFonts w:hint="default" w:ascii="Courier New" w:hAnsi="Courier New" w:cs="Courier New"/>
       </w:rPr>
     </w:lvl>
     <w:lvl w:ilvl="8" w:tplc="240A0005" w:tentative="1">
@@ -17577,7 +17643,7 @@
         <w:ind w:left="7189" w:hanging="360"/>
       </w:pPr>
       <w:rPr>
-        <w:rFonts w:ascii="Wingdings" w:hAnsi="Wingdings" w:hint="default"/>
+        <w:rFonts w:hint="default" w:ascii="Wingdings" w:hAnsi="Wingdings"/>
       </w:rPr>
     </w:lvl>
   </w:abstractNum>
@@ -17595,7 +17661,7 @@
         <w:ind w:left="1211" w:hanging="360"/>
       </w:pPr>
       <w:rPr>
-        <w:rFonts w:ascii="Arial" w:hAnsi="Arial" w:hint="default"/>
+        <w:rFonts w:hint="default" w:ascii="Arial" w:hAnsi="Arial"/>
         <w:b/>
         <w:i w:val="0"/>
         <w:caps w:val="0"/>
@@ -17809,7 +17875,7 @@
         <w:ind w:left="1429" w:hanging="360"/>
       </w:pPr>
       <w:rPr>
-        <w:rFonts w:ascii="Symbol" w:hAnsi="Symbol" w:hint="default"/>
+        <w:rFonts w:hint="default" w:ascii="Symbol" w:hAnsi="Symbol"/>
       </w:rPr>
     </w:lvl>
     <w:lvl w:ilvl="1" w:tplc="240A0003" w:tentative="1">
@@ -17821,7 +17887,7 @@
         <w:ind w:left="2149" w:hanging="360"/>
       </w:pPr>
       <w:rPr>
-        <w:rFonts w:ascii="Courier New" w:hAnsi="Courier New" w:cs="Courier New" w:hint="default"/>
+        <w:rFonts w:hint="default" w:ascii="Courier New" w:hAnsi="Courier New" w:cs="Courier New"/>
       </w:rPr>
     </w:lvl>
     <w:lvl w:ilvl="2" w:tplc="240A0005" w:tentative="1">
@@ -17833,7 +17899,7 @@
         <w:ind w:left="2869" w:hanging="360"/>
       </w:pPr>
       <w:rPr>
-        <w:rFonts w:ascii="Wingdings" w:hAnsi="Wingdings" w:hint="default"/>
+        <w:rFonts w:hint="default" w:ascii="Wingdings" w:hAnsi="Wingdings"/>
       </w:rPr>
     </w:lvl>
     <w:lvl w:ilvl="3" w:tplc="240A0001" w:tentative="1">
@@ -17845,7 +17911,7 @@
         <w:ind w:left="3589" w:hanging="360"/>
       </w:pPr>
       <w:rPr>
-        <w:rFonts w:ascii="Symbol" w:hAnsi="Symbol" w:hint="default"/>
+        <w:rFonts w:hint="default" w:ascii="Symbol" w:hAnsi="Symbol"/>
       </w:rPr>
     </w:lvl>
     <w:lvl w:ilvl="4" w:tplc="240A0003" w:tentative="1">
@@ -17857,7 +17923,7 @@
         <w:ind w:left="4309" w:hanging="360"/>
       </w:pPr>
       <w:rPr>
-        <w:rFonts w:ascii="Courier New" w:hAnsi="Courier New" w:cs="Courier New" w:hint="default"/>
+        <w:rFonts w:hint="default" w:ascii="Courier New" w:hAnsi="Courier New" w:cs="Courier New"/>
       </w:rPr>
     </w:lvl>
     <w:lvl w:ilvl="5" w:tplc="240A0005" w:tentative="1">
@@ -17869,7 +17935,7 @@
         <w:ind w:left="5029" w:hanging="360"/>
       </w:pPr>
       <w:rPr>
-        <w:rFonts w:ascii="Wingdings" w:hAnsi="Wingdings" w:hint="default"/>
+        <w:rFonts w:hint="default" w:ascii="Wingdings" w:hAnsi="Wingdings"/>
       </w:rPr>
     </w:lvl>
     <w:lvl w:ilvl="6" w:tplc="240A0001" w:tentative="1">
@@ -17881,7 +17947,7 @@
         <w:ind w:left="5749" w:hanging="360"/>
       </w:pPr>
       <w:rPr>
-        <w:rFonts w:ascii="Symbol" w:hAnsi="Symbol" w:hint="default"/>
+        <w:rFonts w:hint="default" w:ascii="Symbol" w:hAnsi="Symbol"/>
       </w:rPr>
     </w:lvl>
     <w:lvl w:ilvl="7" w:tplc="240A0003" w:tentative="1">
@@ -17893,7 +17959,7 @@
         <w:ind w:left="6469" w:hanging="360"/>
       </w:pPr>
       <w:rPr>
-        <w:rFonts w:ascii="Courier New" w:hAnsi="Courier New" w:cs="Courier New" w:hint="default"/>
+        <w:rFonts w:hint="default" w:ascii="Courier New" w:hAnsi="Courier New" w:cs="Courier New"/>
       </w:rPr>
     </w:lvl>
     <w:lvl w:ilvl="8" w:tplc="240A0005" w:tentative="1">
@@ -17905,7 +17971,7 @@
         <w:ind w:left="7189" w:hanging="360"/>
       </w:pPr>
       <w:rPr>
-        <w:rFonts w:ascii="Wingdings" w:hAnsi="Wingdings" w:hint="default"/>
+        <w:rFonts w:hint="default" w:ascii="Wingdings" w:hAnsi="Wingdings"/>
       </w:rPr>
     </w:lvl>
   </w:abstractNum>
@@ -17922,7 +17988,7 @@
         <w:ind w:left="1429" w:hanging="360"/>
       </w:pPr>
       <w:rPr>
-        <w:rFonts w:ascii="Symbol" w:hAnsi="Symbol" w:hint="default"/>
+        <w:rFonts w:hint="default" w:ascii="Symbol" w:hAnsi="Symbol"/>
       </w:rPr>
     </w:lvl>
     <w:lvl w:ilvl="1" w:tplc="240A0003" w:tentative="1">
@@ -17934,7 +18000,7 @@
         <w:ind w:left="2149" w:hanging="360"/>
       </w:pPr>
       <w:rPr>
-        <w:rFonts w:ascii="Courier New" w:hAnsi="Courier New" w:cs="Courier New" w:hint="default"/>
+        <w:rFonts w:hint="default" w:ascii="Courier New" w:hAnsi="Courier New" w:cs="Courier New"/>
       </w:rPr>
     </w:lvl>
     <w:lvl w:ilvl="2" w:tplc="240A0005" w:tentative="1">
@@ -17946,7 +18012,7 @@
         <w:ind w:left="2869" w:hanging="360"/>
       </w:pPr>
       <w:rPr>
-        <w:rFonts w:ascii="Wingdings" w:hAnsi="Wingdings" w:hint="default"/>
+        <w:rFonts w:hint="default" w:ascii="Wingdings" w:hAnsi="Wingdings"/>
       </w:rPr>
     </w:lvl>
     <w:lvl w:ilvl="3" w:tplc="240A0001" w:tentative="1">
@@ -17958,7 +18024,7 @@
         <w:ind w:left="3589" w:hanging="360"/>
       </w:pPr>
       <w:rPr>
-        <w:rFonts w:ascii="Symbol" w:hAnsi="Symbol" w:hint="default"/>
+        <w:rFonts w:hint="default" w:ascii="Symbol" w:hAnsi="Symbol"/>
       </w:rPr>
     </w:lvl>
     <w:lvl w:ilvl="4" w:tplc="240A0003" w:tentative="1">
@@ -17970,7 +18036,7 @@
         <w:ind w:left="4309" w:hanging="360"/>
       </w:pPr>
       <w:rPr>
-        <w:rFonts w:ascii="Courier New" w:hAnsi="Courier New" w:cs="Courier New" w:hint="default"/>
+        <w:rFonts w:hint="default" w:ascii="Courier New" w:hAnsi="Courier New" w:cs="Courier New"/>
       </w:rPr>
     </w:lvl>
     <w:lvl w:ilvl="5" w:tplc="240A0005" w:tentative="1">
@@ -17982,7 +18048,7 @@
         <w:ind w:left="5029" w:hanging="360"/>
       </w:pPr>
       <w:rPr>
-        <w:rFonts w:ascii="Wingdings" w:hAnsi="Wingdings" w:hint="default"/>
+        <w:rFonts w:hint="default" w:ascii="Wingdings" w:hAnsi="Wingdings"/>
       </w:rPr>
     </w:lvl>
     <w:lvl w:ilvl="6" w:tplc="240A0001" w:tentative="1">
@@ -17994,7 +18060,7 @@
         <w:ind w:left="5749" w:hanging="360"/>
       </w:pPr>
       <w:rPr>
-        <w:rFonts w:ascii="Symbol" w:hAnsi="Symbol" w:hint="default"/>
+        <w:rFonts w:hint="default" w:ascii="Symbol" w:hAnsi="Symbol"/>
       </w:rPr>
     </w:lvl>
     <w:lvl w:ilvl="7" w:tplc="240A0003" w:tentative="1">
@@ -18006,7 +18072,7 @@
         <w:ind w:left="6469" w:hanging="360"/>
       </w:pPr>
       <w:rPr>
-        <w:rFonts w:ascii="Courier New" w:hAnsi="Courier New" w:cs="Courier New" w:hint="default"/>
+        <w:rFonts w:hint="default" w:ascii="Courier New" w:hAnsi="Courier New" w:cs="Courier New"/>
       </w:rPr>
     </w:lvl>
     <w:lvl w:ilvl="8" w:tplc="240A0005" w:tentative="1">
@@ -18018,7 +18084,7 @@
         <w:ind w:left="7189" w:hanging="360"/>
       </w:pPr>
       <w:rPr>
-        <w:rFonts w:ascii="Wingdings" w:hAnsi="Wingdings" w:hint="default"/>
+        <w:rFonts w:hint="default" w:ascii="Wingdings" w:hAnsi="Wingdings"/>
       </w:rPr>
     </w:lvl>
   </w:abstractNum>
@@ -18035,7 +18101,7 @@
         <w:ind w:left="1776" w:hanging="360"/>
       </w:pPr>
       <w:rPr>
-        <w:rFonts w:ascii="Courier New" w:hAnsi="Courier New" w:cs="Courier New" w:hint="default"/>
+        <w:rFonts w:hint="default" w:ascii="Courier New" w:hAnsi="Courier New" w:cs="Courier New"/>
       </w:rPr>
     </w:lvl>
     <w:lvl w:ilvl="1" w:tplc="240A0003" w:tentative="1">
@@ -18047,7 +18113,7 @@
         <w:ind w:left="2496" w:hanging="360"/>
       </w:pPr>
       <w:rPr>
-        <w:rFonts w:ascii="Courier New" w:hAnsi="Courier New" w:cs="Courier New" w:hint="default"/>
+        <w:rFonts w:hint="default" w:ascii="Courier New" w:hAnsi="Courier New" w:cs="Courier New"/>
       </w:rPr>
     </w:lvl>
     <w:lvl w:ilvl="2" w:tplc="240A0005" w:tentative="1">
@@ -18059,7 +18125,7 @@
         <w:ind w:left="3216" w:hanging="360"/>
       </w:pPr>
       <w:rPr>
-        <w:rFonts w:ascii="Wingdings" w:hAnsi="Wingdings" w:hint="default"/>
+        <w:rFonts w:hint="default" w:ascii="Wingdings" w:hAnsi="Wingdings"/>
       </w:rPr>
     </w:lvl>
     <w:lvl w:ilvl="3" w:tplc="240A0001" w:tentative="1">
@@ -18071,7 +18137,7 @@
         <w:ind w:left="3936" w:hanging="360"/>
       </w:pPr>
       <w:rPr>
-        <w:rFonts w:ascii="Symbol" w:hAnsi="Symbol" w:hint="default"/>
+        <w:rFonts w:hint="default" w:ascii="Symbol" w:hAnsi="Symbol"/>
       </w:rPr>
     </w:lvl>
     <w:lvl w:ilvl="4" w:tplc="240A0003" w:tentative="1">
@@ -18083,7 +18149,7 @@
         <w:ind w:left="4656" w:hanging="360"/>
       </w:pPr>
       <w:rPr>
-        <w:rFonts w:ascii="Courier New" w:hAnsi="Courier New" w:cs="Courier New" w:hint="default"/>
+        <w:rFonts w:hint="default" w:ascii="Courier New" w:hAnsi="Courier New" w:cs="Courier New"/>
       </w:rPr>
     </w:lvl>
     <w:lvl w:ilvl="5" w:tplc="240A0005" w:tentative="1">
@@ -18095,7 +18161,7 @@
         <w:ind w:left="5376" w:hanging="360"/>
       </w:pPr>
       <w:rPr>
-        <w:rFonts w:ascii="Wingdings" w:hAnsi="Wingdings" w:hint="default"/>
+        <w:rFonts w:hint="default" w:ascii="Wingdings" w:hAnsi="Wingdings"/>
       </w:rPr>
     </w:lvl>
     <w:lvl w:ilvl="6" w:tplc="240A0001" w:tentative="1">
@@ -18107,7 +18173,7 @@
         <w:ind w:left="6096" w:hanging="360"/>
       </w:pPr>
       <w:rPr>
-        <w:rFonts w:ascii="Symbol" w:hAnsi="Symbol" w:hint="default"/>
+        <w:rFonts w:hint="default" w:ascii="Symbol" w:hAnsi="Symbol"/>
       </w:rPr>
     </w:lvl>
     <w:lvl w:ilvl="7" w:tplc="240A0003" w:tentative="1">
@@ -18119,7 +18185,7 @@
         <w:ind w:left="6816" w:hanging="360"/>
       </w:pPr>
       <w:rPr>
-        <w:rFonts w:ascii="Courier New" w:hAnsi="Courier New" w:cs="Courier New" w:hint="default"/>
+        <w:rFonts w:hint="default" w:ascii="Courier New" w:hAnsi="Courier New" w:cs="Courier New"/>
       </w:rPr>
     </w:lvl>
     <w:lvl w:ilvl="8" w:tplc="240A0005" w:tentative="1">
@@ -18131,7 +18197,7 @@
         <w:ind w:left="7536" w:hanging="360"/>
       </w:pPr>
       <w:rPr>
-        <w:rFonts w:ascii="Wingdings" w:hAnsi="Wingdings" w:hint="default"/>
+        <w:rFonts w:hint="default" w:ascii="Wingdings" w:hAnsi="Wingdings"/>
       </w:rPr>
     </w:lvl>
   </w:abstractNum>
@@ -18148,7 +18214,7 @@
         <w:ind w:left="1429" w:hanging="360"/>
       </w:pPr>
       <w:rPr>
-        <w:rFonts w:ascii="Symbol" w:hAnsi="Symbol" w:hint="default"/>
+        <w:rFonts w:hint="default" w:ascii="Symbol" w:hAnsi="Symbol"/>
       </w:rPr>
     </w:lvl>
     <w:lvl w:ilvl="1" w:tplc="240A0003" w:tentative="1">
@@ -18160,7 +18226,7 @@
         <w:ind w:left="2149" w:hanging="360"/>
       </w:pPr>
       <w:rPr>
-        <w:rFonts w:ascii="Courier New" w:hAnsi="Courier New" w:cs="Courier New" w:hint="default"/>
+        <w:rFonts w:hint="default" w:ascii="Courier New" w:hAnsi="Courier New" w:cs="Courier New"/>
       </w:rPr>
     </w:lvl>
     <w:lvl w:ilvl="2" w:tplc="240A0005" w:tentative="1">
@@ -18172,7 +18238,7 @@
         <w:ind w:left="2869" w:hanging="360"/>
       </w:pPr>
       <w:rPr>
-        <w:rFonts w:ascii="Wingdings" w:hAnsi="Wingdings" w:hint="default"/>
+        <w:rFonts w:hint="default" w:ascii="Wingdings" w:hAnsi="Wingdings"/>
       </w:rPr>
     </w:lvl>
     <w:lvl w:ilvl="3" w:tplc="240A0001" w:tentative="1">
@@ -18184,7 +18250,7 @@
         <w:ind w:left="3589" w:hanging="360"/>
       </w:pPr>
       <w:rPr>
-        <w:rFonts w:ascii="Symbol" w:hAnsi="Symbol" w:hint="default"/>
+        <w:rFonts w:hint="default" w:ascii="Symbol" w:hAnsi="Symbol"/>
       </w:rPr>
     </w:lvl>
     <w:lvl w:ilvl="4" w:tplc="240A0003" w:tentative="1">
@@ -18196,7 +18262,7 @@
         <w:ind w:left="4309" w:hanging="360"/>
       </w:pPr>
       <w:rPr>
-        <w:rFonts w:ascii="Courier New" w:hAnsi="Courier New" w:cs="Courier New" w:hint="default"/>
+        <w:rFonts w:hint="default" w:ascii="Courier New" w:hAnsi="Courier New" w:cs="Courier New"/>
       </w:rPr>
     </w:lvl>
     <w:lvl w:ilvl="5" w:tplc="240A0005" w:tentative="1">
@@ -18208,7 +18274,7 @@
         <w:ind w:left="5029" w:hanging="360"/>
       </w:pPr>
       <w:rPr>
-        <w:rFonts w:ascii="Wingdings" w:hAnsi="Wingdings" w:hint="default"/>
+        <w:rFonts w:hint="default" w:ascii="Wingdings" w:hAnsi="Wingdings"/>
       </w:rPr>
     </w:lvl>
     <w:lvl w:ilvl="6" w:tplc="240A0001" w:tentative="1">
@@ -18220,7 +18286,7 @@
         <w:ind w:left="5749" w:hanging="360"/>
       </w:pPr>
       <w:rPr>
-        <w:rFonts w:ascii="Symbol" w:hAnsi="Symbol" w:hint="default"/>
+        <w:rFonts w:hint="default" w:ascii="Symbol" w:hAnsi="Symbol"/>
       </w:rPr>
     </w:lvl>
     <w:lvl w:ilvl="7" w:tplc="240A0003" w:tentative="1">
@@ -18232,7 +18298,7 @@
         <w:ind w:left="6469" w:hanging="360"/>
       </w:pPr>
       <w:rPr>
-        <w:rFonts w:ascii="Courier New" w:hAnsi="Courier New" w:cs="Courier New" w:hint="default"/>
+        <w:rFonts w:hint="default" w:ascii="Courier New" w:hAnsi="Courier New" w:cs="Courier New"/>
       </w:rPr>
     </w:lvl>
     <w:lvl w:ilvl="8" w:tplc="240A0005" w:tentative="1">
@@ -18244,7 +18310,7 @@
         <w:ind w:left="7189" w:hanging="360"/>
       </w:pPr>
       <w:rPr>
-        <w:rFonts w:ascii="Wingdings" w:hAnsi="Wingdings" w:hint="default"/>
+        <w:rFonts w:hint="default" w:ascii="Wingdings" w:hAnsi="Wingdings"/>
       </w:rPr>
     </w:lvl>
   </w:abstractNum>
@@ -18261,7 +18327,7 @@
         <w:ind w:left="1776" w:hanging="360"/>
       </w:pPr>
       <w:rPr>
-        <w:rFonts w:ascii="Courier New" w:hAnsi="Courier New" w:cs="Courier New" w:hint="default"/>
+        <w:rFonts w:hint="default" w:ascii="Courier New" w:hAnsi="Courier New" w:cs="Courier New"/>
       </w:rPr>
     </w:lvl>
     <w:lvl w:ilvl="1" w:tplc="240A0003" w:tentative="1">
@@ -18273,7 +18339,7 @@
         <w:ind w:left="2496" w:hanging="360"/>
       </w:pPr>
       <w:rPr>
-        <w:rFonts w:ascii="Courier New" w:hAnsi="Courier New" w:cs="Courier New" w:hint="default"/>
+        <w:rFonts w:hint="default" w:ascii="Courier New" w:hAnsi="Courier New" w:cs="Courier New"/>
       </w:rPr>
     </w:lvl>
     <w:lvl w:ilvl="2" w:tplc="240A0005" w:tentative="1">
@@ -18285,7 +18351,7 @@
         <w:ind w:left="3216" w:hanging="360"/>
       </w:pPr>
       <w:rPr>
-        <w:rFonts w:ascii="Wingdings" w:hAnsi="Wingdings" w:hint="default"/>
+        <w:rFonts w:hint="default" w:ascii="Wingdings" w:hAnsi="Wingdings"/>
       </w:rPr>
     </w:lvl>
     <w:lvl w:ilvl="3" w:tplc="240A0001" w:tentative="1">
@@ -18297,7 +18363,7 @@
         <w:ind w:left="3936" w:hanging="360"/>
       </w:pPr>
       <w:rPr>
-        <w:rFonts w:ascii="Symbol" w:hAnsi="Symbol" w:hint="default"/>
+        <w:rFonts w:hint="default" w:ascii="Symbol" w:hAnsi="Symbol"/>
       </w:rPr>
     </w:lvl>
     <w:lvl w:ilvl="4" w:tplc="240A0003" w:tentative="1">
@@ -18309,7 +18375,7 @@
         <w:ind w:left="4656" w:hanging="360"/>
       </w:pPr>
       <w:rPr>
-        <w:rFonts w:ascii="Courier New" w:hAnsi="Courier New" w:cs="Courier New" w:hint="default"/>
+        <w:rFonts w:hint="default" w:ascii="Courier New" w:hAnsi="Courier New" w:cs="Courier New"/>
       </w:rPr>
     </w:lvl>
     <w:lvl w:ilvl="5" w:tplc="240A0005" w:tentative="1">
@@ -18321,7 +18387,7 @@
         <w:ind w:left="5376" w:hanging="360"/>
       </w:pPr>
       <w:rPr>
-        <w:rFonts w:ascii="Wingdings" w:hAnsi="Wingdings" w:hint="default"/>
+        <w:rFonts w:hint="default" w:ascii="Wingdings" w:hAnsi="Wingdings"/>
       </w:rPr>
     </w:lvl>
     <w:lvl w:ilvl="6" w:tplc="240A0001" w:tentative="1">
@@ -18333,7 +18399,7 @@
         <w:ind w:left="6096" w:hanging="360"/>
       </w:pPr>
       <w:rPr>
-        <w:rFonts w:ascii="Symbol" w:hAnsi="Symbol" w:hint="default"/>
+        <w:rFonts w:hint="default" w:ascii="Symbol" w:hAnsi="Symbol"/>
       </w:rPr>
     </w:lvl>
     <w:lvl w:ilvl="7" w:tplc="240A0003" w:tentative="1">
@@ -18345,7 +18411,7 @@
         <w:ind w:left="6816" w:hanging="360"/>
       </w:pPr>
       <w:rPr>
-        <w:rFonts w:ascii="Courier New" w:hAnsi="Courier New" w:cs="Courier New" w:hint="default"/>
+        <w:rFonts w:hint="default" w:ascii="Courier New" w:hAnsi="Courier New" w:cs="Courier New"/>
       </w:rPr>
     </w:lvl>
     <w:lvl w:ilvl="8" w:tplc="240A0005" w:tentative="1">
@@ -18357,7 +18423,7 @@
         <w:ind w:left="7536" w:hanging="360"/>
       </w:pPr>
       <w:rPr>
-        <w:rFonts w:ascii="Wingdings" w:hAnsi="Wingdings" w:hint="default"/>
+        <w:rFonts w:hint="default" w:ascii="Wingdings" w:hAnsi="Wingdings"/>
       </w:rPr>
     </w:lvl>
   </w:abstractNum>
@@ -18374,7 +18440,7 @@
         <w:ind w:left="1429" w:hanging="360"/>
       </w:pPr>
       <w:rPr>
-        <w:rFonts w:ascii="Symbol" w:hAnsi="Symbol" w:hint="default"/>
+        <w:rFonts w:hint="default" w:ascii="Symbol" w:hAnsi="Symbol"/>
       </w:rPr>
     </w:lvl>
     <w:lvl w:ilvl="1" w:tplc="240A0003" w:tentative="1">
@@ -18386,7 +18452,7 @@
         <w:ind w:left="2149" w:hanging="360"/>
       </w:pPr>
       <w:rPr>
-        <w:rFonts w:ascii="Courier New" w:hAnsi="Courier New" w:cs="Courier New" w:hint="default"/>
+        <w:rFonts w:hint="default" w:ascii="Courier New" w:hAnsi="Courier New" w:cs="Courier New"/>
       </w:rPr>
     </w:lvl>
     <w:lvl w:ilvl="2" w:tplc="240A0005" w:tentative="1">
@@ -18398,7 +18464,7 @@
         <w:ind w:left="2869" w:hanging="360"/>
       </w:pPr>
       <w:rPr>
-        <w:rFonts w:ascii="Wingdings" w:hAnsi="Wingdings" w:hint="default"/>
+        <w:rFonts w:hint="default" w:ascii="Wingdings" w:hAnsi="Wingdings"/>
       </w:rPr>
     </w:lvl>
     <w:lvl w:ilvl="3" w:tplc="240A0001" w:tentative="1">
@@ -18410,7 +18476,7 @@
         <w:ind w:left="3589" w:hanging="360"/>
       </w:pPr>
       <w:rPr>
-        <w:rFonts w:ascii="Symbol" w:hAnsi="Symbol" w:hint="default"/>
+        <w:rFonts w:hint="default" w:ascii="Symbol" w:hAnsi="Symbol"/>
       </w:rPr>
     </w:lvl>
     <w:lvl w:ilvl="4" w:tplc="240A0003" w:tentative="1">
@@ -18422,7 +18488,7 @@
         <w:ind w:left="4309" w:hanging="360"/>
       </w:pPr>
       <w:rPr>
-        <w:rFonts w:ascii="Courier New" w:hAnsi="Courier New" w:cs="Courier New" w:hint="default"/>
+        <w:rFonts w:hint="default" w:ascii="Courier New" w:hAnsi="Courier New" w:cs="Courier New"/>
       </w:rPr>
     </w:lvl>
     <w:lvl w:ilvl="5" w:tplc="240A0005" w:tentative="1">
@@ -18434,7 +18500,7 @@
         <w:ind w:left="5029" w:hanging="360"/>
       </w:pPr>
       <w:rPr>
-        <w:rFonts w:ascii="Wingdings" w:hAnsi="Wingdings" w:hint="default"/>
+        <w:rFonts w:hint="default" w:ascii="Wingdings" w:hAnsi="Wingdings"/>
       </w:rPr>
     </w:lvl>
     <w:lvl w:ilvl="6" w:tplc="240A0001" w:tentative="1">
@@ -18446,7 +18512,7 @@
         <w:ind w:left="5749" w:hanging="360"/>
       </w:pPr>
       <w:rPr>
-        <w:rFonts w:ascii="Symbol" w:hAnsi="Symbol" w:hint="default"/>
+        <w:rFonts w:hint="default" w:ascii="Symbol" w:hAnsi="Symbol"/>
       </w:rPr>
     </w:lvl>
     <w:lvl w:ilvl="7" w:tplc="240A0003" w:tentative="1">
@@ -18458,7 +18524,7 @@
         <w:ind w:left="6469" w:hanging="360"/>
       </w:pPr>
       <w:rPr>
-        <w:rFonts w:ascii="Courier New" w:hAnsi="Courier New" w:cs="Courier New" w:hint="default"/>
+        <w:rFonts w:hint="default" w:ascii="Courier New" w:hAnsi="Courier New" w:cs="Courier New"/>
       </w:rPr>
     </w:lvl>
     <w:lvl w:ilvl="8" w:tplc="240A0005" w:tentative="1">
@@ -18470,7 +18536,7 @@
         <w:ind w:left="7189" w:hanging="360"/>
       </w:pPr>
       <w:rPr>
-        <w:rFonts w:ascii="Wingdings" w:hAnsi="Wingdings" w:hint="default"/>
+        <w:rFonts w:hint="default" w:ascii="Wingdings" w:hAnsi="Wingdings"/>
       </w:rPr>
     </w:lvl>
   </w:abstractNum>
@@ -18664,7 +18730,7 @@
         <w:ind w:left="1429" w:hanging="360"/>
       </w:pPr>
       <w:rPr>
-        <w:rFonts w:ascii="Symbol" w:hAnsi="Symbol" w:hint="default"/>
+        <w:rFonts w:hint="default" w:ascii="Symbol" w:hAnsi="Symbol"/>
       </w:rPr>
     </w:lvl>
     <w:lvl w:ilvl="1" w:tplc="240A0003" w:tentative="1">
@@ -18676,7 +18742,7 @@
         <w:ind w:left="2149" w:hanging="360"/>
       </w:pPr>
       <w:rPr>
-        <w:rFonts w:ascii="Courier New" w:hAnsi="Courier New" w:cs="Courier New" w:hint="default"/>
+        <w:rFonts w:hint="default" w:ascii="Courier New" w:hAnsi="Courier New" w:cs="Courier New"/>
       </w:rPr>
     </w:lvl>
     <w:lvl w:ilvl="2" w:tplc="240A0005" w:tentative="1">
@@ -18688,7 +18754,7 @@
         <w:ind w:left="2869" w:hanging="360"/>
       </w:pPr>
       <w:rPr>
-        <w:rFonts w:ascii="Wingdings" w:hAnsi="Wingdings" w:hint="default"/>
+        <w:rFonts w:hint="default" w:ascii="Wingdings" w:hAnsi="Wingdings"/>
       </w:rPr>
     </w:lvl>
     <w:lvl w:ilvl="3" w:tplc="240A0001" w:tentative="1">
@@ -18700,7 +18766,7 @@
         <w:ind w:left="3589" w:hanging="360"/>
       </w:pPr>
       <w:rPr>
-        <w:rFonts w:ascii="Symbol" w:hAnsi="Symbol" w:hint="default"/>
+        <w:rFonts w:hint="default" w:ascii="Symbol" w:hAnsi="Symbol"/>
       </w:rPr>
     </w:lvl>
     <w:lvl w:ilvl="4" w:tplc="240A0003" w:tentative="1">
@@ -18712,7 +18778,7 @@
         <w:ind w:left="4309" w:hanging="360"/>
       </w:pPr>
       <w:rPr>
-        <w:rFonts w:ascii="Courier New" w:hAnsi="Courier New" w:cs="Courier New" w:hint="default"/>
+        <w:rFonts w:hint="default" w:ascii="Courier New" w:hAnsi="Courier New" w:cs="Courier New"/>
       </w:rPr>
     </w:lvl>
     <w:lvl w:ilvl="5" w:tplc="240A0005" w:tentative="1">
@@ -18724,7 +18790,7 @@
         <w:ind w:left="5029" w:hanging="360"/>
       </w:pPr>
       <w:rPr>
-        <w:rFonts w:ascii="Wingdings" w:hAnsi="Wingdings" w:hint="default"/>
+        <w:rFonts w:hint="default" w:ascii="Wingdings" w:hAnsi="Wingdings"/>
       </w:rPr>
     </w:lvl>
     <w:lvl w:ilvl="6" w:tplc="240A0001" w:tentative="1">
@@ -18736,7 +18802,7 @@
         <w:ind w:left="5749" w:hanging="360"/>
       </w:pPr>
       <w:rPr>
-        <w:rFonts w:ascii="Symbol" w:hAnsi="Symbol" w:hint="default"/>
+        <w:rFonts w:hint="default" w:ascii="Symbol" w:hAnsi="Symbol"/>
       </w:rPr>
     </w:lvl>
     <w:lvl w:ilvl="7" w:tplc="240A0003" w:tentative="1">
@@ -18748,7 +18814,7 @@
         <w:ind w:left="6469" w:hanging="360"/>
       </w:pPr>
       <w:rPr>
-        <w:rFonts w:ascii="Courier New" w:hAnsi="Courier New" w:cs="Courier New" w:hint="default"/>
+        <w:rFonts w:hint="default" w:ascii="Courier New" w:hAnsi="Courier New" w:cs="Courier New"/>
       </w:rPr>
     </w:lvl>
     <w:lvl w:ilvl="8" w:tplc="240A0005" w:tentative="1">
@@ -18760,7 +18826,7 @@
         <w:ind w:left="7189" w:hanging="360"/>
       </w:pPr>
       <w:rPr>
-        <w:rFonts w:ascii="Wingdings" w:hAnsi="Wingdings" w:hint="default"/>
+        <w:rFonts w:hint="default" w:ascii="Wingdings" w:hAnsi="Wingdings"/>
       </w:rPr>
     </w:lvl>
   </w:abstractNum>
@@ -18777,7 +18843,7 @@
         <w:ind w:left="1429" w:hanging="360"/>
       </w:pPr>
       <w:rPr>
-        <w:rFonts w:ascii="Symbol" w:hAnsi="Symbol" w:hint="default"/>
+        <w:rFonts w:hint="default" w:ascii="Symbol" w:hAnsi="Symbol"/>
       </w:rPr>
     </w:lvl>
     <w:lvl w:ilvl="1" w:tplc="240A0003" w:tentative="1">
@@ -18789,7 +18855,7 @@
         <w:ind w:left="2149" w:hanging="360"/>
       </w:pPr>
       <w:rPr>
-        <w:rFonts w:ascii="Courier New" w:hAnsi="Courier New" w:cs="Courier New" w:hint="default"/>
+        <w:rFonts w:hint="default" w:ascii="Courier New" w:hAnsi="Courier New" w:cs="Courier New"/>
       </w:rPr>
     </w:lvl>
     <w:lvl w:ilvl="2" w:tplc="240A0005" w:tentative="1">
@@ -18801,7 +18867,7 @@
         <w:ind w:left="2869" w:hanging="360"/>
       </w:pPr>
       <w:rPr>
-        <w:rFonts w:ascii="Wingdings" w:hAnsi="Wingdings" w:hint="default"/>
+        <w:rFonts w:hint="default" w:ascii="Wingdings" w:hAnsi="Wingdings"/>
       </w:rPr>
     </w:lvl>
     <w:lvl w:ilvl="3" w:tplc="240A0001" w:tentative="1">
@@ -18813,7 +18879,7 @@
         <w:ind w:left="3589" w:hanging="360"/>
       </w:pPr>
       <w:rPr>
-        <w:rFonts w:ascii="Symbol" w:hAnsi="Symbol" w:hint="default"/>
+        <w:rFonts w:hint="default" w:ascii="Symbol" w:hAnsi="Symbol"/>
       </w:rPr>
     </w:lvl>
     <w:lvl w:ilvl="4" w:tplc="240A0003" w:tentative="1">
@@ -18825,7 +18891,7 @@
         <w:ind w:left="4309" w:hanging="360"/>
       </w:pPr>
       <w:rPr>
-        <w:rFonts w:ascii="Courier New" w:hAnsi="Courier New" w:cs="Courier New" w:hint="default"/>
+        <w:rFonts w:hint="default" w:ascii="Courier New" w:hAnsi="Courier New" w:cs="Courier New"/>
       </w:rPr>
     </w:lvl>
     <w:lvl w:ilvl="5" w:tplc="240A0005" w:tentative="1">
@@ -18837,7 +18903,7 @@
         <w:ind w:left="5029" w:hanging="360"/>
       </w:pPr>
       <w:rPr>
-        <w:rFonts w:ascii="Wingdings" w:hAnsi="Wingdings" w:hint="default"/>
+        <w:rFonts w:hint="default" w:ascii="Wingdings" w:hAnsi="Wingdings"/>
       </w:rPr>
     </w:lvl>
     <w:lvl w:ilvl="6" w:tplc="240A0001" w:tentative="1">
@@ -18849,7 +18915,7 @@
         <w:ind w:left="5749" w:hanging="360"/>
       </w:pPr>
       <w:rPr>
-        <w:rFonts w:ascii="Symbol" w:hAnsi="Symbol" w:hint="default"/>
+        <w:rFonts w:hint="default" w:ascii="Symbol" w:hAnsi="Symbol"/>
       </w:rPr>
     </w:lvl>
     <w:lvl w:ilvl="7" w:tplc="240A0003" w:tentative="1">
@@ -18861,7 +18927,7 @@
         <w:ind w:left="6469" w:hanging="360"/>
       </w:pPr>
       <w:rPr>
-        <w:rFonts w:ascii="Courier New" w:hAnsi="Courier New" w:cs="Courier New" w:hint="default"/>
+        <w:rFonts w:hint="default" w:ascii="Courier New" w:hAnsi="Courier New" w:cs="Courier New"/>
       </w:rPr>
     </w:lvl>
     <w:lvl w:ilvl="8" w:tplc="240A0005" w:tentative="1">
@@ -18873,7 +18939,7 @@
         <w:ind w:left="7189" w:hanging="360"/>
       </w:pPr>
       <w:rPr>
-        <w:rFonts w:ascii="Wingdings" w:hAnsi="Wingdings" w:hint="default"/>
+        <w:rFonts w:hint="default" w:ascii="Wingdings" w:hAnsi="Wingdings"/>
       </w:rPr>
     </w:lvl>
   </w:abstractNum>
@@ -18890,7 +18956,7 @@
         <w:ind w:left="1429" w:hanging="360"/>
       </w:pPr>
       <w:rPr>
-        <w:rFonts w:ascii="Wingdings" w:hAnsi="Wingdings" w:hint="default"/>
+        <w:rFonts w:hint="default" w:ascii="Wingdings" w:hAnsi="Wingdings"/>
       </w:rPr>
     </w:lvl>
     <w:lvl w:ilvl="1" w:tplc="240A0003" w:tentative="1">
@@ -18902,7 +18968,7 @@
         <w:ind w:left="2149" w:hanging="360"/>
       </w:pPr>
       <w:rPr>
-        <w:rFonts w:ascii="Courier New" w:hAnsi="Courier New" w:cs="Courier New" w:hint="default"/>
+        <w:rFonts w:hint="default" w:ascii="Courier New" w:hAnsi="Courier New" w:cs="Courier New"/>
       </w:rPr>
     </w:lvl>
     <w:lvl w:ilvl="2" w:tplc="240A0005">
@@ -18914,7 +18980,7 @@
         <w:ind w:left="2869" w:hanging="360"/>
       </w:pPr>
       <w:rPr>
-        <w:rFonts w:ascii="Wingdings" w:hAnsi="Wingdings" w:hint="default"/>
+        <w:rFonts w:hint="default" w:ascii="Wingdings" w:hAnsi="Wingdings"/>
       </w:rPr>
     </w:lvl>
     <w:lvl w:ilvl="3" w:tplc="240A0001" w:tentative="1">
@@ -18926,7 +18992,7 @@
         <w:ind w:left="3589" w:hanging="360"/>
       </w:pPr>
       <w:rPr>
-        <w:rFonts w:ascii="Symbol" w:hAnsi="Symbol" w:hint="default"/>
+        <w:rFonts w:hint="default" w:ascii="Symbol" w:hAnsi="Symbol"/>
       </w:rPr>
     </w:lvl>
     <w:lvl w:ilvl="4" w:tplc="240A0003" w:tentative="1">
@@ -18938,7 +19004,7 @@
         <w:ind w:left="4309" w:hanging="360"/>
       </w:pPr>
       <w:rPr>
-        <w:rFonts w:ascii="Courier New" w:hAnsi="Courier New" w:cs="Courier New" w:hint="default"/>
+        <w:rFonts w:hint="default" w:ascii="Courier New" w:hAnsi="Courier New" w:cs="Courier New"/>
       </w:rPr>
     </w:lvl>
     <w:lvl w:ilvl="5" w:tplc="240A0005" w:tentative="1">
@@ -18950,7 +19016,7 @@
         <w:ind w:left="5029" w:hanging="360"/>
       </w:pPr>
       <w:rPr>
-        <w:rFonts w:ascii="Wingdings" w:hAnsi="Wingdings" w:hint="default"/>
+        <w:rFonts w:hint="default" w:ascii="Wingdings" w:hAnsi="Wingdings"/>
       </w:rPr>
     </w:lvl>
     <w:lvl w:ilvl="6" w:tplc="240A0001" w:tentative="1">
@@ -18962,7 +19028,7 @@
         <w:ind w:left="5749" w:hanging="360"/>
       </w:pPr>
       <w:rPr>
-        <w:rFonts w:ascii="Symbol" w:hAnsi="Symbol" w:hint="default"/>
+        <w:rFonts w:hint="default" w:ascii="Symbol" w:hAnsi="Symbol"/>
       </w:rPr>
     </w:lvl>
     <w:lvl w:ilvl="7" w:tplc="240A0003" w:tentative="1">
@@ -18974,7 +19040,7 @@
         <w:ind w:left="6469" w:hanging="360"/>
       </w:pPr>
       <w:rPr>
-        <w:rFonts w:ascii="Courier New" w:hAnsi="Courier New" w:cs="Courier New" w:hint="default"/>
+        <w:rFonts w:hint="default" w:ascii="Courier New" w:hAnsi="Courier New" w:cs="Courier New"/>
       </w:rPr>
     </w:lvl>
     <w:lvl w:ilvl="8" w:tplc="240A0005" w:tentative="1">
@@ -18986,7 +19052,7 @@
         <w:ind w:left="7189" w:hanging="360"/>
       </w:pPr>
       <w:rPr>
-        <w:rFonts w:ascii="Wingdings" w:hAnsi="Wingdings" w:hint="default"/>
+        <w:rFonts w:hint="default" w:ascii="Wingdings" w:hAnsi="Wingdings"/>
       </w:rPr>
     </w:lvl>
   </w:abstractNum>
@@ -19003,7 +19069,7 @@
         <w:ind w:left="2137" w:hanging="360"/>
       </w:pPr>
       <w:rPr>
-        <w:rFonts w:ascii="Courier New" w:hAnsi="Courier New" w:cs="Courier New" w:hint="default"/>
+        <w:rFonts w:hint="default" w:ascii="Courier New" w:hAnsi="Courier New" w:cs="Courier New"/>
       </w:rPr>
     </w:lvl>
     <w:lvl w:ilvl="1" w:tplc="240A0003" w:tentative="1">
@@ -19015,7 +19081,7 @@
         <w:ind w:left="2857" w:hanging="360"/>
       </w:pPr>
       <w:rPr>
-        <w:rFonts w:ascii="Courier New" w:hAnsi="Courier New" w:cs="Courier New" w:hint="default"/>
+        <w:rFonts w:hint="default" w:ascii="Courier New" w:hAnsi="Courier New" w:cs="Courier New"/>
       </w:rPr>
     </w:lvl>
     <w:lvl w:ilvl="2" w:tplc="240A0005" w:tentative="1">
@@ -19027,7 +19093,7 @@
         <w:ind w:left="3577" w:hanging="360"/>
       </w:pPr>
       <w:rPr>
-        <w:rFonts w:ascii="Wingdings" w:hAnsi="Wingdings" w:hint="default"/>
+        <w:rFonts w:hint="default" w:ascii="Wingdings" w:hAnsi="Wingdings"/>
       </w:rPr>
     </w:lvl>
     <w:lvl w:ilvl="3" w:tplc="240A0001" w:tentative="1">
@@ -19039,7 +19105,7 @@
         <w:ind w:left="4297" w:hanging="360"/>
       </w:pPr>
       <w:rPr>
-        <w:rFonts w:ascii="Symbol" w:hAnsi="Symbol" w:hint="default"/>
+        <w:rFonts w:hint="default" w:ascii="Symbol" w:hAnsi="Symbol"/>
       </w:rPr>
     </w:lvl>
     <w:lvl w:ilvl="4" w:tplc="240A0003" w:tentative="1">
@@ -19051,7 +19117,7 @@
         <w:ind w:left="5017" w:hanging="360"/>
       </w:pPr>
       <w:rPr>
-        <w:rFonts w:ascii="Courier New" w:hAnsi="Courier New" w:cs="Courier New" w:hint="default"/>
+        <w:rFonts w:hint="default" w:ascii="Courier New" w:hAnsi="Courier New" w:cs="Courier New"/>
       </w:rPr>
     </w:lvl>
     <w:lvl w:ilvl="5" w:tplc="240A0005" w:tentative="1">
@@ -19063,7 +19129,7 @@
         <w:ind w:left="5737" w:hanging="360"/>
       </w:pPr>
       <w:rPr>
-        <w:rFonts w:ascii="Wingdings" w:hAnsi="Wingdings" w:hint="default"/>
+        <w:rFonts w:hint="default" w:ascii="Wingdings" w:hAnsi="Wingdings"/>
       </w:rPr>
     </w:lvl>
     <w:lvl w:ilvl="6" w:tplc="240A0001" w:tentative="1">
@@ -19075,7 +19141,7 @@
         <w:ind w:left="6457" w:hanging="360"/>
       </w:pPr>
       <w:rPr>
-        <w:rFonts w:ascii="Symbol" w:hAnsi="Symbol" w:hint="default"/>
+        <w:rFonts w:hint="default" w:ascii="Symbol" w:hAnsi="Symbol"/>
       </w:rPr>
     </w:lvl>
     <w:lvl w:ilvl="7" w:tplc="240A0003" w:tentative="1">
@@ -19087,7 +19153,7 @@
         <w:ind w:left="7177" w:hanging="360"/>
       </w:pPr>
       <w:rPr>
-        <w:rFonts w:ascii="Courier New" w:hAnsi="Courier New" w:cs="Courier New" w:hint="default"/>
+        <w:rFonts w:hint="default" w:ascii="Courier New" w:hAnsi="Courier New" w:cs="Courier New"/>
       </w:rPr>
     </w:lvl>
     <w:lvl w:ilvl="8" w:tplc="240A0005" w:tentative="1">
@@ -19099,7 +19165,7 @@
         <w:ind w:left="7897" w:hanging="360"/>
       </w:pPr>
       <w:rPr>
-        <w:rFonts w:ascii="Wingdings" w:hAnsi="Wingdings" w:hint="default"/>
+        <w:rFonts w:hint="default" w:ascii="Wingdings" w:hAnsi="Wingdings"/>
       </w:rPr>
     </w:lvl>
   </w:abstractNum>
@@ -19116,7 +19182,7 @@
         <w:ind w:left="1776" w:hanging="360"/>
       </w:pPr>
       <w:rPr>
-        <w:rFonts w:ascii="Courier New" w:hAnsi="Courier New" w:cs="Courier New" w:hint="default"/>
+        <w:rFonts w:hint="default" w:ascii="Courier New" w:hAnsi="Courier New" w:cs="Courier New"/>
       </w:rPr>
     </w:lvl>
     <w:lvl w:ilvl="1" w:tplc="240A0003" w:tentative="1">
@@ -19128,7 +19194,7 @@
         <w:ind w:left="2496" w:hanging="360"/>
       </w:pPr>
       <w:rPr>
-        <w:rFonts w:ascii="Courier New" w:hAnsi="Courier New" w:cs="Courier New" w:hint="default"/>
+        <w:rFonts w:hint="default" w:ascii="Courier New" w:hAnsi="Courier New" w:cs="Courier New"/>
       </w:rPr>
     </w:lvl>
     <w:lvl w:ilvl="2" w:tplc="240A0005" w:tentative="1">
@@ -19140,7 +19206,7 @@
         <w:ind w:left="3216" w:hanging="360"/>
       </w:pPr>
       <w:rPr>
-        <w:rFonts w:ascii="Wingdings" w:hAnsi="Wingdings" w:hint="default"/>
+        <w:rFonts w:hint="default" w:ascii="Wingdings" w:hAnsi="Wingdings"/>
       </w:rPr>
     </w:lvl>
     <w:lvl w:ilvl="3" w:tplc="240A0001" w:tentative="1">
@@ -19152,7 +19218,7 @@
         <w:ind w:left="3936" w:hanging="360"/>
       </w:pPr>
       <w:rPr>
-        <w:rFonts w:ascii="Symbol" w:hAnsi="Symbol" w:hint="default"/>
+        <w:rFonts w:hint="default" w:ascii="Symbol" w:hAnsi="Symbol"/>
       </w:rPr>
     </w:lvl>
     <w:lvl w:ilvl="4" w:tplc="240A0003" w:tentative="1">
@@ -19164,7 +19230,7 @@
         <w:ind w:left="4656" w:hanging="360"/>
       </w:pPr>
       <w:rPr>
-        <w:rFonts w:ascii="Courier New" w:hAnsi="Courier New" w:cs="Courier New" w:hint="default"/>
+        <w:rFonts w:hint="default" w:ascii="Courier New" w:hAnsi="Courier New" w:cs="Courier New"/>
       </w:rPr>
     </w:lvl>
     <w:lvl w:ilvl="5" w:tplc="240A0005" w:tentative="1">
@@ -19176,7 +19242,7 @@
         <w:ind w:left="5376" w:hanging="360"/>
       </w:pPr>
       <w:rPr>
-        <w:rFonts w:ascii="Wingdings" w:hAnsi="Wingdings" w:hint="default"/>
+        <w:rFonts w:hint="default" w:ascii="Wingdings" w:hAnsi="Wingdings"/>
       </w:rPr>
     </w:lvl>
     <w:lvl w:ilvl="6" w:tplc="240A0001" w:tentative="1">
@@ -19188,7 +19254,7 @@
         <w:ind w:left="6096" w:hanging="360"/>
       </w:pPr>
       <w:rPr>
-        <w:rFonts w:ascii="Symbol" w:hAnsi="Symbol" w:hint="default"/>
+        <w:rFonts w:hint="default" w:ascii="Symbol" w:hAnsi="Symbol"/>
       </w:rPr>
     </w:lvl>
     <w:lvl w:ilvl="7" w:tplc="240A0003" w:tentative="1">
@@ -19200,7 +19266,7 @@
         <w:ind w:left="6816" w:hanging="360"/>
       </w:pPr>
       <w:rPr>
-        <w:rFonts w:ascii="Courier New" w:hAnsi="Courier New" w:cs="Courier New" w:hint="default"/>
+        <w:rFonts w:hint="default" w:ascii="Courier New" w:hAnsi="Courier New" w:cs="Courier New"/>
       </w:rPr>
     </w:lvl>
     <w:lvl w:ilvl="8" w:tplc="240A0005" w:tentative="1">
@@ -19212,7 +19278,7 @@
         <w:ind w:left="7536" w:hanging="360"/>
       </w:pPr>
       <w:rPr>
-        <w:rFonts w:ascii="Wingdings" w:hAnsi="Wingdings" w:hint="default"/>
+        <w:rFonts w:hint="default" w:ascii="Wingdings" w:hAnsi="Wingdings"/>
       </w:rPr>
     </w:lvl>
   </w:abstractNum>
@@ -19229,7 +19295,7 @@
         <w:ind w:left="2130" w:hanging="360"/>
       </w:pPr>
       <w:rPr>
-        <w:rFonts w:ascii="Courier New" w:hAnsi="Courier New" w:cs="Courier New" w:hint="default"/>
+        <w:rFonts w:hint="default" w:ascii="Courier New" w:hAnsi="Courier New" w:cs="Courier New"/>
       </w:rPr>
     </w:lvl>
     <w:lvl w:ilvl="1" w:tplc="240A0003" w:tentative="1">
@@ -19241,7 +19307,7 @@
         <w:ind w:left="2850" w:hanging="360"/>
       </w:pPr>
       <w:rPr>
-        <w:rFonts w:ascii="Courier New" w:hAnsi="Courier New" w:cs="Courier New" w:hint="default"/>
+        <w:rFonts w:hint="default" w:ascii="Courier New" w:hAnsi="Courier New" w:cs="Courier New"/>
       </w:rPr>
     </w:lvl>
     <w:lvl w:ilvl="2" w:tplc="240A0005" w:tentative="1">
@@ -19253,7 +19319,7 @@
         <w:ind w:left="3570" w:hanging="360"/>
       </w:pPr>
       <w:rPr>
-        <w:rFonts w:ascii="Wingdings" w:hAnsi="Wingdings" w:hint="default"/>
+        <w:rFonts w:hint="default" w:ascii="Wingdings" w:hAnsi="Wingdings"/>
       </w:rPr>
     </w:lvl>
     <w:lvl w:ilvl="3" w:tplc="240A0001" w:tentative="1">
@@ -19265,7 +19331,7 @@
         <w:ind w:left="4290" w:hanging="360"/>
       </w:pPr>
       <w:rPr>
-        <w:rFonts w:ascii="Symbol" w:hAnsi="Symbol" w:hint="default"/>
+        <w:rFonts w:hint="default" w:ascii="Symbol" w:hAnsi="Symbol"/>
       </w:rPr>
     </w:lvl>
     <w:lvl w:ilvl="4" w:tplc="240A0003" w:tentative="1">
@@ -19277,7 +19343,7 @@
         <w:ind w:left="5010" w:hanging="360"/>
       </w:pPr>
       <w:rPr>
-        <w:rFonts w:ascii="Courier New" w:hAnsi="Courier New" w:cs="Courier New" w:hint="default"/>
+        <w:rFonts w:hint="default" w:ascii="Courier New" w:hAnsi="Courier New" w:cs="Courier New"/>
       </w:rPr>
     </w:lvl>
     <w:lvl w:ilvl="5" w:tplc="240A0005" w:tentative="1">
@@ -19289,7 +19355,7 @@
         <w:ind w:left="5730" w:hanging="360"/>
       </w:pPr>
       <w:rPr>
-        <w:rFonts w:ascii="Wingdings" w:hAnsi="Wingdings" w:hint="default"/>
+        <w:rFonts w:hint="default" w:ascii="Wingdings" w:hAnsi="Wingdings"/>
       </w:rPr>
     </w:lvl>
     <w:lvl w:ilvl="6" w:tplc="240A0001" w:tentative="1">
@@ -19301,7 +19367,7 @@
         <w:ind w:left="6450" w:hanging="360"/>
       </w:pPr>
       <w:rPr>
-        <w:rFonts w:ascii="Symbol" w:hAnsi="Symbol" w:hint="default"/>
+        <w:rFonts w:hint="default" w:ascii="Symbol" w:hAnsi="Symbol"/>
       </w:rPr>
     </w:lvl>
     <w:lvl w:ilvl="7" w:tplc="240A0003" w:tentative="1">
@@ -19313,7 +19379,7 @@
         <w:ind w:left="7170" w:hanging="360"/>
       </w:pPr>
       <w:rPr>
-        <w:rFonts w:ascii="Courier New" w:hAnsi="Courier New" w:cs="Courier New" w:hint="default"/>
+        <w:rFonts w:hint="default" w:ascii="Courier New" w:hAnsi="Courier New" w:cs="Courier New"/>
       </w:rPr>
     </w:lvl>
     <w:lvl w:ilvl="8" w:tplc="240A0005" w:tentative="1">
@@ -19325,7 +19391,7 @@
         <w:ind w:left="7890" w:hanging="360"/>
       </w:pPr>
       <w:rPr>
-        <w:rFonts w:ascii="Wingdings" w:hAnsi="Wingdings" w:hint="default"/>
+        <w:rFonts w:hint="default" w:ascii="Wingdings" w:hAnsi="Wingdings"/>
       </w:rPr>
     </w:lvl>
   </w:abstractNum>
@@ -19342,7 +19408,7 @@
         <w:ind w:left="2130" w:hanging="360"/>
       </w:pPr>
       <w:rPr>
-        <w:rFonts w:ascii="Courier New" w:hAnsi="Courier New" w:cs="Courier New" w:hint="default"/>
+        <w:rFonts w:hint="default" w:ascii="Courier New" w:hAnsi="Courier New" w:cs="Courier New"/>
       </w:rPr>
     </w:lvl>
     <w:lvl w:ilvl="1" w:tplc="240A0003" w:tentative="1">
@@ -19354,7 +19420,7 @@
         <w:ind w:left="2850" w:hanging="360"/>
       </w:pPr>
       <w:rPr>
-        <w:rFonts w:ascii="Courier New" w:hAnsi="Courier New" w:cs="Courier New" w:hint="default"/>
+        <w:rFonts w:hint="default" w:ascii="Courier New" w:hAnsi="Courier New" w:cs="Courier New"/>
       </w:rPr>
     </w:lvl>
     <w:lvl w:ilvl="2" w:tplc="240A0005" w:tentative="1">
@@ -19366,7 +19432,7 @@
         <w:ind w:left="3570" w:hanging="360"/>
       </w:pPr>
       <w:rPr>
-        <w:rFonts w:ascii="Wingdings" w:hAnsi="Wingdings" w:hint="default"/>
+        <w:rFonts w:hint="default" w:ascii="Wingdings" w:hAnsi="Wingdings"/>
       </w:rPr>
     </w:lvl>
     <w:lvl w:ilvl="3" w:tplc="240A0001" w:tentative="1">
@@ -19378,7 +19444,7 @@
         <w:ind w:left="4290" w:hanging="360"/>
       </w:pPr>
       <w:rPr>
-        <w:rFonts w:ascii="Symbol" w:hAnsi="Symbol" w:hint="default"/>
+        <w:rFonts w:hint="default" w:ascii="Symbol" w:hAnsi="Symbol"/>
       </w:rPr>
     </w:lvl>
     <w:lvl w:ilvl="4" w:tplc="240A0003" w:tentative="1">
@@ -19390,7 +19456,7 @@
         <w:ind w:left="5010" w:hanging="360"/>
       </w:pPr>
       <w:rPr>
-        <w:rFonts w:ascii="Courier New" w:hAnsi="Courier New" w:cs="Courier New" w:hint="default"/>
+        <w:rFonts w:hint="default" w:ascii="Courier New" w:hAnsi="Courier New" w:cs="Courier New"/>
       </w:rPr>
     </w:lvl>
     <w:lvl w:ilvl="5" w:tplc="240A0005" w:tentative="1">
@@ -19402,7 +19468,7 @@
         <w:ind w:left="5730" w:hanging="360"/>
       </w:pPr>
       <w:rPr>
-        <w:rFonts w:ascii="Wingdings" w:hAnsi="Wingdings" w:hint="default"/>
+        <w:rFonts w:hint="default" w:ascii="Wingdings" w:hAnsi="Wingdings"/>
       </w:rPr>
     </w:lvl>
     <w:lvl w:ilvl="6" w:tplc="240A0001" w:tentative="1">
@@ -19414,7 +19480,7 @@
         <w:ind w:left="6450" w:hanging="360"/>
       </w:pPr>
       <w:rPr>
-        <w:rFonts w:ascii="Symbol" w:hAnsi="Symbol" w:hint="default"/>
+        <w:rFonts w:hint="default" w:ascii="Symbol" w:hAnsi="Symbol"/>
       </w:rPr>
     </w:lvl>
     <w:lvl w:ilvl="7" w:tplc="240A0003" w:tentative="1">
@@ -19426,7 +19492,7 @@
         <w:ind w:left="7170" w:hanging="360"/>
       </w:pPr>
       <w:rPr>
-        <w:rFonts w:ascii="Courier New" w:hAnsi="Courier New" w:cs="Courier New" w:hint="default"/>
+        <w:rFonts w:hint="default" w:ascii="Courier New" w:hAnsi="Courier New" w:cs="Courier New"/>
       </w:rPr>
     </w:lvl>
     <w:lvl w:ilvl="8" w:tplc="240A0005" w:tentative="1">
@@ -19438,7 +19504,7 @@
         <w:ind w:left="7890" w:hanging="360"/>
       </w:pPr>
       <w:rPr>
-        <w:rFonts w:ascii="Wingdings" w:hAnsi="Wingdings" w:hint="default"/>
+        <w:rFonts w:hint="default" w:ascii="Wingdings" w:hAnsi="Wingdings"/>
       </w:rPr>
     </w:lvl>
   </w:abstractNum>
@@ -19455,7 +19521,7 @@
         <w:ind w:left="1776" w:hanging="360"/>
       </w:pPr>
       <w:rPr>
-        <w:rFonts w:ascii="Courier New" w:hAnsi="Courier New" w:cs="Courier New" w:hint="default"/>
+        <w:rFonts w:hint="default" w:ascii="Courier New" w:hAnsi="Courier New" w:cs="Courier New"/>
       </w:rPr>
     </w:lvl>
     <w:lvl w:ilvl="1" w:tplc="240A0003" w:tentative="1">
@@ -19467,7 +19533,7 @@
         <w:ind w:left="2496" w:hanging="360"/>
       </w:pPr>
       <w:rPr>
-        <w:rFonts w:ascii="Courier New" w:hAnsi="Courier New" w:cs="Courier New" w:hint="default"/>
+        <w:rFonts w:hint="default" w:ascii="Courier New" w:hAnsi="Courier New" w:cs="Courier New"/>
       </w:rPr>
     </w:lvl>
     <w:lvl w:ilvl="2" w:tplc="240A0005" w:tentative="1">
@@ -19479,7 +19545,7 @@
         <w:ind w:left="3216" w:hanging="360"/>
       </w:pPr>
       <w:rPr>
-        <w:rFonts w:ascii="Wingdings" w:hAnsi="Wingdings" w:hint="default"/>
+        <w:rFonts w:hint="default" w:ascii="Wingdings" w:hAnsi="Wingdings"/>
       </w:rPr>
     </w:lvl>
     <w:lvl w:ilvl="3" w:tplc="240A0001" w:tentative="1">
@@ -19491,7 +19557,7 @@
         <w:ind w:left="3936" w:hanging="360"/>
       </w:pPr>
       <w:rPr>
-        <w:rFonts w:ascii="Symbol" w:hAnsi="Symbol" w:hint="default"/>
+        <w:rFonts w:hint="default" w:ascii="Symbol" w:hAnsi="Symbol"/>
       </w:rPr>
     </w:lvl>
     <w:lvl w:ilvl="4" w:tplc="240A0003" w:tentative="1">
@@ -19503,7 +19569,7 @@
         <w:ind w:left="4656" w:hanging="360"/>
       </w:pPr>
       <w:rPr>
-        <w:rFonts w:ascii="Courier New" w:hAnsi="Courier New" w:cs="Courier New" w:hint="default"/>
+        <w:rFonts w:hint="default" w:ascii="Courier New" w:hAnsi="Courier New" w:cs="Courier New"/>
       </w:rPr>
     </w:lvl>
     <w:lvl w:ilvl="5" w:tplc="240A0005" w:tentative="1">
@@ -19515,7 +19581,7 @@
         <w:ind w:left="5376" w:hanging="360"/>
       </w:pPr>
       <w:rPr>
-        <w:rFonts w:ascii="Wingdings" w:hAnsi="Wingdings" w:hint="default"/>
+        <w:rFonts w:hint="default" w:ascii="Wingdings" w:hAnsi="Wingdings"/>
       </w:rPr>
     </w:lvl>
     <w:lvl w:ilvl="6" w:tplc="240A0001" w:tentative="1">
@@ -19527,7 +19593,7 @@
         <w:ind w:left="6096" w:hanging="360"/>
       </w:pPr>
       <w:rPr>
-        <w:rFonts w:ascii="Symbol" w:hAnsi="Symbol" w:hint="default"/>
+        <w:rFonts w:hint="default" w:ascii="Symbol" w:hAnsi="Symbol"/>
       </w:rPr>
     </w:lvl>
     <w:lvl w:ilvl="7" w:tplc="240A0003" w:tentative="1">
@@ -19539,7 +19605,7 @@
         <w:ind w:left="6816" w:hanging="360"/>
       </w:pPr>
       <w:rPr>
-        <w:rFonts w:ascii="Courier New" w:hAnsi="Courier New" w:cs="Courier New" w:hint="default"/>
+        <w:rFonts w:hint="default" w:ascii="Courier New" w:hAnsi="Courier New" w:cs="Courier New"/>
       </w:rPr>
     </w:lvl>
     <w:lvl w:ilvl="8" w:tplc="240A0005" w:tentative="1">
@@ -19551,7 +19617,7 @@
         <w:ind w:left="7536" w:hanging="360"/>
       </w:pPr>
       <w:rPr>
-        <w:rFonts w:ascii="Wingdings" w:hAnsi="Wingdings" w:hint="default"/>
+        <w:rFonts w:hint="default" w:ascii="Wingdings" w:hAnsi="Wingdings"/>
       </w:rPr>
     </w:lvl>
   </w:abstractNum>
@@ -19568,7 +19634,7 @@
         <w:ind w:left="1429" w:hanging="360"/>
       </w:pPr>
       <w:rPr>
-        <w:rFonts w:ascii="Symbol" w:hAnsi="Symbol" w:hint="default"/>
+        <w:rFonts w:hint="default" w:ascii="Symbol" w:hAnsi="Symbol"/>
       </w:rPr>
     </w:lvl>
     <w:lvl w:ilvl="1" w:tplc="240A0003" w:tentative="1">
@@ -19580,7 +19646,7 @@
         <w:ind w:left="2149" w:hanging="360"/>
       </w:pPr>
       <w:rPr>
-        <w:rFonts w:ascii="Courier New" w:hAnsi="Courier New" w:cs="Courier New" w:hint="default"/>
+        <w:rFonts w:hint="default" w:ascii="Courier New" w:hAnsi="Courier New" w:cs="Courier New"/>
       </w:rPr>
     </w:lvl>
     <w:lvl w:ilvl="2" w:tplc="240A0005" w:tentative="1">
@@ -19592,7 +19658,7 @@
         <w:ind w:left="2869" w:hanging="360"/>
       </w:pPr>
       <w:rPr>
-        <w:rFonts w:ascii="Wingdings" w:hAnsi="Wingdings" w:hint="default"/>
+        <w:rFonts w:hint="default" w:ascii="Wingdings" w:hAnsi="Wingdings"/>
       </w:rPr>
     </w:lvl>
     <w:lvl w:ilvl="3" w:tplc="240A0001" w:tentative="1">
@@ -19604,7 +19670,7 @@
         <w:ind w:left="3589" w:hanging="360"/>
       </w:pPr>
       <w:rPr>
-        <w:rFonts w:ascii="Symbol" w:hAnsi="Symbol" w:hint="default"/>
+        <w:rFonts w:hint="default" w:ascii="Symbol" w:hAnsi="Symbol"/>
       </w:rPr>
     </w:lvl>
     <w:lvl w:ilvl="4" w:tplc="240A0003" w:tentative="1">
@@ -19616,7 +19682,7 @@
         <w:ind w:left="4309" w:hanging="360"/>
       </w:pPr>
       <w:rPr>
-        <w:rFonts w:ascii="Courier New" w:hAnsi="Courier New" w:cs="Courier New" w:hint="default"/>
+        <w:rFonts w:hint="default" w:ascii="Courier New" w:hAnsi="Courier New" w:cs="Courier New"/>
       </w:rPr>
     </w:lvl>
     <w:lvl w:ilvl="5" w:tplc="240A0005" w:tentative="1">
@@ -19628,7 +19694,7 @@
         <w:ind w:left="5029" w:hanging="360"/>
       </w:pPr>
       <w:rPr>
-        <w:rFonts w:ascii="Wingdings" w:hAnsi="Wingdings" w:hint="default"/>
+        <w:rFonts w:hint="default" w:ascii="Wingdings" w:hAnsi="Wingdings"/>
       </w:rPr>
     </w:lvl>
     <w:lvl w:ilvl="6" w:tplc="240A0001" w:tentative="1">
@@ -19640,7 +19706,7 @@
         <w:ind w:left="5749" w:hanging="360"/>
       </w:pPr>
       <w:rPr>
-        <w:rFonts w:ascii="Symbol" w:hAnsi="Symbol" w:hint="default"/>
+        <w:rFonts w:hint="default" w:ascii="Symbol" w:hAnsi="Symbol"/>
       </w:rPr>
     </w:lvl>
     <w:lvl w:ilvl="7" w:tplc="240A0003" w:tentative="1">
@@ -19652,7 +19718,7 @@
         <w:ind w:left="6469" w:hanging="360"/>
       </w:pPr>
       <w:rPr>
-        <w:rFonts w:ascii="Courier New" w:hAnsi="Courier New" w:cs="Courier New" w:hint="default"/>
+        <w:rFonts w:hint="default" w:ascii="Courier New" w:hAnsi="Courier New" w:cs="Courier New"/>
       </w:rPr>
     </w:lvl>
     <w:lvl w:ilvl="8" w:tplc="240A0005" w:tentative="1">
@@ -19664,7 +19730,7 @@
         <w:ind w:left="7189" w:hanging="360"/>
       </w:pPr>
       <w:rPr>
-        <w:rFonts w:ascii="Wingdings" w:hAnsi="Wingdings" w:hint="default"/>
+        <w:rFonts w:hint="default" w:ascii="Wingdings" w:hAnsi="Wingdings"/>
       </w:rPr>
     </w:lvl>
   </w:abstractNum>
@@ -19771,7 +19837,7 @@
         <w:ind w:left="1429" w:hanging="360"/>
       </w:pPr>
       <w:rPr>
-        <w:rFonts w:ascii="Symbol" w:hAnsi="Symbol" w:hint="default"/>
+        <w:rFonts w:hint="default" w:ascii="Symbol" w:hAnsi="Symbol"/>
       </w:rPr>
     </w:lvl>
     <w:lvl w:ilvl="1" w:tplc="240A0003" w:tentative="1">
@@ -19783,7 +19849,7 @@
         <w:ind w:left="2149" w:hanging="360"/>
       </w:pPr>
       <w:rPr>
-        <w:rFonts w:ascii="Courier New" w:hAnsi="Courier New" w:cs="Courier New" w:hint="default"/>
+        <w:rFonts w:hint="default" w:ascii="Courier New" w:hAnsi="Courier New" w:cs="Courier New"/>
       </w:rPr>
     </w:lvl>
     <w:lvl w:ilvl="2" w:tplc="240A0005" w:tentative="1">
@@ -19795,7 +19861,7 @@
         <w:ind w:left="2869" w:hanging="360"/>
       </w:pPr>
       <w:rPr>
-        <w:rFonts w:ascii="Wingdings" w:hAnsi="Wingdings" w:hint="default"/>
+        <w:rFonts w:hint="default" w:ascii="Wingdings" w:hAnsi="Wingdings"/>
       </w:rPr>
     </w:lvl>
     <w:lvl w:ilvl="3" w:tplc="240A0001" w:tentative="1">
@@ -19807,7 +19873,7 @@
         <w:ind w:left="3589" w:hanging="360"/>
       </w:pPr>
       <w:rPr>
-        <w:rFonts w:ascii="Symbol" w:hAnsi="Symbol" w:hint="default"/>
+        <w:rFonts w:hint="default" w:ascii="Symbol" w:hAnsi="Symbol"/>
       </w:rPr>
     </w:lvl>
     <w:lvl w:ilvl="4" w:tplc="240A0003" w:tentative="1">
@@ -19819,7 +19885,7 @@
         <w:ind w:left="4309" w:hanging="360"/>
       </w:pPr>
       <w:rPr>
-        <w:rFonts w:ascii="Courier New" w:hAnsi="Courier New" w:cs="Courier New" w:hint="default"/>
+        <w:rFonts w:hint="default" w:ascii="Courier New" w:hAnsi="Courier New" w:cs="Courier New"/>
       </w:rPr>
     </w:lvl>
     <w:lvl w:ilvl="5" w:tplc="240A0005" w:tentative="1">
@@ -19831,7 +19897,7 @@
         <w:ind w:left="5029" w:hanging="360"/>
       </w:pPr>
       <w:rPr>
-        <w:rFonts w:ascii="Wingdings" w:hAnsi="Wingdings" w:hint="default"/>
+        <w:rFonts w:hint="default" w:ascii="Wingdings" w:hAnsi="Wingdings"/>
       </w:rPr>
     </w:lvl>
     <w:lvl w:ilvl="6" w:tplc="240A0001" w:tentative="1">
@@ -19843,7 +19909,7 @@
         <w:ind w:left="5749" w:hanging="360"/>
       </w:pPr>
       <w:rPr>
-        <w:rFonts w:ascii="Symbol" w:hAnsi="Symbol" w:hint="default"/>
+        <w:rFonts w:hint="default" w:ascii="Symbol" w:hAnsi="Symbol"/>
       </w:rPr>
     </w:lvl>
     <w:lvl w:ilvl="7" w:tplc="240A0003" w:tentative="1">
@@ -19855,7 +19921,7 @@
         <w:ind w:left="6469" w:hanging="360"/>
       </w:pPr>
       <w:rPr>
-        <w:rFonts w:ascii="Courier New" w:hAnsi="Courier New" w:cs="Courier New" w:hint="default"/>
+        <w:rFonts w:hint="default" w:ascii="Courier New" w:hAnsi="Courier New" w:cs="Courier New"/>
       </w:rPr>
     </w:lvl>
     <w:lvl w:ilvl="8" w:tplc="240A0005" w:tentative="1">
@@ -19867,7 +19933,7 @@
         <w:ind w:left="7189" w:hanging="360"/>
       </w:pPr>
       <w:rPr>
-        <w:rFonts w:ascii="Wingdings" w:hAnsi="Wingdings" w:hint="default"/>
+        <w:rFonts w:hint="default" w:ascii="Wingdings" w:hAnsi="Wingdings"/>
       </w:rPr>
     </w:lvl>
   </w:abstractNum>
@@ -19884,7 +19950,7 @@
         <w:ind w:left="1429" w:hanging="360"/>
       </w:pPr>
       <w:rPr>
-        <w:rFonts w:ascii="Symbol" w:hAnsi="Symbol" w:hint="default"/>
+        <w:rFonts w:hint="default" w:ascii="Symbol" w:hAnsi="Symbol"/>
       </w:rPr>
     </w:lvl>
     <w:lvl w:ilvl="1" w:tplc="240A0003" w:tentative="1">
@@ -19896,7 +19962,7 @@
         <w:ind w:left="2149" w:hanging="360"/>
       </w:pPr>
       <w:rPr>
-        <w:rFonts w:ascii="Courier New" w:hAnsi="Courier New" w:cs="Courier New" w:hint="default"/>
+        <w:rFonts w:hint="default" w:ascii="Courier New" w:hAnsi="Courier New" w:cs="Courier New"/>
       </w:rPr>
     </w:lvl>
     <w:lvl w:ilvl="2" w:tplc="240A0005" w:tentative="1">
@@ -19908,7 +19974,7 @@
         <w:ind w:left="2869" w:hanging="360"/>
       </w:pPr>
       <w:rPr>
-        <w:rFonts w:ascii="Wingdings" w:hAnsi="Wingdings" w:hint="default"/>
+        <w:rFonts w:hint="default" w:ascii="Wingdings" w:hAnsi="Wingdings"/>
       </w:rPr>
     </w:lvl>
     <w:lvl w:ilvl="3" w:tplc="240A0001" w:tentative="1">
@@ -19920,7 +19986,7 @@
         <w:ind w:left="3589" w:hanging="360"/>
       </w:pPr>
       <w:rPr>
-        <w:rFonts w:ascii="Symbol" w:hAnsi="Symbol" w:hint="default"/>
+        <w:rFonts w:hint="default" w:ascii="Symbol" w:hAnsi="Symbol"/>
       </w:rPr>
     </w:lvl>
     <w:lvl w:ilvl="4" w:tplc="240A0003" w:tentative="1">
@@ -19932,7 +19998,7 @@
         <w:ind w:left="4309" w:hanging="360"/>
       </w:pPr>
       <w:rPr>
-        <w:rFonts w:ascii="Courier New" w:hAnsi="Courier New" w:cs="Courier New" w:hint="default"/>
+        <w:rFonts w:hint="default" w:ascii="Courier New" w:hAnsi="Courier New" w:cs="Courier New"/>
       </w:rPr>
     </w:lvl>
     <w:lvl w:ilvl="5" w:tplc="240A0005" w:tentative="1">
@@ -19944,7 +20010,7 @@
         <w:ind w:left="5029" w:hanging="360"/>
       </w:pPr>
       <w:rPr>
-        <w:rFonts w:ascii="Wingdings" w:hAnsi="Wingdings" w:hint="default"/>
+        <w:rFonts w:hint="default" w:ascii="Wingdings" w:hAnsi="Wingdings"/>
       </w:rPr>
     </w:lvl>
     <w:lvl w:ilvl="6" w:tplc="240A0001" w:tentative="1">
@@ -19956,7 +20022,7 @@
         <w:ind w:left="5749" w:hanging="360"/>
       </w:pPr>
       <w:rPr>
-        <w:rFonts w:ascii="Symbol" w:hAnsi="Symbol" w:hint="default"/>
+        <w:rFonts w:hint="default" w:ascii="Symbol" w:hAnsi="Symbol"/>
       </w:rPr>
     </w:lvl>
     <w:lvl w:ilvl="7" w:tplc="240A0003" w:tentative="1">
@@ -19968,7 +20034,7 @@
         <w:ind w:left="6469" w:hanging="360"/>
       </w:pPr>
       <w:rPr>
-        <w:rFonts w:ascii="Courier New" w:hAnsi="Courier New" w:cs="Courier New" w:hint="default"/>
+        <w:rFonts w:hint="default" w:ascii="Courier New" w:hAnsi="Courier New" w:cs="Courier New"/>
       </w:rPr>
     </w:lvl>
     <w:lvl w:ilvl="8" w:tplc="240A0005" w:tentative="1">
@@ -19980,7 +20046,7 @@
         <w:ind w:left="7189" w:hanging="360"/>
       </w:pPr>
       <w:rPr>
-        <w:rFonts w:ascii="Wingdings" w:hAnsi="Wingdings" w:hint="default"/>
+        <w:rFonts w:hint="default" w:ascii="Wingdings" w:hAnsi="Wingdings"/>
       </w:rPr>
     </w:lvl>
   </w:abstractNum>
@@ -19997,7 +20063,7 @@
         <w:ind w:left="1776" w:hanging="360"/>
       </w:pPr>
       <w:rPr>
-        <w:rFonts w:ascii="Courier New" w:hAnsi="Courier New" w:cs="Courier New" w:hint="default"/>
+        <w:rFonts w:hint="default" w:ascii="Courier New" w:hAnsi="Courier New" w:cs="Courier New"/>
       </w:rPr>
     </w:lvl>
     <w:lvl w:ilvl="1" w:tplc="240A0003" w:tentative="1">
@@ -20009,7 +20075,7 @@
         <w:ind w:left="2496" w:hanging="360"/>
       </w:pPr>
       <w:rPr>
-        <w:rFonts w:ascii="Courier New" w:hAnsi="Courier New" w:cs="Courier New" w:hint="default"/>
+        <w:rFonts w:hint="default" w:ascii="Courier New" w:hAnsi="Courier New" w:cs="Courier New"/>
       </w:rPr>
     </w:lvl>
     <w:lvl w:ilvl="2" w:tplc="240A0005" w:tentative="1">
@@ -20021,7 +20087,7 @@
         <w:ind w:left="3216" w:hanging="360"/>
       </w:pPr>
       <w:rPr>
-        <w:rFonts w:ascii="Wingdings" w:hAnsi="Wingdings" w:hint="default"/>
+        <w:rFonts w:hint="default" w:ascii="Wingdings" w:hAnsi="Wingdings"/>
       </w:rPr>
     </w:lvl>
     <w:lvl w:ilvl="3" w:tplc="240A0001" w:tentative="1">
@@ -20033,7 +20099,7 @@
         <w:ind w:left="3936" w:hanging="360"/>
       </w:pPr>
       <w:rPr>
-        <w:rFonts w:ascii="Symbol" w:hAnsi="Symbol" w:hint="default"/>
+        <w:rFonts w:hint="default" w:ascii="Symbol" w:hAnsi="Symbol"/>
       </w:rPr>
     </w:lvl>
     <w:lvl w:ilvl="4" w:tplc="240A0003" w:tentative="1">
@@ -20045,7 +20111,7 @@
         <w:ind w:left="4656" w:hanging="360"/>
       </w:pPr>
       <w:rPr>
-        <w:rFonts w:ascii="Courier New" w:hAnsi="Courier New" w:cs="Courier New" w:hint="default"/>
+        <w:rFonts w:hint="default" w:ascii="Courier New" w:hAnsi="Courier New" w:cs="Courier New"/>
       </w:rPr>
     </w:lvl>
     <w:lvl w:ilvl="5" w:tplc="240A0005" w:tentative="1">
@@ -20057,7 +20123,7 @@
         <w:ind w:left="5376" w:hanging="360"/>
       </w:pPr>
       <w:rPr>
-        <w:rFonts w:ascii="Wingdings" w:hAnsi="Wingdings" w:hint="default"/>
+        <w:rFonts w:hint="default" w:ascii="Wingdings" w:hAnsi="Wingdings"/>
       </w:rPr>
     </w:lvl>
     <w:lvl w:ilvl="6" w:tplc="240A0001" w:tentative="1">
@@ -20069,7 +20135,7 @@
         <w:ind w:left="6096" w:hanging="360"/>
       </w:pPr>
       <w:rPr>
-        <w:rFonts w:ascii="Symbol" w:hAnsi="Symbol" w:hint="default"/>
+        <w:rFonts w:hint="default" w:ascii="Symbol" w:hAnsi="Symbol"/>
       </w:rPr>
     </w:lvl>
     <w:lvl w:ilvl="7" w:tplc="240A0003" w:tentative="1">
@@ -20081,7 +20147,7 @@
         <w:ind w:left="6816" w:hanging="360"/>
       </w:pPr>
       <w:rPr>
-        <w:rFonts w:ascii="Courier New" w:hAnsi="Courier New" w:cs="Courier New" w:hint="default"/>
+        <w:rFonts w:hint="default" w:ascii="Courier New" w:hAnsi="Courier New" w:cs="Courier New"/>
       </w:rPr>
     </w:lvl>
     <w:lvl w:ilvl="8" w:tplc="240A0005" w:tentative="1">
@@ -20093,7 +20159,7 @@
         <w:ind w:left="7536" w:hanging="360"/>
       </w:pPr>
       <w:rPr>
-        <w:rFonts w:ascii="Wingdings" w:hAnsi="Wingdings" w:hint="default"/>
+        <w:rFonts w:hint="default" w:ascii="Wingdings" w:hAnsi="Wingdings"/>
       </w:rPr>
     </w:lvl>
   </w:abstractNum>
@@ -20110,7 +20176,7 @@
         <w:ind w:left="1776" w:hanging="360"/>
       </w:pPr>
       <w:rPr>
-        <w:rFonts w:ascii="Courier New" w:hAnsi="Courier New" w:cs="Courier New" w:hint="default"/>
+        <w:rFonts w:hint="default" w:ascii="Courier New" w:hAnsi="Courier New" w:cs="Courier New"/>
       </w:rPr>
     </w:lvl>
     <w:lvl w:ilvl="1" w:tplc="240A0003" w:tentative="1">
@@ -20122,7 +20188,7 @@
         <w:ind w:left="2496" w:hanging="360"/>
       </w:pPr>
       <w:rPr>
-        <w:rFonts w:ascii="Courier New" w:hAnsi="Courier New" w:cs="Courier New" w:hint="default"/>
+        <w:rFonts w:hint="default" w:ascii="Courier New" w:hAnsi="Courier New" w:cs="Courier New"/>
       </w:rPr>
     </w:lvl>
     <w:lvl w:ilvl="2" w:tplc="240A0005" w:tentative="1">
@@ -20134,7 +20200,7 @@
         <w:ind w:left="3216" w:hanging="360"/>
       </w:pPr>
       <w:rPr>
-        <w:rFonts w:ascii="Wingdings" w:hAnsi="Wingdings" w:hint="default"/>
+        <w:rFonts w:hint="default" w:ascii="Wingdings" w:hAnsi="Wingdings"/>
       </w:rPr>
     </w:lvl>
     <w:lvl w:ilvl="3" w:tplc="240A0001" w:tentative="1">
@@ -20146,7 +20212,7 @@
         <w:ind w:left="3936" w:hanging="360"/>
       </w:pPr>
       <w:rPr>
-        <w:rFonts w:ascii="Symbol" w:hAnsi="Symbol" w:hint="default"/>
+        <w:rFonts w:hint="default" w:ascii="Symbol" w:hAnsi="Symbol"/>
       </w:rPr>
     </w:lvl>
     <w:lvl w:ilvl="4" w:tplc="240A0003" w:tentative="1">
@@ -20158,7 +20224,7 @@
         <w:ind w:left="4656" w:hanging="360"/>
       </w:pPr>
       <w:rPr>
-        <w:rFonts w:ascii="Courier New" w:hAnsi="Courier New" w:cs="Courier New" w:hint="default"/>
+        <w:rFonts w:hint="default" w:ascii="Courier New" w:hAnsi="Courier New" w:cs="Courier New"/>
       </w:rPr>
     </w:lvl>
     <w:lvl w:ilvl="5" w:tplc="240A0005" w:tentative="1">
@@ -20170,7 +20236,7 @@
         <w:ind w:left="5376" w:hanging="360"/>
       </w:pPr>
       <w:rPr>
-        <w:rFonts w:ascii="Wingdings" w:hAnsi="Wingdings" w:hint="default"/>
+        <w:rFonts w:hint="default" w:ascii="Wingdings" w:hAnsi="Wingdings"/>
       </w:rPr>
     </w:lvl>
     <w:lvl w:ilvl="6" w:tplc="240A0001" w:tentative="1">
@@ -20182,7 +20248,7 @@
         <w:ind w:left="6096" w:hanging="360"/>
       </w:pPr>
       <w:rPr>
-        <w:rFonts w:ascii="Symbol" w:hAnsi="Symbol" w:hint="default"/>
+        <w:rFonts w:hint="default" w:ascii="Symbol" w:hAnsi="Symbol"/>
       </w:rPr>
     </w:lvl>
     <w:lvl w:ilvl="7" w:tplc="240A0003" w:tentative="1">
@@ -20194,7 +20260,7 @@
         <w:ind w:left="6816" w:hanging="360"/>
       </w:pPr>
       <w:rPr>
-        <w:rFonts w:ascii="Courier New" w:hAnsi="Courier New" w:cs="Courier New" w:hint="default"/>
+        <w:rFonts w:hint="default" w:ascii="Courier New" w:hAnsi="Courier New" w:cs="Courier New"/>
       </w:rPr>
     </w:lvl>
     <w:lvl w:ilvl="8" w:tplc="240A0005" w:tentative="1">
@@ -20206,7 +20272,7 @@
         <w:ind w:left="7536" w:hanging="360"/>
       </w:pPr>
       <w:rPr>
-        <w:rFonts w:ascii="Wingdings" w:hAnsi="Wingdings" w:hint="default"/>
+        <w:rFonts w:hint="default" w:ascii="Wingdings" w:hAnsi="Wingdings"/>
       </w:rPr>
     </w:lvl>
   </w:abstractNum>
@@ -20223,7 +20289,7 @@
         <w:ind w:left="1776" w:hanging="360"/>
       </w:pPr>
       <w:rPr>
-        <w:rFonts w:ascii="Courier New" w:hAnsi="Courier New" w:cs="Courier New" w:hint="default"/>
+        <w:rFonts w:hint="default" w:ascii="Courier New" w:hAnsi="Courier New" w:cs="Courier New"/>
       </w:rPr>
     </w:lvl>
     <w:lvl w:ilvl="1" w:tplc="240A0003" w:tentative="1">
@@ -20235,7 +20301,7 @@
         <w:ind w:left="2496" w:hanging="360"/>
       </w:pPr>
       <w:rPr>
-        <w:rFonts w:ascii="Courier New" w:hAnsi="Courier New" w:cs="Courier New" w:hint="default"/>
+        <w:rFonts w:hint="default" w:ascii="Courier New" w:hAnsi="Courier New" w:cs="Courier New"/>
       </w:rPr>
     </w:lvl>
     <w:lvl w:ilvl="2" w:tplc="240A0005" w:tentative="1">
@@ -20247,7 +20313,7 @@
         <w:ind w:left="3216" w:hanging="360"/>
       </w:pPr>
       <w:rPr>
-        <w:rFonts w:ascii="Wingdings" w:hAnsi="Wingdings" w:hint="default"/>
+        <w:rFonts w:hint="default" w:ascii="Wingdings" w:hAnsi="Wingdings"/>
       </w:rPr>
     </w:lvl>
     <w:lvl w:ilvl="3" w:tplc="240A0001" w:tentative="1">
@@ -20259,7 +20325,7 @@
         <w:ind w:left="3936" w:hanging="360"/>
       </w:pPr>
       <w:rPr>
-        <w:rFonts w:ascii="Symbol" w:hAnsi="Symbol" w:hint="default"/>
+        <w:rFonts w:hint="default" w:ascii="Symbol" w:hAnsi="Symbol"/>
       </w:rPr>
     </w:lvl>
     <w:lvl w:ilvl="4" w:tplc="240A0003" w:tentative="1">
@@ -20271,7 +20337,7 @@
         <w:ind w:left="4656" w:hanging="360"/>
       </w:pPr>
       <w:rPr>
-        <w:rFonts w:ascii="Courier New" w:hAnsi="Courier New" w:cs="Courier New" w:hint="default"/>
+        <w:rFonts w:hint="default" w:ascii="Courier New" w:hAnsi="Courier New" w:cs="Courier New"/>
       </w:rPr>
     </w:lvl>
     <w:lvl w:ilvl="5" w:tplc="240A0005" w:tentative="1">
@@ -20283,7 +20349,7 @@
         <w:ind w:left="5376" w:hanging="360"/>
       </w:pPr>
       <w:rPr>
-        <w:rFonts w:ascii="Wingdings" w:hAnsi="Wingdings" w:hint="default"/>
+        <w:rFonts w:hint="default" w:ascii="Wingdings" w:hAnsi="Wingdings"/>
       </w:rPr>
     </w:lvl>
     <w:lvl w:ilvl="6" w:tplc="240A0001" w:tentative="1">
@@ -20295,7 +20361,7 @@
         <w:ind w:left="6096" w:hanging="360"/>
       </w:pPr>
       <w:rPr>
-        <w:rFonts w:ascii="Symbol" w:hAnsi="Symbol" w:hint="default"/>
+        <w:rFonts w:hint="default" w:ascii="Symbol" w:hAnsi="Symbol"/>
       </w:rPr>
     </w:lvl>
     <w:lvl w:ilvl="7" w:tplc="240A0003" w:tentative="1">
@@ -20307,7 +20373,7 @@
         <w:ind w:left="6816" w:hanging="360"/>
       </w:pPr>
       <w:rPr>
-        <w:rFonts w:ascii="Courier New" w:hAnsi="Courier New" w:cs="Courier New" w:hint="default"/>
+        <w:rFonts w:hint="default" w:ascii="Courier New" w:hAnsi="Courier New" w:cs="Courier New"/>
       </w:rPr>
     </w:lvl>
     <w:lvl w:ilvl="8" w:tplc="240A0005" w:tentative="1">
@@ -20319,7 +20385,7 @@
         <w:ind w:left="7536" w:hanging="360"/>
       </w:pPr>
       <w:rPr>
-        <w:rFonts w:ascii="Wingdings" w:hAnsi="Wingdings" w:hint="default"/>
+        <w:rFonts w:hint="default" w:ascii="Wingdings" w:hAnsi="Wingdings"/>
       </w:rPr>
     </w:lvl>
   </w:abstractNum>
@@ -20336,7 +20402,7 @@
         <w:ind w:left="1429" w:hanging="360"/>
       </w:pPr>
       <w:rPr>
-        <w:rFonts w:ascii="Symbol" w:hAnsi="Symbol" w:hint="default"/>
+        <w:rFonts w:hint="default" w:ascii="Symbol" w:hAnsi="Symbol"/>
       </w:rPr>
     </w:lvl>
     <w:lvl w:ilvl="1" w:tplc="240A0003" w:tentative="1">
@@ -20348,7 +20414,7 @@
         <w:ind w:left="2149" w:hanging="360"/>
       </w:pPr>
       <w:rPr>
-        <w:rFonts w:ascii="Courier New" w:hAnsi="Courier New" w:cs="Courier New" w:hint="default"/>
+        <w:rFonts w:hint="default" w:ascii="Courier New" w:hAnsi="Courier New" w:cs="Courier New"/>
       </w:rPr>
     </w:lvl>
     <w:lvl w:ilvl="2" w:tplc="240A0005" w:tentative="1">
@@ -20360,7 +20426,7 @@
         <w:ind w:left="2869" w:hanging="360"/>
       </w:pPr>
       <w:rPr>
-        <w:rFonts w:ascii="Wingdings" w:hAnsi="Wingdings" w:hint="default"/>
+        <w:rFonts w:hint="default" w:ascii="Wingdings" w:hAnsi="Wingdings"/>
       </w:rPr>
     </w:lvl>
     <w:lvl w:ilvl="3" w:tplc="240A0001" w:tentative="1">
@@ -20372,7 +20438,7 @@
         <w:ind w:left="3589" w:hanging="360"/>
       </w:pPr>
       <w:rPr>
-        <w:rFonts w:ascii="Symbol" w:hAnsi="Symbol" w:hint="default"/>
+        <w:rFonts w:hint="default" w:ascii="Symbol" w:hAnsi="Symbol"/>
       </w:rPr>
     </w:lvl>
     <w:lvl w:ilvl="4" w:tplc="240A0003" w:tentative="1">
@@ -20384,7 +20450,7 @@
         <w:ind w:left="4309" w:hanging="360"/>
       </w:pPr>
       <w:rPr>
-        <w:rFonts w:ascii="Courier New" w:hAnsi="Courier New" w:cs="Courier New" w:hint="default"/>
+        <w:rFonts w:hint="default" w:ascii="Courier New" w:hAnsi="Courier New" w:cs="Courier New"/>
       </w:rPr>
     </w:lvl>
     <w:lvl w:ilvl="5" w:tplc="240A0005" w:tentative="1">
@@ -20396,7 +20462,7 @@
         <w:ind w:left="5029" w:hanging="360"/>
       </w:pPr>
       <w:rPr>
-        <w:rFonts w:ascii="Wingdings" w:hAnsi="Wingdings" w:hint="default"/>
+        <w:rFonts w:hint="default" w:ascii="Wingdings" w:hAnsi="Wingdings"/>
       </w:rPr>
     </w:lvl>
     <w:lvl w:ilvl="6" w:tplc="240A0001" w:tentative="1">
@@ -20408,7 +20474,7 @@
         <w:ind w:left="5749" w:hanging="360"/>
       </w:pPr>
       <w:rPr>
-        <w:rFonts w:ascii="Symbol" w:hAnsi="Symbol" w:hint="default"/>
+        <w:rFonts w:hint="default" w:ascii="Symbol" w:hAnsi="Symbol"/>
       </w:rPr>
     </w:lvl>
     <w:lvl w:ilvl="7" w:tplc="240A0003" w:tentative="1">
@@ -20420,7 +20486,7 @@
         <w:ind w:left="6469" w:hanging="360"/>
       </w:pPr>
       <w:rPr>
-        <w:rFonts w:ascii="Courier New" w:hAnsi="Courier New" w:cs="Courier New" w:hint="default"/>
+        <w:rFonts w:hint="default" w:ascii="Courier New" w:hAnsi="Courier New" w:cs="Courier New"/>
       </w:rPr>
     </w:lvl>
     <w:lvl w:ilvl="8" w:tplc="240A0005" w:tentative="1">
@@ -20432,7 +20498,7 @@
         <w:ind w:left="7189" w:hanging="360"/>
       </w:pPr>
       <w:rPr>
-        <w:rFonts w:ascii="Wingdings" w:hAnsi="Wingdings" w:hint="default"/>
+        <w:rFonts w:hint="default" w:ascii="Wingdings" w:hAnsi="Wingdings"/>
       </w:rPr>
     </w:lvl>
   </w:abstractNum>
@@ -20449,7 +20515,7 @@
         <w:ind w:left="1429" w:hanging="360"/>
       </w:pPr>
       <w:rPr>
-        <w:rFonts w:ascii="Wingdings" w:hAnsi="Wingdings" w:hint="default"/>
+        <w:rFonts w:hint="default" w:ascii="Wingdings" w:hAnsi="Wingdings"/>
       </w:rPr>
     </w:lvl>
     <w:lvl w:ilvl="1" w:tplc="240A0003" w:tentative="1">
@@ -20461,7 +20527,7 @@
         <w:ind w:left="2149" w:hanging="360"/>
       </w:pPr>
       <w:rPr>
-        <w:rFonts w:ascii="Courier New" w:hAnsi="Courier New" w:cs="Courier New" w:hint="default"/>
+        <w:rFonts w:hint="default" w:ascii="Courier New" w:hAnsi="Courier New" w:cs="Courier New"/>
       </w:rPr>
     </w:lvl>
     <w:lvl w:ilvl="2" w:tplc="240A0005">
@@ -20473,7 +20539,7 @@
         <w:ind w:left="2869" w:hanging="360"/>
       </w:pPr>
       <w:rPr>
-        <w:rFonts w:ascii="Wingdings" w:hAnsi="Wingdings" w:hint="default"/>
+        <w:rFonts w:hint="default" w:ascii="Wingdings" w:hAnsi="Wingdings"/>
       </w:rPr>
     </w:lvl>
     <w:lvl w:ilvl="3" w:tplc="240A0001" w:tentative="1">
@@ -20485,7 +20551,7 @@
         <w:ind w:left="3589" w:hanging="360"/>
       </w:pPr>
       <w:rPr>
-        <w:rFonts w:ascii="Symbol" w:hAnsi="Symbol" w:hint="default"/>
+        <w:rFonts w:hint="default" w:ascii="Symbol" w:hAnsi="Symbol"/>
       </w:rPr>
     </w:lvl>
     <w:lvl w:ilvl="4" w:tplc="240A0003" w:tentative="1">
@@ -20497,7 +20563,7 @@
         <w:ind w:left="4309" w:hanging="360"/>
       </w:pPr>
       <w:rPr>
-        <w:rFonts w:ascii="Courier New" w:hAnsi="Courier New" w:cs="Courier New" w:hint="default"/>
+        <w:rFonts w:hint="default" w:ascii="Courier New" w:hAnsi="Courier New" w:cs="Courier New"/>
       </w:rPr>
     </w:lvl>
     <w:lvl w:ilvl="5" w:tplc="240A0005" w:tentative="1">
@@ -20509,7 +20575,7 @@
         <w:ind w:left="5029" w:hanging="360"/>
       </w:pPr>
       <w:rPr>
-        <w:rFonts w:ascii="Wingdings" w:hAnsi="Wingdings" w:hint="default"/>
+        <w:rFonts w:hint="default" w:ascii="Wingdings" w:hAnsi="Wingdings"/>
       </w:rPr>
     </w:lvl>
     <w:lvl w:ilvl="6" w:tplc="240A0001" w:tentative="1">
@@ -20521,7 +20587,7 @@
         <w:ind w:left="5749" w:hanging="360"/>
       </w:pPr>
       <w:rPr>
-        <w:rFonts w:ascii="Symbol" w:hAnsi="Symbol" w:hint="default"/>
+        <w:rFonts w:hint="default" w:ascii="Symbol" w:hAnsi="Symbol"/>
       </w:rPr>
     </w:lvl>
     <w:lvl w:ilvl="7" w:tplc="240A0003" w:tentative="1">
@@ -20533,7 +20599,7 @@
         <w:ind w:left="6469" w:hanging="360"/>
       </w:pPr>
       <w:rPr>
-        <w:rFonts w:ascii="Courier New" w:hAnsi="Courier New" w:cs="Courier New" w:hint="default"/>
+        <w:rFonts w:hint="default" w:ascii="Courier New" w:hAnsi="Courier New" w:cs="Courier New"/>
       </w:rPr>
     </w:lvl>
     <w:lvl w:ilvl="8" w:tplc="240A0005" w:tentative="1">
@@ -20545,7 +20611,7 @@
         <w:ind w:left="7189" w:hanging="360"/>
       </w:pPr>
       <w:rPr>
-        <w:rFonts w:ascii="Wingdings" w:hAnsi="Wingdings" w:hint="default"/>
+        <w:rFonts w:hint="default" w:ascii="Wingdings" w:hAnsi="Wingdings"/>
       </w:rPr>
     </w:lvl>
   </w:abstractNum>
@@ -20562,7 +20628,7 @@
         <w:ind w:left="1429" w:hanging="360"/>
       </w:pPr>
       <w:rPr>
-        <w:rFonts w:ascii="Symbol" w:hAnsi="Symbol" w:hint="default"/>
+        <w:rFonts w:hint="default" w:ascii="Symbol" w:hAnsi="Symbol"/>
       </w:rPr>
     </w:lvl>
     <w:lvl w:ilvl="1" w:tplc="240A0003" w:tentative="1">
@@ -20574,7 +20640,7 @@
         <w:ind w:left="2149" w:hanging="360"/>
       </w:pPr>
       <w:rPr>
-        <w:rFonts w:ascii="Courier New" w:hAnsi="Courier New" w:cs="Courier New" w:hint="default"/>
+        <w:rFonts w:hint="default" w:ascii="Courier New" w:hAnsi="Courier New" w:cs="Courier New"/>
       </w:rPr>
     </w:lvl>
     <w:lvl w:ilvl="2" w:tplc="240A0005" w:tentative="1">
@@ -20586,7 +20652,7 @@
         <w:ind w:left="2869" w:hanging="360"/>
       </w:pPr>
       <w:rPr>
-        <w:rFonts w:ascii="Wingdings" w:hAnsi="Wingdings" w:hint="default"/>
+        <w:rFonts w:hint="default" w:ascii="Wingdings" w:hAnsi="Wingdings"/>
       </w:rPr>
     </w:lvl>
     <w:lvl w:ilvl="3" w:tplc="240A0001" w:tentative="1">
@@ -20598,7 +20664,7 @@
         <w:ind w:left="3589" w:hanging="360"/>
       </w:pPr>
       <w:rPr>
-        <w:rFonts w:ascii="Symbol" w:hAnsi="Symbol" w:hint="default"/>
+        <w:rFonts w:hint="default" w:ascii="Symbol" w:hAnsi="Symbol"/>
       </w:rPr>
     </w:lvl>
     <w:lvl w:ilvl="4" w:tplc="240A0003" w:tentative="1">
@@ -20610,7 +20676,7 @@
         <w:ind w:left="4309" w:hanging="360"/>
       </w:pPr>
       <w:rPr>
-        <w:rFonts w:ascii="Courier New" w:hAnsi="Courier New" w:cs="Courier New" w:hint="default"/>
+        <w:rFonts w:hint="default" w:ascii="Courier New" w:hAnsi="Courier New" w:cs="Courier New"/>
       </w:rPr>
     </w:lvl>
     <w:lvl w:ilvl="5" w:tplc="240A0005" w:tentative="1">
@@ -20622,7 +20688,7 @@
         <w:ind w:left="5029" w:hanging="360"/>
       </w:pPr>
       <w:rPr>
-        <w:rFonts w:ascii="Wingdings" w:hAnsi="Wingdings" w:hint="default"/>
+        <w:rFonts w:hint="default" w:ascii="Wingdings" w:hAnsi="Wingdings"/>
       </w:rPr>
     </w:lvl>
     <w:lvl w:ilvl="6" w:tplc="240A0001" w:tentative="1">
@@ -20634,7 +20700,7 @@
         <w:ind w:left="5749" w:hanging="360"/>
       </w:pPr>
       <w:rPr>
-        <w:rFonts w:ascii="Symbol" w:hAnsi="Symbol" w:hint="default"/>
+        <w:rFonts w:hint="default" w:ascii="Symbol" w:hAnsi="Symbol"/>
       </w:rPr>
     </w:lvl>
     <w:lvl w:ilvl="7" w:tplc="240A0003" w:tentative="1">
@@ -20646,7 +20712,7 @@
         <w:ind w:left="6469" w:hanging="360"/>
       </w:pPr>
       <w:rPr>
-        <w:rFonts w:ascii="Courier New" w:hAnsi="Courier New" w:cs="Courier New" w:hint="default"/>
+        <w:rFonts w:hint="default" w:ascii="Courier New" w:hAnsi="Courier New" w:cs="Courier New"/>
       </w:rPr>
     </w:lvl>
     <w:lvl w:ilvl="8" w:tplc="240A0005" w:tentative="1">
@@ -20658,7 +20724,7 @@
         <w:ind w:left="7189" w:hanging="360"/>
       </w:pPr>
       <w:rPr>
-        <w:rFonts w:ascii="Wingdings" w:hAnsi="Wingdings" w:hint="default"/>
+        <w:rFonts w:hint="default" w:ascii="Wingdings" w:hAnsi="Wingdings"/>
       </w:rPr>
     </w:lvl>
   </w:abstractNum>
@@ -20675,7 +20741,7 @@
         <w:ind w:left="1429" w:hanging="360"/>
       </w:pPr>
       <w:rPr>
-        <w:rFonts w:ascii="Symbol" w:hAnsi="Symbol" w:hint="default"/>
+        <w:rFonts w:hint="default" w:ascii="Symbol" w:hAnsi="Symbol"/>
       </w:rPr>
     </w:lvl>
     <w:lvl w:ilvl="1" w:tplc="240A0003" w:tentative="1">
@@ -20687,7 +20753,7 @@
         <w:ind w:left="2149" w:hanging="360"/>
       </w:pPr>
       <w:rPr>
-        <w:rFonts w:ascii="Courier New" w:hAnsi="Courier New" w:cs="Courier New" w:hint="default"/>
+        <w:rFonts w:hint="default" w:ascii="Courier New" w:hAnsi="Courier New" w:cs="Courier New"/>
       </w:rPr>
     </w:lvl>
     <w:lvl w:ilvl="2" w:tplc="240A0005" w:tentative="1">
@@ -20699,7 +20765,7 @@
         <w:ind w:left="2869" w:hanging="360"/>
       </w:pPr>
       <w:rPr>
-        <w:rFonts w:ascii="Wingdings" w:hAnsi="Wingdings" w:hint="default"/>
+        <w:rFonts w:hint="default" w:ascii="Wingdings" w:hAnsi="Wingdings"/>
       </w:rPr>
     </w:lvl>
     <w:lvl w:ilvl="3" w:tplc="240A0001" w:tentative="1">
@@ -20711,7 +20777,7 @@
         <w:ind w:left="3589" w:hanging="360"/>
       </w:pPr>
       <w:rPr>
-        <w:rFonts w:ascii="Symbol" w:hAnsi="Symbol" w:hint="default"/>
+        <w:rFonts w:hint="default" w:ascii="Symbol" w:hAnsi="Symbol"/>
       </w:rPr>
     </w:lvl>
     <w:lvl w:ilvl="4" w:tplc="240A0003" w:tentative="1">
@@ -20723,7 +20789,7 @@
         <w:ind w:left="4309" w:hanging="360"/>
       </w:pPr>
       <w:rPr>
-        <w:rFonts w:ascii="Courier New" w:hAnsi="Courier New" w:cs="Courier New" w:hint="default"/>
+        <w:rFonts w:hint="default" w:ascii="Courier New" w:hAnsi="Courier New" w:cs="Courier New"/>
       </w:rPr>
     </w:lvl>
     <w:lvl w:ilvl="5" w:tplc="240A0005" w:tentative="1">
@@ -20735,7 +20801,7 @@
         <w:ind w:left="5029" w:hanging="360"/>
       </w:pPr>
       <w:rPr>
-        <w:rFonts w:ascii="Wingdings" w:hAnsi="Wingdings" w:hint="default"/>
+        <w:rFonts w:hint="default" w:ascii="Wingdings" w:hAnsi="Wingdings"/>
       </w:rPr>
     </w:lvl>
     <w:lvl w:ilvl="6" w:tplc="240A0001" w:tentative="1">
@@ -20747,7 +20813,7 @@
         <w:ind w:left="5749" w:hanging="360"/>
       </w:pPr>
       <w:rPr>
-        <w:rFonts w:ascii="Symbol" w:hAnsi="Symbol" w:hint="default"/>
+        <w:rFonts w:hint="default" w:ascii="Symbol" w:hAnsi="Symbol"/>
       </w:rPr>
     </w:lvl>
     <w:lvl w:ilvl="7" w:tplc="240A0003" w:tentative="1">
@@ -20759,7 +20825,7 @@
         <w:ind w:left="6469" w:hanging="360"/>
       </w:pPr>
       <w:rPr>
-        <w:rFonts w:ascii="Courier New" w:hAnsi="Courier New" w:cs="Courier New" w:hint="default"/>
+        <w:rFonts w:hint="default" w:ascii="Courier New" w:hAnsi="Courier New" w:cs="Courier New"/>
       </w:rPr>
     </w:lvl>
     <w:lvl w:ilvl="8" w:tplc="240A0005" w:tentative="1">
@@ -20771,7 +20837,7 @@
         <w:ind w:left="7189" w:hanging="360"/>
       </w:pPr>
       <w:rPr>
-        <w:rFonts w:ascii="Wingdings" w:hAnsi="Wingdings" w:hint="default"/>
+        <w:rFonts w:hint="default" w:ascii="Wingdings" w:hAnsi="Wingdings"/>
       </w:rPr>
     </w:lvl>
   </w:abstractNum>
@@ -20788,7 +20854,7 @@
         <w:ind w:left="1429" w:hanging="360"/>
       </w:pPr>
       <w:rPr>
-        <w:rFonts w:ascii="Symbol" w:hAnsi="Symbol" w:hint="default"/>
+        <w:rFonts w:hint="default" w:ascii="Symbol" w:hAnsi="Symbol"/>
       </w:rPr>
     </w:lvl>
     <w:lvl w:ilvl="1" w:tplc="240A0003" w:tentative="1">
@@ -20800,7 +20866,7 @@
         <w:ind w:left="2149" w:hanging="360"/>
       </w:pPr>
       <w:rPr>
-        <w:rFonts w:ascii="Courier New" w:hAnsi="Courier New" w:cs="Courier New" w:hint="default"/>
+        <w:rFonts w:hint="default" w:ascii="Courier New" w:hAnsi="Courier New" w:cs="Courier New"/>
       </w:rPr>
     </w:lvl>
     <w:lvl w:ilvl="2" w:tplc="240A0005" w:tentative="1">
@@ -20812,7 +20878,7 @@
         <w:ind w:left="2869" w:hanging="360"/>
       </w:pPr>
       <w:rPr>
-        <w:rFonts w:ascii="Wingdings" w:hAnsi="Wingdings" w:hint="default"/>
+        <w:rFonts w:hint="default" w:ascii="Wingdings" w:hAnsi="Wingdings"/>
       </w:rPr>
     </w:lvl>
     <w:lvl w:ilvl="3" w:tplc="240A0001" w:tentative="1">
@@ -20824,7 +20890,7 @@
         <w:ind w:left="3589" w:hanging="360"/>
       </w:pPr>
       <w:rPr>
-        <w:rFonts w:ascii="Symbol" w:hAnsi="Symbol" w:hint="default"/>
+        <w:rFonts w:hint="default" w:ascii="Symbol" w:hAnsi="Symbol"/>
       </w:rPr>
     </w:lvl>
     <w:lvl w:ilvl="4" w:tplc="240A0003" w:tentative="1">
@@ -20836,7 +20902,7 @@
         <w:ind w:left="4309" w:hanging="360"/>
       </w:pPr>
       <w:rPr>
-        <w:rFonts w:ascii="Courier New" w:hAnsi="Courier New" w:cs="Courier New" w:hint="default"/>
+        <w:rFonts w:hint="default" w:ascii="Courier New" w:hAnsi="Courier New" w:cs="Courier New"/>
       </w:rPr>
     </w:lvl>
     <w:lvl w:ilvl="5" w:tplc="240A0005" w:tentative="1">
@@ -20848,7 +20914,7 @@
         <w:ind w:left="5029" w:hanging="360"/>
       </w:pPr>
       <w:rPr>
-        <w:rFonts w:ascii="Wingdings" w:hAnsi="Wingdings" w:hint="default"/>
+        <w:rFonts w:hint="default" w:ascii="Wingdings" w:hAnsi="Wingdings"/>
       </w:rPr>
     </w:lvl>
     <w:lvl w:ilvl="6" w:tplc="240A0001" w:tentative="1">
@@ -20860,7 +20926,7 @@
         <w:ind w:left="5749" w:hanging="360"/>
       </w:pPr>
       <w:rPr>
-        <w:rFonts w:ascii="Symbol" w:hAnsi="Symbol" w:hint="default"/>
+        <w:rFonts w:hint="default" w:ascii="Symbol" w:hAnsi="Symbol"/>
       </w:rPr>
     </w:lvl>
     <w:lvl w:ilvl="7" w:tplc="240A0003" w:tentative="1">
@@ -20872,7 +20938,7 @@
         <w:ind w:left="6469" w:hanging="360"/>
       </w:pPr>
       <w:rPr>
-        <w:rFonts w:ascii="Courier New" w:hAnsi="Courier New" w:cs="Courier New" w:hint="default"/>
+        <w:rFonts w:hint="default" w:ascii="Courier New" w:hAnsi="Courier New" w:cs="Courier New"/>
       </w:rPr>
     </w:lvl>
     <w:lvl w:ilvl="8" w:tplc="240A0005" w:tentative="1">
@@ -20884,7 +20950,7 @@
         <w:ind w:left="7189" w:hanging="360"/>
       </w:pPr>
       <w:rPr>
-        <w:rFonts w:ascii="Wingdings" w:hAnsi="Wingdings" w:hint="default"/>
+        <w:rFonts w:hint="default" w:ascii="Wingdings" w:hAnsi="Wingdings"/>
       </w:rPr>
     </w:lvl>
   </w:abstractNum>
@@ -20901,7 +20967,7 @@
         <w:ind w:left="1429" w:hanging="360"/>
       </w:pPr>
       <w:rPr>
-        <w:rFonts w:ascii="Symbol" w:hAnsi="Symbol" w:hint="default"/>
+        <w:rFonts w:hint="default" w:ascii="Symbol" w:hAnsi="Symbol"/>
       </w:rPr>
     </w:lvl>
     <w:lvl w:ilvl="1" w:tplc="240A0003" w:tentative="1">
@@ -20913,7 +20979,7 @@
         <w:ind w:left="2149" w:hanging="360"/>
       </w:pPr>
       <w:rPr>
-        <w:rFonts w:ascii="Courier New" w:hAnsi="Courier New" w:cs="Courier New" w:hint="default"/>
+        <w:rFonts w:hint="default" w:ascii="Courier New" w:hAnsi="Courier New" w:cs="Courier New"/>
       </w:rPr>
     </w:lvl>
     <w:lvl w:ilvl="2" w:tplc="240A0005" w:tentative="1">
@@ -20925,7 +20991,7 @@
         <w:ind w:left="2869" w:hanging="360"/>
       </w:pPr>
       <w:rPr>
-        <w:rFonts w:ascii="Wingdings" w:hAnsi="Wingdings" w:hint="default"/>
+        <w:rFonts w:hint="default" w:ascii="Wingdings" w:hAnsi="Wingdings"/>
       </w:rPr>
     </w:lvl>
     <w:lvl w:ilvl="3" w:tplc="240A0001" w:tentative="1">
@@ -20937,7 +21003,7 @@
         <w:ind w:left="3589" w:hanging="360"/>
       </w:pPr>
       <w:rPr>
-        <w:rFonts w:ascii="Symbol" w:hAnsi="Symbol" w:hint="default"/>
+        <w:rFonts w:hint="default" w:ascii="Symbol" w:hAnsi="Symbol"/>
       </w:rPr>
     </w:lvl>
     <w:lvl w:ilvl="4" w:tplc="240A0003" w:tentative="1">
@@ -20949,7 +21015,7 @@
         <w:ind w:left="4309" w:hanging="360"/>
       </w:pPr>
       <w:rPr>
-        <w:rFonts w:ascii="Courier New" w:hAnsi="Courier New" w:cs="Courier New" w:hint="default"/>
+        <w:rFonts w:hint="default" w:ascii="Courier New" w:hAnsi="Courier New" w:cs="Courier New"/>
       </w:rPr>
     </w:lvl>
     <w:lvl w:ilvl="5" w:tplc="240A0005" w:tentative="1">
@@ -20961,7 +21027,7 @@
         <w:ind w:left="5029" w:hanging="360"/>
       </w:pPr>
       <w:rPr>
-        <w:rFonts w:ascii="Wingdings" w:hAnsi="Wingdings" w:hint="default"/>
+        <w:rFonts w:hint="default" w:ascii="Wingdings" w:hAnsi="Wingdings"/>
       </w:rPr>
     </w:lvl>
     <w:lvl w:ilvl="6" w:tplc="240A0001" w:tentative="1">
@@ -20973,7 +21039,7 @@
         <w:ind w:left="5749" w:hanging="360"/>
       </w:pPr>
       <w:rPr>
-        <w:rFonts w:ascii="Symbol" w:hAnsi="Symbol" w:hint="default"/>
+        <w:rFonts w:hint="default" w:ascii="Symbol" w:hAnsi="Symbol"/>
       </w:rPr>
     </w:lvl>
     <w:lvl w:ilvl="7" w:tplc="240A0003" w:tentative="1">
@@ -20985,7 +21051,7 @@
         <w:ind w:left="6469" w:hanging="360"/>
       </w:pPr>
       <w:rPr>
-        <w:rFonts w:ascii="Courier New" w:hAnsi="Courier New" w:cs="Courier New" w:hint="default"/>
+        <w:rFonts w:hint="default" w:ascii="Courier New" w:hAnsi="Courier New" w:cs="Courier New"/>
       </w:rPr>
     </w:lvl>
     <w:lvl w:ilvl="8" w:tplc="240A0005" w:tentative="1">
@@ -20997,7 +21063,7 @@
         <w:ind w:left="7189" w:hanging="360"/>
       </w:pPr>
       <w:rPr>
-        <w:rFonts w:ascii="Wingdings" w:hAnsi="Wingdings" w:hint="default"/>
+        <w:rFonts w:hint="default" w:ascii="Wingdings" w:hAnsi="Wingdings"/>
       </w:rPr>
     </w:lvl>
   </w:abstractNum>
@@ -21014,7 +21080,7 @@
         <w:ind w:left="2136" w:hanging="360"/>
       </w:pPr>
       <w:rPr>
-        <w:rFonts w:ascii="Courier New" w:hAnsi="Courier New" w:cs="Courier New" w:hint="default"/>
+        <w:rFonts w:hint="default" w:ascii="Courier New" w:hAnsi="Courier New" w:cs="Courier New"/>
       </w:rPr>
     </w:lvl>
     <w:lvl w:ilvl="1" w:tplc="240A0003" w:tentative="1">
@@ -21026,7 +21092,7 @@
         <w:ind w:left="2856" w:hanging="360"/>
       </w:pPr>
       <w:rPr>
-        <w:rFonts w:ascii="Courier New" w:hAnsi="Courier New" w:cs="Courier New" w:hint="default"/>
+        <w:rFonts w:hint="default" w:ascii="Courier New" w:hAnsi="Courier New" w:cs="Courier New"/>
       </w:rPr>
     </w:lvl>
     <w:lvl w:ilvl="2" w:tplc="240A0005" w:tentative="1">
@@ -21038,7 +21104,7 @@
         <w:ind w:left="3576" w:hanging="360"/>
       </w:pPr>
       <w:rPr>
-        <w:rFonts w:ascii="Wingdings" w:hAnsi="Wingdings" w:hint="default"/>
+        <w:rFonts w:hint="default" w:ascii="Wingdings" w:hAnsi="Wingdings"/>
       </w:rPr>
     </w:lvl>
     <w:lvl w:ilvl="3" w:tplc="240A0001" w:tentative="1">
@@ -21050,7 +21116,7 @@
         <w:ind w:left="4296" w:hanging="360"/>
       </w:pPr>
       <w:rPr>
-        <w:rFonts w:ascii="Symbol" w:hAnsi="Symbol" w:hint="default"/>
+        <w:rFonts w:hint="default" w:ascii="Symbol" w:hAnsi="Symbol"/>
       </w:rPr>
     </w:lvl>
     <w:lvl w:ilvl="4" w:tplc="240A0003" w:tentative="1">
@@ -21062,7 +21128,7 @@
         <w:ind w:left="5016" w:hanging="360"/>
       </w:pPr>
       <w:rPr>
-        <w:rFonts w:ascii="Courier New" w:hAnsi="Courier New" w:cs="Courier New" w:hint="default"/>
+        <w:rFonts w:hint="default" w:ascii="Courier New" w:hAnsi="Courier New" w:cs="Courier New"/>
       </w:rPr>
     </w:lvl>
     <w:lvl w:ilvl="5" w:tplc="240A0005" w:tentative="1">
@@ -21074,7 +21140,7 @@
         <w:ind w:left="5736" w:hanging="360"/>
       </w:pPr>
       <w:rPr>
-        <w:rFonts w:ascii="Wingdings" w:hAnsi="Wingdings" w:hint="default"/>
+        <w:rFonts w:hint="default" w:ascii="Wingdings" w:hAnsi="Wingdings"/>
       </w:rPr>
     </w:lvl>
     <w:lvl w:ilvl="6" w:tplc="240A0001" w:tentative="1">
@@ -21086,7 +21152,7 @@
         <w:ind w:left="6456" w:hanging="360"/>
       </w:pPr>
       <w:rPr>
-        <w:rFonts w:ascii="Symbol" w:hAnsi="Symbol" w:hint="default"/>
+        <w:rFonts w:hint="default" w:ascii="Symbol" w:hAnsi="Symbol"/>
       </w:rPr>
     </w:lvl>
     <w:lvl w:ilvl="7" w:tplc="240A0003" w:tentative="1">
@@ -21098,7 +21164,7 @@
         <w:ind w:left="7176" w:hanging="360"/>
       </w:pPr>
       <w:rPr>
-        <w:rFonts w:ascii="Courier New" w:hAnsi="Courier New" w:cs="Courier New" w:hint="default"/>
+        <w:rFonts w:hint="default" w:ascii="Courier New" w:hAnsi="Courier New" w:cs="Courier New"/>
       </w:rPr>
     </w:lvl>
     <w:lvl w:ilvl="8" w:tplc="240A0005" w:tentative="1">
@@ -21110,7 +21176,7 @@
         <w:ind w:left="7896" w:hanging="360"/>
       </w:pPr>
       <w:rPr>
-        <w:rFonts w:ascii="Wingdings" w:hAnsi="Wingdings" w:hint="default"/>
+        <w:rFonts w:hint="default" w:ascii="Wingdings" w:hAnsi="Wingdings"/>
       </w:rPr>
     </w:lvl>
   </w:abstractNum>
@@ -21127,7 +21193,7 @@
         <w:ind w:left="1776" w:hanging="360"/>
       </w:pPr>
       <w:rPr>
-        <w:rFonts w:ascii="Courier New" w:hAnsi="Courier New" w:cs="Courier New" w:hint="default"/>
+        <w:rFonts w:hint="default" w:ascii="Courier New" w:hAnsi="Courier New" w:cs="Courier New"/>
       </w:rPr>
     </w:lvl>
     <w:lvl w:ilvl="1" w:tplc="240A0003" w:tentative="1">
@@ -21139,7 +21205,7 @@
         <w:ind w:left="2496" w:hanging="360"/>
       </w:pPr>
       <w:rPr>
-        <w:rFonts w:ascii="Courier New" w:hAnsi="Courier New" w:cs="Courier New" w:hint="default"/>
+        <w:rFonts w:hint="default" w:ascii="Courier New" w:hAnsi="Courier New" w:cs="Courier New"/>
       </w:rPr>
     </w:lvl>
     <w:lvl w:ilvl="2" w:tplc="240A0005" w:tentative="1">
@@ -21151,7 +21217,7 @@
         <w:ind w:left="3216" w:hanging="360"/>
       </w:pPr>
       <w:rPr>
-        <w:rFonts w:ascii="Wingdings" w:hAnsi="Wingdings" w:hint="default"/>
+        <w:rFonts w:hint="default" w:ascii="Wingdings" w:hAnsi="Wingdings"/>
       </w:rPr>
     </w:lvl>
     <w:lvl w:ilvl="3" w:tplc="240A0001" w:tentative="1">
@@ -21163,7 +21229,7 @@
         <w:ind w:left="3936" w:hanging="360"/>
       </w:pPr>
       <w:rPr>
-        <w:rFonts w:ascii="Symbol" w:hAnsi="Symbol" w:hint="default"/>
+        <w:rFonts w:hint="default" w:ascii="Symbol" w:hAnsi="Symbol"/>
       </w:rPr>
     </w:lvl>
     <w:lvl w:ilvl="4" w:tplc="240A0003" w:tentative="1">
@@ -21175,7 +21241,7 @@
         <w:ind w:left="4656" w:hanging="360"/>
       </w:pPr>
       <w:rPr>
-        <w:rFonts w:ascii="Courier New" w:hAnsi="Courier New" w:cs="Courier New" w:hint="default"/>
+        <w:rFonts w:hint="default" w:ascii="Courier New" w:hAnsi="Courier New" w:cs="Courier New"/>
       </w:rPr>
     </w:lvl>
     <w:lvl w:ilvl="5" w:tplc="240A0005" w:tentative="1">
@@ -21187,7 +21253,7 @@
         <w:ind w:left="5376" w:hanging="360"/>
       </w:pPr>
       <w:rPr>
-        <w:rFonts w:ascii="Wingdings" w:hAnsi="Wingdings" w:hint="default"/>
+        <w:rFonts w:hint="default" w:ascii="Wingdings" w:hAnsi="Wingdings"/>
       </w:rPr>
     </w:lvl>
     <w:lvl w:ilvl="6" w:tplc="240A0001" w:tentative="1">
@@ -21199,7 +21265,7 @@
         <w:ind w:left="6096" w:hanging="360"/>
       </w:pPr>
       <w:rPr>
-        <w:rFonts w:ascii="Symbol" w:hAnsi="Symbol" w:hint="default"/>
+        <w:rFonts w:hint="default" w:ascii="Symbol" w:hAnsi="Symbol"/>
       </w:rPr>
     </w:lvl>
     <w:lvl w:ilvl="7" w:tplc="240A0003" w:tentative="1">
@@ -21211,7 +21277,7 @@
         <w:ind w:left="6816" w:hanging="360"/>
       </w:pPr>
       <w:rPr>
-        <w:rFonts w:ascii="Courier New" w:hAnsi="Courier New" w:cs="Courier New" w:hint="default"/>
+        <w:rFonts w:hint="default" w:ascii="Courier New" w:hAnsi="Courier New" w:cs="Courier New"/>
       </w:rPr>
     </w:lvl>
     <w:lvl w:ilvl="8" w:tplc="240A0005" w:tentative="1">
@@ -21223,7 +21289,7 @@
         <w:ind w:left="7536" w:hanging="360"/>
       </w:pPr>
       <w:rPr>
-        <w:rFonts w:ascii="Wingdings" w:hAnsi="Wingdings" w:hint="default"/>
+        <w:rFonts w:hint="default" w:ascii="Wingdings" w:hAnsi="Wingdings"/>
       </w:rPr>
     </w:lvl>
   </w:abstractNum>
@@ -21389,7 +21455,7 @@
   <w:docDefaults>
     <w:rPrDefault>
       <w:rPr>
-        <w:rFonts w:asciiTheme="minorHAnsi" w:eastAsiaTheme="minorHAnsi" w:hAnsiTheme="minorHAnsi" w:cstheme="minorBidi"/>
+        <w:rFonts w:asciiTheme="minorHAnsi" w:hAnsiTheme="minorHAnsi" w:eastAsiaTheme="minorHAnsi" w:cstheme="minorBidi"/>
         <w:kern w:val="2"/>
         <w:sz w:val="22"/>
         <w:szCs w:val="22"/>
@@ -21406,14 +21472,14 @@
   <w:latentStyles w:defLockedState="0" w:defUIPriority="99" w:defSemiHidden="0" w:defUnhideWhenUsed="0" w:defQFormat="0" w:count="376">
     <w:lsdException w:name="Normal" w:uiPriority="0" w:qFormat="1"/>
     <w:lsdException w:name="heading 1" w:uiPriority="9" w:qFormat="1"/>
-    <w:lsdException w:name="heading 2" w:semiHidden="1" w:uiPriority="9" w:unhideWhenUsed="1" w:qFormat="1"/>
-    <w:lsdException w:name="heading 3" w:semiHidden="1" w:uiPriority="9" w:unhideWhenUsed="1" w:qFormat="1"/>
-    <w:lsdException w:name="heading 4" w:semiHidden="1" w:uiPriority="9" w:unhideWhenUsed="1" w:qFormat="1"/>
-    <w:lsdException w:name="heading 5" w:semiHidden="1" w:uiPriority="9" w:unhideWhenUsed="1" w:qFormat="1"/>
-    <w:lsdException w:name="heading 6" w:semiHidden="1" w:uiPriority="9" w:unhideWhenUsed="1"/>
-    <w:lsdException w:name="heading 7" w:semiHidden="1" w:uiPriority="9" w:unhideWhenUsed="1" w:qFormat="1"/>
-    <w:lsdException w:name="heading 8" w:semiHidden="1" w:uiPriority="9" w:unhideWhenUsed="1" w:qFormat="1"/>
-    <w:lsdException w:name="heading 9" w:semiHidden="1" w:uiPriority="9" w:unhideWhenUsed="1" w:qFormat="1"/>
+    <w:lsdException w:name="heading 2" w:uiPriority="9" w:semiHidden="1" w:unhideWhenUsed="1" w:qFormat="1"/>
+    <w:lsdException w:name="heading 3" w:uiPriority="9" w:semiHidden="1" w:unhideWhenUsed="1" w:qFormat="1"/>
+    <w:lsdException w:name="heading 4" w:uiPriority="9" w:semiHidden="1" w:unhideWhenUsed="1" w:qFormat="1"/>
+    <w:lsdException w:name="heading 5" w:uiPriority="9" w:semiHidden="1" w:unhideWhenUsed="1" w:qFormat="1"/>
+    <w:lsdException w:name="heading 6" w:uiPriority="9" w:semiHidden="1" w:unhideWhenUsed="1"/>
+    <w:lsdException w:name="heading 7" w:uiPriority="9" w:semiHidden="1" w:unhideWhenUsed="1" w:qFormat="1"/>
+    <w:lsdException w:name="heading 8" w:uiPriority="9" w:semiHidden="1" w:unhideWhenUsed="1" w:qFormat="1"/>
+    <w:lsdException w:name="heading 9" w:uiPriority="9" w:semiHidden="1" w:unhideWhenUsed="1" w:qFormat="1"/>
     <w:lsdException w:name="index 1" w:semiHidden="1" w:unhideWhenUsed="1"/>
     <w:lsdException w:name="index 2" w:semiHidden="1" w:unhideWhenUsed="1"/>
     <w:lsdException w:name="index 3" w:semiHidden="1" w:unhideWhenUsed="1"/>
@@ -21423,22 +21489,22 @@
     <w:lsdException w:name="index 7" w:semiHidden="1" w:unhideWhenUsed="1"/>
     <w:lsdException w:name="index 8" w:semiHidden="1" w:unhideWhenUsed="1"/>
     <w:lsdException w:name="index 9" w:semiHidden="1" w:unhideWhenUsed="1"/>
-    <w:lsdException w:name="toc 1" w:semiHidden="1" w:uiPriority="39" w:unhideWhenUsed="1"/>
-    <w:lsdException w:name="toc 2" w:semiHidden="1" w:uiPriority="39" w:unhideWhenUsed="1"/>
-    <w:lsdException w:name="toc 3" w:semiHidden="1" w:uiPriority="39" w:unhideWhenUsed="1"/>
-    <w:lsdException w:name="toc 4" w:semiHidden="1" w:uiPriority="39" w:unhideWhenUsed="1"/>
-    <w:lsdException w:name="toc 5" w:semiHidden="1" w:uiPriority="39" w:unhideWhenUsed="1"/>
-    <w:lsdException w:name="toc 6" w:semiHidden="1" w:uiPriority="39" w:unhideWhenUsed="1"/>
-    <w:lsdException w:name="toc 7" w:semiHidden="1" w:uiPriority="39" w:unhideWhenUsed="1"/>
-    <w:lsdException w:name="toc 8" w:semiHidden="1" w:uiPriority="39" w:unhideWhenUsed="1"/>
-    <w:lsdException w:name="toc 9" w:semiHidden="1" w:uiPriority="39" w:unhideWhenUsed="1"/>
+    <w:lsdException w:name="toc 1" w:uiPriority="39" w:semiHidden="1" w:unhideWhenUsed="1"/>
+    <w:lsdException w:name="toc 2" w:uiPriority="39" w:semiHidden="1" w:unhideWhenUsed="1"/>
+    <w:lsdException w:name="toc 3" w:uiPriority="39" w:semiHidden="1" w:unhideWhenUsed="1"/>
+    <w:lsdException w:name="toc 4" w:uiPriority="39" w:semiHidden="1" w:unhideWhenUsed="1"/>
+    <w:lsdException w:name="toc 5" w:uiPriority="39" w:semiHidden="1" w:unhideWhenUsed="1"/>
+    <w:lsdException w:name="toc 6" w:uiPriority="39" w:semiHidden="1" w:unhideWhenUsed="1"/>
+    <w:lsdException w:name="toc 7" w:uiPriority="39" w:semiHidden="1" w:unhideWhenUsed="1"/>
+    <w:lsdException w:name="toc 8" w:uiPriority="39" w:semiHidden="1" w:unhideWhenUsed="1"/>
+    <w:lsdException w:name="toc 9" w:uiPriority="39" w:semiHidden="1" w:unhideWhenUsed="1"/>
     <w:lsdException w:name="Normal Indent" w:semiHidden="1" w:unhideWhenUsed="1"/>
     <w:lsdException w:name="footnote text" w:semiHidden="1" w:unhideWhenUsed="1"/>
     <w:lsdException w:name="annotation text" w:semiHidden="1" w:unhideWhenUsed="1"/>
     <w:lsdException w:name="header" w:semiHidden="1" w:unhideWhenUsed="1"/>
     <w:lsdException w:name="footer" w:semiHidden="1" w:unhideWhenUsed="1"/>
     <w:lsdException w:name="index heading" w:semiHidden="1" w:unhideWhenUsed="1"/>
-    <w:lsdException w:name="caption" w:semiHidden="1" w:uiPriority="35" w:unhideWhenUsed="1" w:qFormat="1"/>
+    <w:lsdException w:name="caption" w:uiPriority="35" w:semiHidden="1" w:unhideWhenUsed="1" w:qFormat="1"/>
     <w:lsdException w:name="table of figures" w:semiHidden="1" w:unhideWhenUsed="1"/>
     <w:lsdException w:name="envelope address" w:semiHidden="1" w:unhideWhenUsed="1"/>
     <w:lsdException w:name="envelope return" w:semiHidden="1" w:unhideWhenUsed="1"/>
@@ -21469,7 +21535,7 @@
     <w:lsdException w:name="Title" w:uiPriority="10" w:qFormat="1"/>
     <w:lsdException w:name="Closing" w:semiHidden="1" w:unhideWhenUsed="1"/>
     <w:lsdException w:name="Signature" w:semiHidden="1" w:unhideWhenUsed="1"/>
-    <w:lsdException w:name="Default Paragraph Font" w:semiHidden="1" w:uiPriority="1" w:unhideWhenUsed="1"/>
+    <w:lsdException w:name="Default Paragraph Font" w:uiPriority="1" w:semiHidden="1" w:unhideWhenUsed="1"/>
     <w:lsdException w:name="Body Text" w:semiHidden="1" w:unhideWhenUsed="1"/>
     <w:lsdException w:name="Body Text Indent" w:semiHidden="1" w:unhideWhenUsed="1"/>
     <w:lsdException w:name="List Continue" w:semiHidden="1" w:unhideWhenUsed="1"/>
@@ -21669,8 +21735,8 @@
     <w:lsdException w:name="Subtle Reference" w:uiPriority="31" w:qFormat="1"/>
     <w:lsdException w:name="Intense Reference" w:uiPriority="32" w:qFormat="1"/>
     <w:lsdException w:name="Book Title" w:uiPriority="33" w:qFormat="1"/>
-    <w:lsdException w:name="Bibliography" w:semiHidden="1" w:uiPriority="37" w:unhideWhenUsed="1"/>
-    <w:lsdException w:name="TOC Heading" w:semiHidden="1" w:uiPriority="39" w:unhideWhenUsed="1" w:qFormat="1"/>
+    <w:lsdException w:name="Bibliography" w:uiPriority="37" w:semiHidden="1" w:unhideWhenUsed="1"/>
+    <w:lsdException w:name="TOC Heading" w:uiPriority="39" w:semiHidden="1" w:unhideWhenUsed="1" w:qFormat="1"/>
     <w:lsdException w:name="Plain Table 1" w:uiPriority="41"/>
     <w:lsdException w:name="Plain Table 2" w:uiPriority="42"/>
     <w:lsdException w:name="Plain Table 3" w:uiPriority="43"/>
@@ -21781,7 +21847,7 @@
     <w:lsdException w:name="Unresolved Mention" w:semiHidden="1" w:unhideWhenUsed="1"/>
     <w:lsdException w:name="Smart Link" w:semiHidden="1" w:unhideWhenUsed="1"/>
   </w:latentStyles>
-  <w:style w:type="paragraph" w:default="1" w:styleId="Normal">
+  <w:style w:type="paragraph" w:styleId="Normal" w:default="1">
     <w:name w:val="Normal"/>
     <w:qFormat/>
     <w:rsid w:val="001B0577"/>
@@ -21811,7 +21877,7 @@
       <w:outlineLvl w:val="0"/>
     </w:pPr>
     <w:rPr>
-      <w:rFonts w:ascii="Calibri" w:eastAsia="Times New Roman" w:hAnsi="Calibri" w:cs="Times New Roman (Títulos en alf"/>
+      <w:rFonts w:ascii="Calibri" w:hAnsi="Calibri" w:eastAsia="Times New Roman" w:cs="Times New Roman (Títulos en alf"/>
       <w:b/>
       <w:color w:val="000000" w:themeColor="text1"/>
       <w:kern w:val="0"/>
@@ -21842,7 +21908,7 @@
       <w:outlineLvl w:val="1"/>
     </w:pPr>
     <w:rPr>
-      <w:rFonts w:ascii="Calibri" w:eastAsiaTheme="majorEastAsia" w:hAnsi="Calibri" w:cstheme="majorBidi"/>
+      <w:rFonts w:ascii="Calibri" w:hAnsi="Calibri" w:eastAsiaTheme="majorEastAsia" w:cstheme="majorBidi"/>
       <w:b/>
       <w:color w:val="000000" w:themeColor="text1"/>
       <w:kern w:val="0"/>
@@ -21941,19 +22007,19 @@
       <w:outlineLvl w:val="6"/>
     </w:pPr>
     <w:rPr>
-      <w:rFonts w:asciiTheme="majorHAnsi" w:eastAsiaTheme="majorEastAsia" w:hAnsiTheme="majorHAnsi" w:cstheme="majorBidi"/>
+      <w:rFonts w:asciiTheme="majorHAnsi" w:hAnsiTheme="majorHAnsi" w:eastAsiaTheme="majorEastAsia" w:cstheme="majorBidi"/>
       <w:i/>
       <w:iCs/>
       <w:color w:val="1F3763" w:themeColor="accent1" w:themeShade="7F"/>
     </w:rPr>
   </w:style>
-  <w:style w:type="character" w:default="1" w:styleId="Fuentedeprrafopredeter">
+  <w:style w:type="character" w:styleId="Fuentedeprrafopredeter" w:default="1">
     <w:name w:val="Default Paragraph Font"/>
     <w:uiPriority w:val="1"/>
     <w:semiHidden/>
     <w:unhideWhenUsed/>
   </w:style>
-  <w:style w:type="table" w:default="1" w:styleId="Tablanormal">
+  <w:style w:type="table" w:styleId="Tablanormal" w:default="1">
     <w:name w:val="Normal Table"/>
     <w:uiPriority w:val="99"/>
     <w:semiHidden/>
@@ -21968,7 +22034,7 @@
       </w:tblCellMar>
     </w:tblPr>
   </w:style>
-  <w:style w:type="numbering" w:default="1" w:styleId="Sinlista">
+  <w:style w:type="numbering" w:styleId="Sinlista" w:default="1">
     <w:name w:val="No List"/>
     <w:uiPriority w:val="99"/>
     <w:semiHidden/>
@@ -21985,7 +22051,7 @@
       <w:contextualSpacing/>
     </w:pPr>
   </w:style>
-  <w:style w:type="paragraph" w:customStyle="1" w:styleId="TituloPortada">
+  <w:style w:type="paragraph" w:styleId="TituloPortada" w:customStyle="1">
     <w:name w:val="Titulo Portada"/>
     <w:basedOn w:val="Normal"/>
     <w:rsid w:val="00C407C1"/>
@@ -21999,14 +22065,14 @@
       <w:lang w:val="es-419"/>
     </w:rPr>
   </w:style>
-  <w:style w:type="character" w:customStyle="1" w:styleId="Ttulo1Car">
+  <w:style w:type="character" w:styleId="Ttulo1Car" w:customStyle="1">
     <w:name w:val="Título 1 Car"/>
     <w:basedOn w:val="Fuentedeprrafopredeter"/>
     <w:link w:val="Ttulo1"/>
     <w:uiPriority w:val="9"/>
     <w:rsid w:val="003574CB"/>
     <w:rPr>
-      <w:rFonts w:ascii="Calibri" w:eastAsia="Times New Roman" w:hAnsi="Calibri" w:cs="Times New Roman (Títulos en alf"/>
+      <w:rFonts w:ascii="Calibri" w:hAnsi="Calibri" w:eastAsia="Times New Roman" w:cs="Times New Roman (Títulos en alf"/>
       <w:b/>
       <w:color w:val="000000" w:themeColor="text1"/>
       <w:spacing w:val="-10"/>
@@ -22018,14 +22084,14 @@
       <w14:ligatures w14:val="none"/>
     </w:rPr>
   </w:style>
-  <w:style w:type="character" w:customStyle="1" w:styleId="Ttulo2Car">
+  <w:style w:type="character" w:styleId="Ttulo2Car" w:customStyle="1">
     <w:name w:val="Título 2 Car"/>
     <w:basedOn w:val="Fuentedeprrafopredeter"/>
     <w:link w:val="Ttulo2"/>
     <w:uiPriority w:val="9"/>
     <w:rsid w:val="0064331C"/>
     <w:rPr>
-      <w:rFonts w:ascii="Calibri" w:eastAsiaTheme="majorEastAsia" w:hAnsi="Calibri" w:cstheme="majorBidi"/>
+      <w:rFonts w:ascii="Calibri" w:hAnsi="Calibri" w:eastAsiaTheme="majorEastAsia" w:cstheme="majorBidi"/>
       <w:b/>
       <w:color w:val="000000" w:themeColor="text1"/>
       <w:kern w:val="0"/>
@@ -22035,14 +22101,14 @@
       <w14:ligatures w14:val="none"/>
     </w:rPr>
   </w:style>
-  <w:style w:type="character" w:customStyle="1" w:styleId="Ttulo3Car">
+  <w:style w:type="character" w:styleId="Ttulo3Car" w:customStyle="1">
     <w:name w:val="Título 3 Car"/>
     <w:basedOn w:val="Fuentedeprrafopredeter"/>
     <w:link w:val="Ttulo3"/>
     <w:uiPriority w:val="9"/>
     <w:rsid w:val="00F014CE"/>
     <w:rPr>
-      <w:rFonts w:ascii="Calibri" w:eastAsiaTheme="majorEastAsia" w:hAnsi="Calibri" w:cstheme="majorBidi"/>
+      <w:rFonts w:ascii="Calibri" w:hAnsi="Calibri" w:eastAsiaTheme="majorEastAsia" w:cstheme="majorBidi"/>
       <w:b/>
       <w:iCs/>
       <w:color w:val="000000" w:themeColor="text1"/>
@@ -22072,7 +22138,7 @@
       <w14:ligatures w14:val="none"/>
     </w:rPr>
   </w:style>
-  <w:style w:type="character" w:customStyle="1" w:styleId="Extranjerismo">
+  <w:style w:type="character" w:styleId="Extranjerismo" w:customStyle="1">
     <w:name w:val="Extranjerismo"/>
     <w:basedOn w:val="Fuentedeprrafopredeter"/>
     <w:uiPriority w:val="1"/>
@@ -22083,7 +22149,7 @@
       <w:lang w:val="en-US"/>
     </w:rPr>
   </w:style>
-  <w:style w:type="paragraph" w:customStyle="1" w:styleId="Figura">
+  <w:style w:type="paragraph" w:styleId="Figura" w:customStyle="1">
     <w:name w:val="Figura"/>
     <w:basedOn w:val="Normal"/>
     <w:next w:val="Normal"/>
@@ -22109,7 +22175,7 @@
       <w14:ligatures w14:val="none"/>
     </w:rPr>
   </w:style>
-  <w:style w:type="character" w:customStyle="1" w:styleId="FiguraCar">
+  <w:style w:type="character" w:styleId="FiguraCar" w:customStyle="1">
     <w:name w:val="Figura Car"/>
     <w:basedOn w:val="Fuentedeprrafopredeter"/>
     <w:link w:val="Figura"/>
@@ -22124,14 +22190,14 @@
       <w14:ligatures w14:val="none"/>
     </w:rPr>
   </w:style>
-  <w:style w:type="character" w:customStyle="1" w:styleId="Ttulo4Car">
+  <w:style w:type="character" w:styleId="Ttulo4Car" w:customStyle="1">
     <w:name w:val="Título 4 Car"/>
     <w:basedOn w:val="Fuentedeprrafopredeter"/>
     <w:link w:val="Ttulo4"/>
     <w:uiPriority w:val="9"/>
     <w:rsid w:val="001B57A6"/>
     <w:rPr>
-      <w:rFonts w:ascii="Calibri" w:eastAsiaTheme="majorEastAsia" w:hAnsi="Calibri" w:cstheme="majorBidi"/>
+      <w:rFonts w:ascii="Calibri" w:hAnsi="Calibri" w:eastAsiaTheme="majorEastAsia" w:cstheme="majorBidi"/>
       <w:b/>
       <w:color w:val="000000" w:themeColor="text1"/>
       <w:kern w:val="0"/>
@@ -22141,14 +22207,14 @@
       <w14:ligatures w14:val="none"/>
     </w:rPr>
   </w:style>
-  <w:style w:type="character" w:customStyle="1" w:styleId="Ttulo5Car">
+  <w:style w:type="character" w:styleId="Ttulo5Car" w:customStyle="1">
     <w:name w:val="Título 5 Car"/>
     <w:basedOn w:val="Fuentedeprrafopredeter"/>
     <w:link w:val="Ttulo5"/>
     <w:uiPriority w:val="9"/>
     <w:rsid w:val="00746AD1"/>
     <w:rPr>
-      <w:rFonts w:ascii="Calibri" w:eastAsiaTheme="majorEastAsia" w:hAnsi="Calibri" w:cstheme="majorBidi"/>
+      <w:rFonts w:ascii="Calibri" w:hAnsi="Calibri" w:eastAsiaTheme="majorEastAsia" w:cstheme="majorBidi"/>
       <w:b/>
       <w:color w:val="000000" w:themeColor="text1"/>
       <w:kern w:val="0"/>
@@ -22158,7 +22224,7 @@
       <w14:ligatures w14:val="none"/>
     </w:rPr>
   </w:style>
-  <w:style w:type="paragraph" w:customStyle="1" w:styleId="Tabla">
+  <w:style w:type="paragraph" w:styleId="Tabla" w:customStyle="1">
     <w:name w:val="Tabla"/>
     <w:basedOn w:val="Normal"/>
     <w:next w:val="Normal"/>
@@ -22194,28 +22260,28 @@
       <w:contextualSpacing/>
     </w:pPr>
     <w:rPr>
-      <w:rFonts w:asciiTheme="majorHAnsi" w:eastAsiaTheme="majorEastAsia" w:hAnsiTheme="majorHAnsi" w:cstheme="majorBidi"/>
+      <w:rFonts w:asciiTheme="majorHAnsi" w:hAnsiTheme="majorHAnsi" w:eastAsiaTheme="majorEastAsia" w:cstheme="majorBidi"/>
       <w:spacing w:val="-10"/>
       <w:kern w:val="28"/>
       <w:sz w:val="56"/>
       <w:szCs w:val="56"/>
     </w:rPr>
   </w:style>
-  <w:style w:type="character" w:customStyle="1" w:styleId="TtuloCar">
+  <w:style w:type="character" w:styleId="TtuloCar" w:customStyle="1">
     <w:name w:val="Título Car"/>
     <w:basedOn w:val="Fuentedeprrafopredeter"/>
     <w:link w:val="Ttulo"/>
     <w:uiPriority w:val="10"/>
     <w:rsid w:val="00590D20"/>
     <w:rPr>
-      <w:rFonts w:asciiTheme="majorHAnsi" w:eastAsiaTheme="majorEastAsia" w:hAnsiTheme="majorHAnsi" w:cstheme="majorBidi"/>
+      <w:rFonts w:asciiTheme="majorHAnsi" w:hAnsiTheme="majorHAnsi" w:eastAsiaTheme="majorEastAsia" w:cstheme="majorBidi"/>
       <w:spacing w:val="-10"/>
       <w:kern w:val="28"/>
       <w:sz w:val="56"/>
       <w:szCs w:val="56"/>
     </w:rPr>
   </w:style>
-  <w:style w:type="character" w:customStyle="1" w:styleId="TablaCar">
+  <w:style w:type="character" w:styleId="TablaCar" w:customStyle="1">
     <w:name w:val="Tabla Car"/>
     <w:basedOn w:val="Fuentedeprrafopredeter"/>
     <w:link w:val="Tabla"/>
@@ -22230,7 +22296,7 @@
       <w14:ligatures w14:val="none"/>
     </w:rPr>
   </w:style>
-  <w:style w:type="table" w:customStyle="1" w:styleId="SENA">
+  <w:style w:type="table" w:styleId="SENA" w:customStyle="1">
     <w:name w:val="SENA"/>
     <w:basedOn w:val="Tablanormal"/>
     <w:uiPriority w:val="99"/>
@@ -22247,18 +22313,18 @@
     <w:tblPr>
       <w:tblStyleRowBandSize w:val="1"/>
       <w:tblBorders>
-        <w:top w:val="single" w:sz="4" w:space="0" w:color="D9D9D9" w:themeColor="background1" w:themeShade="D9"/>
-        <w:left w:val="single" w:sz="4" w:space="0" w:color="D9D9D9" w:themeColor="background1" w:themeShade="D9"/>
-        <w:bottom w:val="single" w:sz="4" w:space="0" w:color="D9D9D9" w:themeColor="background1" w:themeShade="D9"/>
-        <w:right w:val="single" w:sz="4" w:space="0" w:color="D9D9D9" w:themeColor="background1" w:themeShade="D9"/>
-        <w:insideH w:val="single" w:sz="4" w:space="0" w:color="D9D9D9" w:themeColor="background1" w:themeShade="D9"/>
-        <w:insideV w:val="single" w:sz="4" w:space="0" w:color="D9D9D9" w:themeColor="background1" w:themeShade="D9"/>
+        <w:top w:val="single" w:color="D9D9D9" w:themeColor="background1" w:themeShade="D9" w:sz="4" w:space="0"/>
+        <w:left w:val="single" w:color="D9D9D9" w:themeColor="background1" w:themeShade="D9" w:sz="4" w:space="0"/>
+        <w:bottom w:val="single" w:color="D9D9D9" w:themeColor="background1" w:themeShade="D9" w:sz="4" w:space="0"/>
+        <w:right w:val="single" w:color="D9D9D9" w:themeColor="background1" w:themeShade="D9" w:sz="4" w:space="0"/>
+        <w:insideH w:val="single" w:color="D9D9D9" w:themeColor="background1" w:themeShade="D9" w:sz="4" w:space="0"/>
+        <w:insideV w:val="single" w:color="D9D9D9" w:themeColor="background1" w:themeShade="D9" w:sz="4" w:space="0"/>
       </w:tblBorders>
     </w:tblPr>
     <w:tblStylePr w:type="firstRow">
       <w:pPr>
         <w:wordWrap/>
-        <w:spacing w:beforeLines="0" w:before="120" w:beforeAutospacing="0" w:afterLines="0" w:after="120" w:afterAutospacing="0"/>
+        <w:spacing w:before="120" w:beforeLines="0" w:beforeAutospacing="0" w:after="120" w:afterLines="0" w:afterAutospacing="0"/>
       </w:pPr>
       <w:rPr>
         <w:b/>
@@ -22285,12 +22351,12 @@
     </w:pPr>
     <w:tblPr>
       <w:tblBorders>
-        <w:top w:val="single" w:sz="4" w:space="0" w:color="auto"/>
-        <w:left w:val="single" w:sz="4" w:space="0" w:color="auto"/>
-        <w:bottom w:val="single" w:sz="4" w:space="0" w:color="auto"/>
-        <w:right w:val="single" w:sz="4" w:space="0" w:color="auto"/>
-        <w:insideH w:val="single" w:sz="4" w:space="0" w:color="auto"/>
-        <w:insideV w:val="single" w:sz="4" w:space="0" w:color="auto"/>
+        <w:top w:val="single" w:color="auto" w:sz="4" w:space="0"/>
+        <w:left w:val="single" w:color="auto" w:sz="4" w:space="0"/>
+        <w:bottom w:val="single" w:color="auto" w:sz="4" w:space="0"/>
+        <w:right w:val="single" w:color="auto" w:sz="4" w:space="0"/>
+        <w:insideH w:val="single" w:color="auto" w:sz="4" w:space="0"/>
+        <w:insideV w:val="single" w:color="auto" w:sz="4" w:space="0"/>
       </w:tblBorders>
     </w:tblPr>
   </w:style>
@@ -22305,7 +22371,7 @@
       <w:u w:val="single"/>
     </w:rPr>
   </w:style>
-  <w:style w:type="paragraph" w:customStyle="1" w:styleId="Video">
+  <w:style w:type="paragraph" w:styleId="Video" w:customStyle="1">
     <w:name w:val="Video"/>
     <w:basedOn w:val="Normal"/>
     <w:next w:val="Normal"/>
@@ -22326,7 +22392,7 @@
       <w14:ligatures w14:val="none"/>
     </w:rPr>
   </w:style>
-  <w:style w:type="character" w:customStyle="1" w:styleId="VideoCar">
+  <w:style w:type="character" w:styleId="VideoCar" w:customStyle="1">
     <w:name w:val="Video Car"/>
     <w:basedOn w:val="Fuentedeprrafopredeter"/>
     <w:link w:val="Video"/>
@@ -22339,7 +22405,7 @@
       <w14:ligatures w14:val="none"/>
     </w:rPr>
   </w:style>
-  <w:style w:type="character" w:customStyle="1" w:styleId="Mencinsinresolver1">
+  <w:style w:type="character" w:styleId="Mencinsinresolver1" w:customStyle="1">
     <w:name w:val="Mención sin resolver1"/>
     <w:basedOn w:val="Fuentedeprrafopredeter"/>
     <w:uiPriority w:val="99"/>
@@ -22367,12 +22433,12 @@
       <w:tblStyleRowBandSize w:val="1"/>
       <w:tblStyleColBandSize w:val="1"/>
       <w:tblBorders>
-        <w:top w:val="single" w:sz="4" w:space="0" w:color="C9C9C9" w:themeColor="accent3" w:themeTint="99"/>
-        <w:left w:val="single" w:sz="4" w:space="0" w:color="C9C9C9" w:themeColor="accent3" w:themeTint="99"/>
-        <w:bottom w:val="single" w:sz="4" w:space="0" w:color="C9C9C9" w:themeColor="accent3" w:themeTint="99"/>
-        <w:right w:val="single" w:sz="4" w:space="0" w:color="C9C9C9" w:themeColor="accent3" w:themeTint="99"/>
-        <w:insideH w:val="single" w:sz="4" w:space="0" w:color="C9C9C9" w:themeColor="accent3" w:themeTint="99"/>
-        <w:insideV w:val="single" w:sz="4" w:space="0" w:color="C9C9C9" w:themeColor="accent3" w:themeTint="99"/>
+        <w:top w:val="single" w:color="C9C9C9" w:themeColor="accent3" w:themeTint="99" w:sz="4" w:space="0"/>
+        <w:left w:val="single" w:color="C9C9C9" w:themeColor="accent3" w:themeTint="99" w:sz="4" w:space="0"/>
+        <w:bottom w:val="single" w:color="C9C9C9" w:themeColor="accent3" w:themeTint="99" w:sz="4" w:space="0"/>
+        <w:right w:val="single" w:color="C9C9C9" w:themeColor="accent3" w:themeTint="99" w:sz="4" w:space="0"/>
+        <w:insideH w:val="single" w:color="C9C9C9" w:themeColor="accent3" w:themeTint="99" w:sz="4" w:space="0"/>
+        <w:insideV w:val="single" w:color="C9C9C9" w:themeColor="accent3" w:themeTint="99" w:sz="4" w:space="0"/>
       </w:tblBorders>
     </w:tblPr>
     <w:tblStylePr w:type="firstRow">
@@ -22384,10 +22450,10 @@
       <w:tblPr/>
       <w:tcPr>
         <w:tcBorders>
-          <w:top w:val="single" w:sz="4" w:space="0" w:color="A5A5A5" w:themeColor="accent3"/>
-          <w:left w:val="single" w:sz="4" w:space="0" w:color="A5A5A5" w:themeColor="accent3"/>
-          <w:bottom w:val="single" w:sz="4" w:space="0" w:color="A5A5A5" w:themeColor="accent3"/>
-          <w:right w:val="single" w:sz="4" w:space="0" w:color="A5A5A5" w:themeColor="accent3"/>
+          <w:top w:val="single" w:color="A5A5A5" w:themeColor="accent3" w:sz="4" w:space="0"/>
+          <w:left w:val="single" w:color="A5A5A5" w:themeColor="accent3" w:sz="4" w:space="0"/>
+          <w:bottom w:val="single" w:color="A5A5A5" w:themeColor="accent3" w:sz="4" w:space="0"/>
+          <w:right w:val="single" w:color="A5A5A5" w:themeColor="accent3" w:sz="4" w:space="0"/>
           <w:insideH w:val="nil"/>
           <w:insideV w:val="nil"/>
         </w:tcBorders>
@@ -22402,7 +22468,7 @@
       <w:tblPr/>
       <w:tcPr>
         <w:tcBorders>
-          <w:top w:val="double" w:sz="4" w:space="0" w:color="A5A5A5" w:themeColor="accent3"/>
+          <w:top w:val="double" w:color="A5A5A5" w:themeColor="accent3" w:sz="4" w:space="0"/>
         </w:tcBorders>
       </w:tcPr>
     </w:tblStylePr>
@@ -22431,7 +22497,7 @@
       </w:tcPr>
     </w:tblStylePr>
   </w:style>
-  <w:style w:type="paragraph" w:customStyle="1" w:styleId="Tablas">
+  <w:style w:type="paragraph" w:styleId="Tablas" w:customStyle="1">
     <w:name w:val="Tablas"/>
     <w:qFormat/>
     <w:rsid w:val="00CE2C4A"/>
@@ -22448,7 +22514,7 @@
       <w14:ligatures w14:val="none"/>
     </w:rPr>
   </w:style>
-  <w:style w:type="paragraph" w:customStyle="1" w:styleId="TextoTablas">
+  <w:style w:type="paragraph" w:styleId="TextoTablas" w:customStyle="1">
     <w:name w:val="Texto_Tablas"/>
     <w:basedOn w:val="Normal"/>
     <w:qFormat/>
@@ -22544,7 +22610,7 @@
       <w:spacing w:before="0" w:after="0" w:line="240" w:lineRule="auto"/>
     </w:pPr>
   </w:style>
-  <w:style w:type="character" w:customStyle="1" w:styleId="EncabezadoCar">
+  <w:style w:type="character" w:styleId="EncabezadoCar" w:customStyle="1">
     <w:name w:val="Encabezado Car"/>
     <w:basedOn w:val="Fuentedeprrafopredeter"/>
     <w:link w:val="Encabezado"/>
@@ -22569,7 +22635,7 @@
       <w:spacing w:before="0" w:after="0" w:line="240" w:lineRule="auto"/>
     </w:pPr>
   </w:style>
-  <w:style w:type="character" w:customStyle="1" w:styleId="PiedepginaCar">
+  <w:style w:type="character" w:styleId="PiedepginaCar" w:customStyle="1">
     <w:name w:val="Pie de página Car"/>
     <w:basedOn w:val="Fuentedeprrafopredeter"/>
     <w:link w:val="Piedepgina"/>
@@ -22579,14 +22645,14 @@
       <w:sz w:val="28"/>
     </w:rPr>
   </w:style>
-  <w:style w:type="character" w:customStyle="1" w:styleId="Ttulo6Car">
+  <w:style w:type="character" w:styleId="Ttulo6Car" w:customStyle="1">
     <w:name w:val="Título 6 Car"/>
     <w:basedOn w:val="Fuentedeprrafopredeter"/>
     <w:link w:val="Ttulo6"/>
     <w:uiPriority w:val="9"/>
     <w:rsid w:val="00C7377B"/>
     <w:rPr>
-      <w:rFonts w:ascii="Calibri" w:eastAsiaTheme="majorEastAsia" w:hAnsi="Calibri" w:cstheme="majorBidi"/>
+      <w:rFonts w:ascii="Calibri" w:hAnsi="Calibri" w:eastAsiaTheme="majorEastAsia" w:cstheme="majorBidi"/>
       <w:b/>
       <w:color w:val="000000" w:themeColor="text1"/>
       <w:kern w:val="0"/>
@@ -22596,7 +22662,7 @@
       <w14:ligatures w14:val="none"/>
     </w:rPr>
   </w:style>
-  <w:style w:type="paragraph" w:customStyle="1" w:styleId="Titulosgenerales">
+  <w:style w:type="paragraph" w:styleId="Titulosgenerales" w:customStyle="1">
     <w:name w:val="Titulos generales"/>
     <w:basedOn w:val="Ttulo1"/>
     <w:qFormat/>
@@ -22643,7 +22709,7 @@
       <w:color w:val="404040" w:themeColor="text1" w:themeTint="BF"/>
     </w:rPr>
   </w:style>
-  <w:style w:type="character" w:customStyle="1" w:styleId="CitaCar">
+  <w:style w:type="character" w:styleId="CitaCar" w:customStyle="1">
     <w:name w:val="Cita Car"/>
     <w:basedOn w:val="Fuentedeprrafopredeter"/>
     <w:link w:val="Cita"/>
@@ -22668,7 +22734,7 @@
       <w:ind w:firstLine="0"/>
     </w:pPr>
     <w:rPr>
-      <w:rFonts w:ascii="Times New Roman" w:eastAsia="Times New Roman" w:hAnsi="Times New Roman" w:cs="Times New Roman"/>
+      <w:rFonts w:ascii="Times New Roman" w:hAnsi="Times New Roman" w:eastAsia="Times New Roman" w:cs="Times New Roman"/>
       <w:kern w:val="0"/>
       <w:sz w:val="24"/>
       <w:szCs w:val="24"/>
@@ -22688,12 +22754,12 @@
       <w:tblStyleRowBandSize w:val="1"/>
       <w:tblStyleColBandSize w:val="1"/>
       <w:tblBorders>
-        <w:top w:val="single" w:sz="4" w:space="0" w:color="999999" w:themeColor="text1" w:themeTint="66"/>
-        <w:left w:val="single" w:sz="4" w:space="0" w:color="999999" w:themeColor="text1" w:themeTint="66"/>
-        <w:bottom w:val="single" w:sz="4" w:space="0" w:color="999999" w:themeColor="text1" w:themeTint="66"/>
-        <w:right w:val="single" w:sz="4" w:space="0" w:color="999999" w:themeColor="text1" w:themeTint="66"/>
-        <w:insideH w:val="single" w:sz="4" w:space="0" w:color="999999" w:themeColor="text1" w:themeTint="66"/>
-        <w:insideV w:val="single" w:sz="4" w:space="0" w:color="999999" w:themeColor="text1" w:themeTint="66"/>
+        <w:top w:val="single" w:color="999999" w:themeColor="text1" w:themeTint="66" w:sz="4" w:space="0"/>
+        <w:left w:val="single" w:color="999999" w:themeColor="text1" w:themeTint="66" w:sz="4" w:space="0"/>
+        <w:bottom w:val="single" w:color="999999" w:themeColor="text1" w:themeTint="66" w:sz="4" w:space="0"/>
+        <w:right w:val="single" w:color="999999" w:themeColor="text1" w:themeTint="66" w:sz="4" w:space="0"/>
+        <w:insideH w:val="single" w:color="999999" w:themeColor="text1" w:themeTint="66" w:sz="4" w:space="0"/>
+        <w:insideV w:val="single" w:color="999999" w:themeColor="text1" w:themeTint="66" w:sz="4" w:space="0"/>
       </w:tblBorders>
     </w:tblPr>
     <w:tblStylePr w:type="firstRow">
@@ -22704,7 +22770,7 @@
       <w:tblPr/>
       <w:tcPr>
         <w:tcBorders>
-          <w:bottom w:val="single" w:sz="12" w:space="0" w:color="666666" w:themeColor="text1" w:themeTint="99"/>
+          <w:bottom w:val="single" w:color="666666" w:themeColor="text1" w:themeTint="99" w:sz="12" w:space="0"/>
         </w:tcBorders>
       </w:tcPr>
     </w:tblStylePr>
@@ -22716,7 +22782,7 @@
       <w:tblPr/>
       <w:tcPr>
         <w:tcBorders>
-          <w:top w:val="double" w:sz="2" w:space="0" w:color="666666" w:themeColor="text1" w:themeTint="99"/>
+          <w:top w:val="double" w:color="666666" w:themeColor="text1" w:themeTint="99" w:sz="2" w:space="0"/>
         </w:tcBorders>
       </w:tcPr>
     </w:tblStylePr>
@@ -22778,7 +22844,7 @@
       <w:sz w:val="22"/>
     </w:rPr>
   </w:style>
-  <w:style w:type="character" w:customStyle="1" w:styleId="SubttuloCar">
+  <w:style w:type="character" w:styleId="SubttuloCar" w:customStyle="1">
     <w:name w:val="Subtítulo Car"/>
     <w:basedOn w:val="Fuentedeprrafopredeter"/>
     <w:link w:val="Subttulo"/>
@@ -22790,14 +22856,14 @@
       <w:spacing w:val="15"/>
     </w:rPr>
   </w:style>
-  <w:style w:type="character" w:customStyle="1" w:styleId="Ttulo7Car">
+  <w:style w:type="character" w:styleId="Ttulo7Car" w:customStyle="1">
     <w:name w:val="Título 7 Car"/>
     <w:basedOn w:val="Fuentedeprrafopredeter"/>
     <w:link w:val="Ttulo7"/>
     <w:uiPriority w:val="9"/>
     <w:rsid w:val="001D4F8D"/>
     <w:rPr>
-      <w:rFonts w:asciiTheme="majorHAnsi" w:eastAsiaTheme="majorEastAsia" w:hAnsiTheme="majorHAnsi" w:cstheme="majorBidi"/>
+      <w:rFonts w:asciiTheme="majorHAnsi" w:hAnsiTheme="majorHAnsi" w:eastAsiaTheme="majorEastAsia" w:cstheme="majorBidi"/>
       <w:i/>
       <w:iCs/>
       <w:color w:val="1F3763" w:themeColor="accent1" w:themeShade="7F"/>
@@ -22817,7 +22883,7 @@
       <w:sz w:val="28"/>
     </w:rPr>
   </w:style>
-  <w:style w:type="numbering" w:customStyle="1" w:styleId="SENALista">
+  <w:style w:type="numbering" w:styleId="SENALista" w:customStyle="1">
     <w:name w:val="SENA_Lista"/>
     <w:uiPriority w:val="99"/>
     <w:rsid w:val="003574CB"/>
@@ -22827,7 +22893,7 @@
       </w:numPr>
     </w:pPr>
   </w:style>
-  <w:style w:type="paragraph" w:customStyle="1" w:styleId="Normal0">
+  <w:style w:type="paragraph" w:styleId="Normal0" w:customStyle="1">
     <w:name w:val="Normal0"/>
     <w:qFormat/>
     <w:rsid w:val="00CA5CF5"/>
@@ -22835,7 +22901,7 @@
       <w:spacing w:after="0" w:line="276" w:lineRule="auto"/>
     </w:pPr>
     <w:rPr>
-      <w:rFonts w:ascii="Arial" w:eastAsia="Arial" w:hAnsi="Arial" w:cs="Arial"/>
+      <w:rFonts w:ascii="Arial" w:hAnsi="Arial" w:eastAsia="Arial" w:cs="Arial"/>
       <w:kern w:val="0"/>
       <w:lang w:eastAsia="ja-JP"/>
       <w14:ligatures w14:val="none"/>
@@ -22850,7 +22916,7 @@
       <w:spacing w:after="0" w:line="240" w:lineRule="auto"/>
     </w:pPr>
     <w:rPr>
-      <w:rFonts w:ascii="Arial" w:eastAsia="Arial" w:hAnsi="Arial" w:cs="Arial"/>
+      <w:rFonts w:ascii="Arial" w:hAnsi="Arial" w:eastAsia="Arial" w:cs="Arial"/>
       <w:kern w:val="0"/>
       <w:sz w:val="20"/>
       <w:szCs w:val="20"/>
@@ -22861,12 +22927,12 @@
       <w:tblStyleRowBandSize w:val="1"/>
       <w:tblStyleColBandSize w:val="1"/>
       <w:tblBorders>
-        <w:top w:val="single" w:sz="4" w:space="0" w:color="666666" w:themeColor="text1" w:themeTint="99"/>
-        <w:left w:val="single" w:sz="4" w:space="0" w:color="666666" w:themeColor="text1" w:themeTint="99"/>
-        <w:bottom w:val="single" w:sz="4" w:space="0" w:color="666666" w:themeColor="text1" w:themeTint="99"/>
-        <w:right w:val="single" w:sz="4" w:space="0" w:color="666666" w:themeColor="text1" w:themeTint="99"/>
-        <w:insideH w:val="single" w:sz="4" w:space="0" w:color="666666" w:themeColor="text1" w:themeTint="99"/>
-        <w:insideV w:val="single" w:sz="4" w:space="0" w:color="666666" w:themeColor="text1" w:themeTint="99"/>
+        <w:top w:val="single" w:color="666666" w:themeColor="text1" w:themeTint="99" w:sz="4" w:space="0"/>
+        <w:left w:val="single" w:color="666666" w:themeColor="text1" w:themeTint="99" w:sz="4" w:space="0"/>
+        <w:bottom w:val="single" w:color="666666" w:themeColor="text1" w:themeTint="99" w:sz="4" w:space="0"/>
+        <w:right w:val="single" w:color="666666" w:themeColor="text1" w:themeTint="99" w:sz="4" w:space="0"/>
+        <w:insideH w:val="single" w:color="666666" w:themeColor="text1" w:themeTint="99" w:sz="4" w:space="0"/>
+        <w:insideV w:val="single" w:color="666666" w:themeColor="text1" w:themeTint="99" w:sz="4" w:space="0"/>
       </w:tblBorders>
     </w:tblPr>
     <w:tblStylePr w:type="firstRow">
@@ -22878,10 +22944,10 @@
       <w:tblPr/>
       <w:tcPr>
         <w:tcBorders>
-          <w:top w:val="single" w:sz="4" w:space="0" w:color="000000" w:themeColor="text1"/>
-          <w:left w:val="single" w:sz="4" w:space="0" w:color="000000" w:themeColor="text1"/>
-          <w:bottom w:val="single" w:sz="4" w:space="0" w:color="000000" w:themeColor="text1"/>
-          <w:right w:val="single" w:sz="4" w:space="0" w:color="000000" w:themeColor="text1"/>
+          <w:top w:val="single" w:color="000000" w:themeColor="text1" w:sz="4" w:space="0"/>
+          <w:left w:val="single" w:color="000000" w:themeColor="text1" w:sz="4" w:space="0"/>
+          <w:bottom w:val="single" w:color="000000" w:themeColor="text1" w:sz="4" w:space="0"/>
+          <w:right w:val="single" w:color="000000" w:themeColor="text1" w:sz="4" w:space="0"/>
           <w:insideH w:val="nil"/>
           <w:insideV w:val="nil"/>
         </w:tcBorders>
@@ -22896,7 +22962,7 @@
       <w:tblPr/>
       <w:tcPr>
         <w:tcBorders>
-          <w:top w:val="double" w:sz="4" w:space="0" w:color="000000" w:themeColor="text1"/>
+          <w:top w:val="double" w:color="000000" w:themeColor="text1" w:sz="4" w:space="0"/>
         </w:tcBorders>
       </w:tcPr>
     </w:tblStylePr>
@@ -22929,7 +22995,7 @@
 </file>
 
 <file path=word/theme/theme1.xml><?xml version="1.0" encoding="utf-8"?>
-<a:theme xmlns:a="http://schemas.openxmlformats.org/drawingml/2006/main" name="Tema de Office">
+<a:theme xmlns:a="http://schemas.openxmlformats.org/drawingml/2006/main" xmlns:thm15="http://schemas.microsoft.com/office/thememl/2012/main" name="Tema de Office">
   <a:themeElements>
     <a:clrScheme name="Office">
       <a:dk1>
@@ -23224,17 +23290,6 @@
 </file>
 
 <file path=customXml/item1.xml><?xml version="1.0" encoding="utf-8"?>
-<p:properties xmlns:p="http://schemas.microsoft.com/office/2006/metadata/properties" xmlns:xsi="http://www.w3.org/2001/XMLSchema-instance" xmlns:pc="http://schemas.microsoft.com/office/infopath/2007/PartnerControls">
-  <documentManagement>
-    <TaxCatchAll xmlns="13c90a0b-73bc-4dc0-be5f-28d77b615beb" xsi:nil="true"/>
-    <lcf76f155ced4ddcb4097134ff3c332f xmlns="13c93bba-48ce-428c-bfe5-88b42c19b028">
-      <Terms xmlns="http://schemas.microsoft.com/office/infopath/2007/PartnerControls"/>
-    </lcf76f155ced4ddcb4097134ff3c332f>
-  </documentManagement>
-</p:properties>
-</file>
-
-<file path=customXml/item2.xml><?xml version="1.0" encoding="utf-8"?>
 <ct:contentTypeSchema xmlns:ct="http://schemas.microsoft.com/office/2006/metadata/contentType" xmlns:ma="http://schemas.microsoft.com/office/2006/metadata/properties/metaAttributes" ct:_="" ma:_="" ma:contentTypeName="Documento" ma:contentTypeID="0x0101006A81D6BD42E8DF4C91013959704817E1" ma:contentTypeVersion="15" ma:contentTypeDescription="Crear nuevo documento." ma:contentTypeScope="" ma:versionID="bf4f72ffd194f0963ff564daca6869f7">
   <xsd:schema xmlns:xsd="http://www.w3.org/2001/XMLSchema" xmlns:xs="http://www.w3.org/2001/XMLSchema" xmlns:p="http://schemas.microsoft.com/office/2006/metadata/properties" xmlns:ns2="13c90a0b-73bc-4dc0-be5f-28d77b615beb" xmlns:ns3="13c93bba-48ce-428c-bfe5-88b42c19b028" targetNamespace="http://schemas.microsoft.com/office/2006/metadata/properties" ma:root="true" ma:fieldsID="8718d6f4873a5b1392a45044efa78385" ns2:_="" ns3:_="">
     <xsd:import namespace="13c90a0b-73bc-4dc0-be5f-28d77b615beb"/>
@@ -23469,11 +23524,18 @@
 </ct:contentTypeSchema>
 </file>
 
-<file path=customXml/item3.xml><?xml version="1.0" encoding="utf-8"?>
-<b:Sources xmlns:b="http://schemas.openxmlformats.org/officeDocument/2006/bibliography" xmlns="http://schemas.openxmlformats.org/officeDocument/2006/bibliography" SelectedStyle="\APASixthEditionOfficeOnline.xsl" StyleName="APA" Version="6"/>
+<file path=customXml/item2.xml><?xml version="1.0" encoding="utf-8"?>
+<p:properties xmlns:p="http://schemas.microsoft.com/office/2006/metadata/properties" xmlns:xsi="http://www.w3.org/2001/XMLSchema-instance" xmlns:pc="http://schemas.microsoft.com/office/infopath/2007/PartnerControls">
+  <documentManagement>
+    <TaxCatchAll xmlns="13c90a0b-73bc-4dc0-be5f-28d77b615beb" xsi:nil="true"/>
+    <lcf76f155ced4ddcb4097134ff3c332f xmlns="13c93bba-48ce-428c-bfe5-88b42c19b028">
+      <Terms xmlns="http://schemas.microsoft.com/office/infopath/2007/PartnerControls"/>
+    </lcf76f155ced4ddcb4097134ff3c332f>
+  </documentManagement>
+</p:properties>
 </file>
 
-<file path=customXml/item4.xml><?xml version="1.0" encoding="utf-8"?>
+<file path=customXml/item3.xml><?xml version="1.0" encoding="utf-8"?>
 <?mso-contentType ?>
 <FormTemplates xmlns="http://schemas.microsoft.com/sharepoint/v3/contenttype/forms">
   <Display>DocumentLibraryForm</Display>
@@ -23482,18 +23544,11 @@
 </FormTemplates>
 </file>
 
-<file path=customXml/itemProps1.xml><?xml version="1.0" encoding="utf-8"?>
-<ds:datastoreItem xmlns:ds="http://schemas.openxmlformats.org/officeDocument/2006/customXml" ds:itemID="{1279454D-02BE-4A9C-A117-DCD1573E2608}">
-  <ds:schemaRefs>
-    <ds:schemaRef ds:uri="http://schemas.microsoft.com/office/2006/metadata/properties"/>
-    <ds:schemaRef ds:uri="http://schemas.microsoft.com/office/infopath/2007/PartnerControls"/>
-    <ds:schemaRef ds:uri="13c90a0b-73bc-4dc0-be5f-28d77b615beb"/>
-    <ds:schemaRef ds:uri="13c93bba-48ce-428c-bfe5-88b42c19b028"/>
-  </ds:schemaRefs>
-</ds:datastoreItem>
+<file path=customXml/item4.xml><?xml version="1.0" encoding="utf-8"?>
+<b:Sources xmlns:b="http://schemas.openxmlformats.org/officeDocument/2006/bibliography" xmlns="http://schemas.openxmlformats.org/officeDocument/2006/bibliography" SelectedStyle="\APASixthEditionOfficeOnline.xsl" StyleName="APA" Version="6"/>
 </file>
 
-<file path=customXml/itemProps2.xml><?xml version="1.0" encoding="utf-8"?>
+<file path=customXml/itemProps1.xml><?xml version="1.0" encoding="utf-8"?>
 <ds:datastoreItem xmlns:ds="http://schemas.openxmlformats.org/officeDocument/2006/customXml" ds:itemID="{59065960-E0CA-4804-83B5-320CBCDCC160}">
   <ds:schemaRefs>
     <ds:schemaRef ds:uri="http://schemas.microsoft.com/office/2006/metadata/contentType"/>
@@ -23512,18 +23567,29 @@
 </ds:datastoreItem>
 </file>
 
+<file path=customXml/itemProps2.xml><?xml version="1.0" encoding="utf-8"?>
+<ds:datastoreItem xmlns:ds="http://schemas.openxmlformats.org/officeDocument/2006/customXml" ds:itemID="{1279454D-02BE-4A9C-A117-DCD1573E2608}">
+  <ds:schemaRefs>
+    <ds:schemaRef ds:uri="http://schemas.microsoft.com/office/2006/metadata/properties"/>
+    <ds:schemaRef ds:uri="http://schemas.microsoft.com/office/infopath/2007/PartnerControls"/>
+    <ds:schemaRef ds:uri="13c90a0b-73bc-4dc0-be5f-28d77b615beb"/>
+    <ds:schemaRef ds:uri="13c93bba-48ce-428c-bfe5-88b42c19b028"/>
+  </ds:schemaRefs>
+</ds:datastoreItem>
+</file>
+
 <file path=customXml/itemProps3.xml><?xml version="1.0" encoding="utf-8"?>
+<ds:datastoreItem xmlns:ds="http://schemas.openxmlformats.org/officeDocument/2006/customXml" ds:itemID="{10663269-2064-4804-8290-36D4A57F5557}">
+  <ds:schemaRefs>
+    <ds:schemaRef ds:uri="http://schemas.microsoft.com/sharepoint/v3/contenttype/forms"/>
+  </ds:schemaRefs>
+</ds:datastoreItem>
+</file>
+
+<file path=customXml/itemProps4.xml><?xml version="1.0" encoding="utf-8"?>
 <ds:datastoreItem xmlns:ds="http://schemas.openxmlformats.org/officeDocument/2006/customXml" ds:itemID="{EAE431FD-7059-4C09-804B-C9D69EB7B213}">
   <ds:schemaRefs>
     <ds:schemaRef ds:uri="http://schemas.openxmlformats.org/officeDocument/2006/bibliography"/>
   </ds:schemaRefs>
 </ds:datastoreItem>
-</file>
-
-<file path=customXml/itemProps4.xml><?xml version="1.0" encoding="utf-8"?>
-<ds:datastoreItem xmlns:ds="http://schemas.openxmlformats.org/officeDocument/2006/customXml" ds:itemID="{10663269-2064-4804-8290-36D4A57F5557}">
-  <ds:schemaRefs>
-    <ds:schemaRef ds:uri="http://schemas.microsoft.com/sharepoint/v3/contenttype/forms"/>
-  </ds:schemaRefs>
-</ds:datastoreItem>
 </file>